--- a/STM32F746G Discovery board/contents/Module06_FIR_Part2/Lab03_Documents/Lab03_FIRFilters.docx
+++ b/STM32F746G Discovery board/contents/Module06_FIR_Part2/Lab03_Documents/Lab03_FIRFilters.docx
@@ -1,6 +1,6 @@
 
 <file path=word/document.xml><?xml version="1.0" encoding="utf-8"?>
-<w:document xmlns:wpc="http://schemas.microsoft.com/office/word/2010/wordprocessingCanvas" xmlns:cx="http://schemas.microsoft.com/office/drawing/2014/chartex" xmlns:cx1="http://schemas.microsoft.com/office/drawing/2015/9/8/chartex" xmlns:cx2="http://schemas.microsoft.com/office/drawing/2015/10/21/chartex" xmlns:cx3="http://schemas.microsoft.com/office/drawing/2016/5/9/chartex" xmlns:cx4="http://schemas.microsoft.com/office/drawing/2016/5/10/chartex" xmlns:cx5="http://schemas.microsoft.com/office/drawing/2016/5/11/chartex" xmlns:cx6="http://schemas.microsoft.com/office/drawing/2016/5/12/chartex" xmlns:cx7="http://schemas.microsoft.com/office/drawing/2016/5/13/chartex" xmlns:cx8="http://schemas.microsoft.com/office/drawing/2016/5/14/chartex" xmlns:mc="http://schemas.openxmlformats.org/markup-compatibility/2006" xmlns:aink="http://schemas.microsoft.com/office/drawing/2016/ink" xmlns:am3d="http://schemas.microsoft.com/office/drawing/2017/model3d" xmlns:o="urn:schemas-microsoft-com:office:office" xmlns:oel="http://schemas.microsoft.com/office/2019/extlst" xmlns:r="http://schemas.openxmlformats.org/officeDocument/2006/relationships" xmlns:m="http://schemas.openxmlformats.org/officeDocument/2006/math" xmlns:v="urn:schemas-microsoft-com:vml" xmlns:wp14="http://schemas.microsoft.com/office/word/2010/wordprocessingDrawing" xmlns:wp="http://schemas.openxmlformats.org/drawingml/2006/wordprocessingDrawing" xmlns:w10="urn:schemas-microsoft-com:office:word" xmlns:w="http://schemas.openxmlformats.org/wordprocessingml/2006/main" xmlns:w14="http://schemas.microsoft.com/office/word/2010/wordml" xmlns:w15="http://schemas.microsoft.com/office/word/2012/wordml" xmlns:w16cex="http://schemas.microsoft.com/office/word/2018/wordml/cex" xmlns:w16cid="http://schemas.microsoft.com/office/word/2016/wordml/cid" xmlns:w16="http://schemas.microsoft.com/office/word/2018/wordml" xmlns:w16du="http://schemas.microsoft.com/office/word/2023/wordml/word16du" xmlns:w16sdtdh="http://schemas.microsoft.com/office/word/2020/wordml/sdtdatahash" xmlns:w16se="http://schemas.microsoft.com/office/word/2015/wordml/symex" xmlns:wpg="http://schemas.microsoft.com/office/word/2010/wordprocessingGroup" xmlns:wpi="http://schemas.microsoft.com/office/word/2010/wordprocessingInk" xmlns:wne="http://schemas.microsoft.com/office/word/2006/wordml" xmlns:wps="http://schemas.microsoft.com/office/word/2010/wordprocessingShape" mc:Ignorable="w14 w15 w16se w16cid w16 w16cex w16sdtdh wp14">
+<w:document xmlns:wpc="http://schemas.microsoft.com/office/word/2010/wordprocessingCanvas" xmlns:cx="http://schemas.microsoft.com/office/drawing/2014/chartex" xmlns:cx1="http://schemas.microsoft.com/office/drawing/2015/9/8/chartex" xmlns:cx2="http://schemas.microsoft.com/office/drawing/2015/10/21/chartex" xmlns:cx3="http://schemas.microsoft.com/office/drawing/2016/5/9/chartex" xmlns:cx4="http://schemas.microsoft.com/office/drawing/2016/5/10/chartex" xmlns:cx5="http://schemas.microsoft.com/office/drawing/2016/5/11/chartex" xmlns:cx6="http://schemas.microsoft.com/office/drawing/2016/5/12/chartex" xmlns:cx7="http://schemas.microsoft.com/office/drawing/2016/5/13/chartex" xmlns:cx8="http://schemas.microsoft.com/office/drawing/2016/5/14/chartex" xmlns:mc="http://schemas.openxmlformats.org/markup-compatibility/2006" xmlns:aink="http://schemas.microsoft.com/office/drawing/2016/ink" xmlns:am3d="http://schemas.microsoft.com/office/drawing/2017/model3d" xmlns:o="urn:schemas-microsoft-com:office:office" xmlns:oel="http://schemas.microsoft.com/office/2019/extlst" xmlns:r="http://schemas.openxmlformats.org/officeDocument/2006/relationships" xmlns:m="http://schemas.openxmlformats.org/officeDocument/2006/math" xmlns:v="urn:schemas-microsoft-com:vml" xmlns:wp14="http://schemas.microsoft.com/office/word/2010/wordprocessingDrawing" xmlns:wp="http://schemas.openxmlformats.org/drawingml/2006/wordprocessingDrawing" xmlns:w10="urn:schemas-microsoft-com:office:word" xmlns:w="http://schemas.openxmlformats.org/wordprocessingml/2006/main" xmlns:w14="http://schemas.microsoft.com/office/word/2010/wordml" xmlns:w15="http://schemas.microsoft.com/office/word/2012/wordml" xmlns:w16cex="http://schemas.microsoft.com/office/word/2018/wordml/cex" xmlns:w16cid="http://schemas.microsoft.com/office/word/2016/wordml/cid" xmlns:w16="http://schemas.microsoft.com/office/word/2018/wordml" xmlns:w16du="http://schemas.microsoft.com/office/word/2023/wordml/word16du" xmlns:w16sdtdh="http://schemas.microsoft.com/office/word/2020/wordml/sdtdatahash" xmlns:w16sdtfl="http://schemas.microsoft.com/office/word/2024/wordml/sdtformatlock" xmlns:w16se="http://schemas.microsoft.com/office/word/2015/wordml/symex" xmlns:wpg="http://schemas.microsoft.com/office/word/2010/wordprocessingGroup" xmlns:wpi="http://schemas.microsoft.com/office/word/2010/wordprocessingInk" xmlns:wne="http://schemas.microsoft.com/office/word/2006/wordml" xmlns:wps="http://schemas.microsoft.com/office/word/2010/wordprocessingShape" mc:Ignorable="w14 w15 w16se w16cid w16 w16cex w16sdtdh w16sdtfl w16du wp14">
   <w:body>
     <w:p>
       <w:pPr>
@@ -91,14 +91,14 @@
           <w:b/>
           <w:sz w:val="52"/>
         </w:rPr>
-        <w:t>0</w:t>
+        <w:t>3</w:t>
       </w:r>
       <w:r>
         <w:rPr>
           <w:b/>
           <w:sz w:val="52"/>
         </w:rPr>
-        <w:t>3</w:t>
+        <w:t xml:space="preserve">: </w:t>
       </w:r>
     </w:p>
     <w:p>
@@ -204,7 +204,11 @@
               <w:rFonts w:asciiTheme="minorHAnsi" w:hAnsiTheme="minorHAnsi"/>
               <w:b w:val="0"/>
               <w:color w:val="auto"/>
-              <w:sz w:val="22"/>
+              <w:kern w:val="2"/>
+              <w:sz w:val="24"/>
+              <w:szCs w:val="24"/>
+              <w:lang w:val="en-GB" w:eastAsia="en-GB"/>
+              <w14:ligatures w14:val="standardContextual"/>
             </w:rPr>
           </w:pPr>
           <w:r>
@@ -220,7 +224,7 @@
             </w:rPr>
             <w:fldChar w:fldCharType="separate"/>
           </w:r>
-          <w:hyperlink w:anchor="_Toc29195002" w:history="1">
+          <w:hyperlink w:anchor="_Toc225512024" w:history="1">
             <w:r>
               <w:rPr>
                 <w:rStyle w:val="Hyperlink"/>
@@ -232,7 +236,11 @@
                 <w:rFonts w:asciiTheme="minorHAnsi" w:hAnsiTheme="minorHAnsi"/>
                 <w:b w:val="0"/>
                 <w:color w:val="auto"/>
-                <w:sz w:val="22"/>
+                <w:kern w:val="2"/>
+                <w:sz w:val="24"/>
+                <w:szCs w:val="24"/>
+                <w:lang w:val="en-GB" w:eastAsia="en-GB"/>
+                <w14:ligatures w14:val="standardContextual"/>
               </w:rPr>
               <w:tab/>
             </w:r>
@@ -258,7 +266,7 @@
               <w:rPr>
                 <w:webHidden/>
               </w:rPr>
-              <w:instrText xml:space="preserve"> PAGEREF _Toc29195002 \h </w:instrText>
+              <w:instrText xml:space="preserve"> PAGEREF _Toc225512024 \h </w:instrText>
             </w:r>
             <w:r>
               <w:rPr>
@@ -289,16 +297,21 @@
           <w:pPr>
             <w:pStyle w:val="TOC2"/>
             <w:tabs>
-              <w:tab w:val="left" w:pos="880"/>
+              <w:tab w:val="left" w:pos="960"/>
               <w:tab w:val="right" w:leader="dot" w:pos="9016"/>
             </w:tabs>
             <w:rPr>
               <w:rFonts w:asciiTheme="minorHAnsi" w:hAnsiTheme="minorHAnsi"/>
               <w:noProof/>
               <w:color w:val="auto"/>
+              <w:kern w:val="2"/>
+              <w:sz w:val="24"/>
+              <w:szCs w:val="24"/>
+              <w:lang w:val="en-GB" w:eastAsia="en-GB"/>
+              <w14:ligatures w14:val="standardContextual"/>
             </w:rPr>
           </w:pPr>
-          <w:hyperlink w:anchor="_Toc29195003" w:history="1">
+          <w:hyperlink w:anchor="_Toc225512025" w:history="1">
             <w:r>
               <w:rPr>
                 <w:rStyle w:val="Hyperlink"/>
@@ -311,6 +324,11 @@
                 <w:rFonts w:asciiTheme="minorHAnsi" w:hAnsiTheme="minorHAnsi"/>
                 <w:noProof/>
                 <w:color w:val="auto"/>
+                <w:kern w:val="2"/>
+                <w:sz w:val="24"/>
+                <w:szCs w:val="24"/>
+                <w:lang w:val="en-GB" w:eastAsia="en-GB"/>
+                <w14:ligatures w14:val="standardContextual"/>
               </w:rPr>
               <w:tab/>
             </w:r>
@@ -319,7 +337,7 @@
                 <w:rStyle w:val="Hyperlink"/>
                 <w:noProof/>
               </w:rPr>
-              <w:t>Lab overview</w:t>
+              <w:t>Lab Overview</w:t>
             </w:r>
             <w:r>
               <w:rPr>
@@ -340,7 +358,7 @@
                 <w:noProof/>
                 <w:webHidden/>
               </w:rPr>
-              <w:instrText xml:space="preserve"> PAGEREF _Toc29195003 \h </w:instrText>
+              <w:instrText xml:space="preserve"> PAGEREF _Toc225512025 \h </w:instrText>
             </w:r>
             <w:r>
               <w:rPr>
@@ -378,10 +396,14 @@
               <w:rFonts w:asciiTheme="minorHAnsi" w:hAnsiTheme="minorHAnsi"/>
               <w:b w:val="0"/>
               <w:color w:val="auto"/>
-              <w:sz w:val="22"/>
+              <w:kern w:val="2"/>
+              <w:sz w:val="24"/>
+              <w:szCs w:val="24"/>
+              <w:lang w:val="en-GB" w:eastAsia="en-GB"/>
+              <w14:ligatures w14:val="standardContextual"/>
             </w:rPr>
           </w:pPr>
-          <w:hyperlink w:anchor="_Toc29195004" w:history="1">
+          <w:hyperlink w:anchor="_Toc225512026" w:history="1">
             <w:r>
               <w:rPr>
                 <w:rStyle w:val="Hyperlink"/>
@@ -393,7 +415,11 @@
                 <w:rFonts w:asciiTheme="minorHAnsi" w:hAnsiTheme="minorHAnsi"/>
                 <w:b w:val="0"/>
                 <w:color w:val="auto"/>
-                <w:sz w:val="22"/>
+                <w:kern w:val="2"/>
+                <w:sz w:val="24"/>
+                <w:szCs w:val="24"/>
+                <w:lang w:val="en-GB" w:eastAsia="en-GB"/>
+                <w14:ligatures w14:val="standardContextual"/>
               </w:rPr>
               <w:tab/>
             </w:r>
@@ -419,7 +445,7 @@
               <w:rPr>
                 <w:webHidden/>
               </w:rPr>
-              <w:instrText xml:space="preserve"> PAGEREF _Toc29195004 \h </w:instrText>
+              <w:instrText xml:space="preserve"> PAGEREF _Toc225512026 \h </w:instrText>
             </w:r>
             <w:r>
               <w:rPr>
@@ -453,10 +479,14 @@
               <w:rFonts w:asciiTheme="minorHAnsi" w:hAnsiTheme="minorHAnsi"/>
               <w:b w:val="0"/>
               <w:color w:val="auto"/>
-              <w:sz w:val="22"/>
+              <w:kern w:val="2"/>
+              <w:sz w:val="24"/>
+              <w:szCs w:val="24"/>
+              <w:lang w:val="en-GB" w:eastAsia="en-GB"/>
+              <w14:ligatures w14:val="standardContextual"/>
             </w:rPr>
           </w:pPr>
-          <w:hyperlink w:anchor="_Toc29195005" w:history="1">
+          <w:hyperlink w:anchor="_Toc225512027" w:history="1">
             <w:r>
               <w:rPr>
                 <w:rStyle w:val="Hyperlink"/>
@@ -468,7 +498,11 @@
                 <w:rFonts w:asciiTheme="minorHAnsi" w:hAnsiTheme="minorHAnsi"/>
                 <w:b w:val="0"/>
                 <w:color w:val="auto"/>
-                <w:sz w:val="22"/>
+                <w:kern w:val="2"/>
+                <w:sz w:val="24"/>
+                <w:szCs w:val="24"/>
+                <w:lang w:val="en-GB" w:eastAsia="en-GB"/>
+                <w14:ligatures w14:val="standardContextual"/>
               </w:rPr>
               <w:tab/>
             </w:r>
@@ -494,7 +528,7 @@
               <w:rPr>
                 <w:webHidden/>
               </w:rPr>
-              <w:instrText xml:space="preserve"> PAGEREF _Toc29195005 \h </w:instrText>
+              <w:instrText xml:space="preserve"> PAGEREF _Toc225512027 \h </w:instrText>
             </w:r>
             <w:r>
               <w:rPr>
@@ -528,10 +562,14 @@
               <w:rFonts w:asciiTheme="minorHAnsi" w:hAnsiTheme="minorHAnsi"/>
               <w:b w:val="0"/>
               <w:color w:val="auto"/>
-              <w:sz w:val="22"/>
+              <w:kern w:val="2"/>
+              <w:sz w:val="24"/>
+              <w:szCs w:val="24"/>
+              <w:lang w:val="en-GB" w:eastAsia="en-GB"/>
+              <w14:ligatures w14:val="standardContextual"/>
             </w:rPr>
           </w:pPr>
-          <w:hyperlink w:anchor="_Toc29195006" w:history="1">
+          <w:hyperlink w:anchor="_Toc225512028" w:history="1">
             <w:r>
               <w:rPr>
                 <w:rStyle w:val="Hyperlink"/>
@@ -543,7 +581,11 @@
                 <w:rFonts w:asciiTheme="minorHAnsi" w:hAnsiTheme="minorHAnsi"/>
                 <w:b w:val="0"/>
                 <w:color w:val="auto"/>
-                <w:sz w:val="22"/>
+                <w:kern w:val="2"/>
+                <w:sz w:val="24"/>
+                <w:szCs w:val="24"/>
+                <w:lang w:val="en-GB" w:eastAsia="en-GB"/>
+                <w14:ligatures w14:val="standardContextual"/>
               </w:rPr>
               <w:tab/>
             </w:r>
@@ -569,7 +611,7 @@
               <w:rPr>
                 <w:webHidden/>
               </w:rPr>
-              <w:instrText xml:space="preserve"> PAGEREF _Toc29195006 \h </w:instrText>
+              <w:instrText xml:space="preserve"> PAGEREF _Toc225512028 \h </w:instrText>
             </w:r>
             <w:r>
               <w:rPr>
@@ -603,10 +645,14 @@
               <w:rFonts w:asciiTheme="minorHAnsi" w:hAnsiTheme="minorHAnsi"/>
               <w:b w:val="0"/>
               <w:color w:val="auto"/>
-              <w:sz w:val="22"/>
+              <w:kern w:val="2"/>
+              <w:sz w:val="24"/>
+              <w:szCs w:val="24"/>
+              <w:lang w:val="en-GB" w:eastAsia="en-GB"/>
+              <w14:ligatures w14:val="standardContextual"/>
             </w:rPr>
           </w:pPr>
-          <w:hyperlink w:anchor="_Toc29195007" w:history="1">
+          <w:hyperlink w:anchor="_Toc225512029" w:history="1">
             <w:r>
               <w:rPr>
                 <w:rStyle w:val="Hyperlink"/>
@@ -618,7 +664,11 @@
                 <w:rFonts w:asciiTheme="minorHAnsi" w:hAnsiTheme="minorHAnsi"/>
                 <w:b w:val="0"/>
                 <w:color w:val="auto"/>
-                <w:sz w:val="22"/>
+                <w:kern w:val="2"/>
+                <w:sz w:val="24"/>
+                <w:szCs w:val="24"/>
+                <w:lang w:val="en-GB" w:eastAsia="en-GB"/>
+                <w14:ligatures w14:val="standardContextual"/>
               </w:rPr>
               <w:tab/>
             </w:r>
@@ -644,7 +694,7 @@
               <w:rPr>
                 <w:webHidden/>
               </w:rPr>
-              <w:instrText xml:space="preserve"> PAGEREF _Toc29195007 \h </w:instrText>
+              <w:instrText xml:space="preserve"> PAGEREF _Toc225512029 \h </w:instrText>
             </w:r>
             <w:r>
               <w:rPr>
@@ -675,16 +725,21 @@
           <w:pPr>
             <w:pStyle w:val="TOC2"/>
             <w:tabs>
-              <w:tab w:val="left" w:pos="880"/>
+              <w:tab w:val="left" w:pos="960"/>
               <w:tab w:val="right" w:leader="dot" w:pos="9016"/>
             </w:tabs>
             <w:rPr>
               <w:rFonts w:asciiTheme="minorHAnsi" w:hAnsiTheme="minorHAnsi"/>
               <w:noProof/>
               <w:color w:val="auto"/>
+              <w:kern w:val="2"/>
+              <w:sz w:val="24"/>
+              <w:szCs w:val="24"/>
+              <w:lang w:val="en-GB" w:eastAsia="en-GB"/>
+              <w14:ligatures w14:val="standardContextual"/>
             </w:rPr>
           </w:pPr>
-          <w:hyperlink w:anchor="_Toc29195008" w:history="1">
+          <w:hyperlink w:anchor="_Toc225512030" w:history="1">
             <w:r>
               <w:rPr>
                 <w:rStyle w:val="Hyperlink"/>
@@ -697,6 +752,11 @@
                 <w:rFonts w:asciiTheme="minorHAnsi" w:hAnsiTheme="minorHAnsi"/>
                 <w:noProof/>
                 <w:color w:val="auto"/>
+                <w:kern w:val="2"/>
+                <w:sz w:val="24"/>
+                <w:szCs w:val="24"/>
+                <w:lang w:val="en-GB" w:eastAsia="en-GB"/>
+                <w14:ligatures w14:val="standardContextual"/>
               </w:rPr>
               <w:tab/>
             </w:r>
@@ -726,7 +786,7 @@
                 <w:noProof/>
                 <w:webHidden/>
               </w:rPr>
-              <w:instrText xml:space="preserve"> PAGEREF _Toc29195008 \h </w:instrText>
+              <w:instrText xml:space="preserve"> PAGEREF _Toc225512030 \h </w:instrText>
             </w:r>
             <w:r>
               <w:rPr>
@@ -764,10 +824,14 @@
               <w:rFonts w:asciiTheme="minorHAnsi" w:hAnsiTheme="minorHAnsi"/>
               <w:b w:val="0"/>
               <w:color w:val="auto"/>
-              <w:sz w:val="22"/>
+              <w:kern w:val="2"/>
+              <w:sz w:val="24"/>
+              <w:szCs w:val="24"/>
+              <w:lang w:val="en-GB" w:eastAsia="en-GB"/>
+              <w14:ligatures w14:val="standardContextual"/>
             </w:rPr>
           </w:pPr>
-          <w:hyperlink w:anchor="_Toc29195009" w:history="1">
+          <w:hyperlink w:anchor="_Toc225512031" w:history="1">
             <w:r>
               <w:rPr>
                 <w:rStyle w:val="Hyperlink"/>
@@ -779,7 +843,11 @@
                 <w:rFonts w:asciiTheme="minorHAnsi" w:hAnsiTheme="minorHAnsi"/>
                 <w:b w:val="0"/>
                 <w:color w:val="auto"/>
-                <w:sz w:val="22"/>
+                <w:kern w:val="2"/>
+                <w:sz w:val="24"/>
+                <w:szCs w:val="24"/>
+                <w:lang w:val="en-GB" w:eastAsia="en-GB"/>
+                <w14:ligatures w14:val="standardContextual"/>
               </w:rPr>
               <w:tab/>
             </w:r>
@@ -805,7 +873,7 @@
               <w:rPr>
                 <w:webHidden/>
               </w:rPr>
-              <w:instrText xml:space="preserve"> PAGEREF _Toc29195009 \h </w:instrText>
+              <w:instrText xml:space="preserve"> PAGEREF _Toc225512031 \h </w:instrText>
             </w:r>
             <w:r>
               <w:rPr>
@@ -836,16 +904,21 @@
           <w:pPr>
             <w:pStyle w:val="TOC2"/>
             <w:tabs>
-              <w:tab w:val="left" w:pos="880"/>
+              <w:tab w:val="left" w:pos="960"/>
               <w:tab w:val="right" w:leader="dot" w:pos="9016"/>
             </w:tabs>
             <w:rPr>
               <w:rFonts w:asciiTheme="minorHAnsi" w:hAnsiTheme="minorHAnsi"/>
               <w:noProof/>
               <w:color w:val="auto"/>
+              <w:kern w:val="2"/>
+              <w:sz w:val="24"/>
+              <w:szCs w:val="24"/>
+              <w:lang w:val="en-GB" w:eastAsia="en-GB"/>
+              <w14:ligatures w14:val="standardContextual"/>
             </w:rPr>
           </w:pPr>
-          <w:hyperlink w:anchor="_Toc29195010" w:history="1">
+          <w:hyperlink w:anchor="_Toc225512032" w:history="1">
             <w:r>
               <w:rPr>
                 <w:rStyle w:val="Hyperlink"/>
@@ -858,6 +931,11 @@
                 <w:rFonts w:asciiTheme="minorHAnsi" w:hAnsiTheme="minorHAnsi"/>
                 <w:noProof/>
                 <w:color w:val="auto"/>
+                <w:kern w:val="2"/>
+                <w:sz w:val="24"/>
+                <w:szCs w:val="24"/>
+                <w:lang w:val="en-GB" w:eastAsia="en-GB"/>
+                <w14:ligatures w14:val="standardContextual"/>
               </w:rPr>
               <w:tab/>
             </w:r>
@@ -887,7 +965,7 @@
                 <w:noProof/>
                 <w:webHidden/>
               </w:rPr>
-              <w:instrText xml:space="preserve"> PAGEREF _Toc29195010 \h </w:instrText>
+              <w:instrText xml:space="preserve"> PAGEREF _Toc225512032 \h </w:instrText>
             </w:r>
             <w:r>
               <w:rPr>
@@ -925,10 +1003,14 @@
               <w:rFonts w:asciiTheme="minorHAnsi" w:hAnsiTheme="minorHAnsi"/>
               <w:b w:val="0"/>
               <w:color w:val="auto"/>
-              <w:sz w:val="22"/>
+              <w:kern w:val="2"/>
+              <w:sz w:val="24"/>
+              <w:szCs w:val="24"/>
+              <w:lang w:val="en-GB" w:eastAsia="en-GB"/>
+              <w14:ligatures w14:val="standardContextual"/>
             </w:rPr>
           </w:pPr>
-          <w:hyperlink w:anchor="_Toc29195011" w:history="1">
+          <w:hyperlink w:anchor="_Toc225512033" w:history="1">
             <w:r>
               <w:rPr>
                 <w:rStyle w:val="Hyperlink"/>
@@ -940,7 +1022,11 @@
                 <w:rFonts w:asciiTheme="minorHAnsi" w:hAnsiTheme="minorHAnsi"/>
                 <w:b w:val="0"/>
                 <w:color w:val="auto"/>
-                <w:sz w:val="22"/>
+                <w:kern w:val="2"/>
+                <w:sz w:val="24"/>
+                <w:szCs w:val="24"/>
+                <w:lang w:val="en-GB" w:eastAsia="en-GB"/>
+                <w14:ligatures w14:val="standardContextual"/>
               </w:rPr>
               <w:tab/>
             </w:r>
@@ -986,7 +1072,7 @@
               <w:rPr>
                 <w:webHidden/>
               </w:rPr>
-              <w:instrText xml:space="preserve"> PAGEREF _Toc29195011 \h </w:instrText>
+              <w:instrText xml:space="preserve"> PAGEREF _Toc225512033 \h </w:instrText>
             </w:r>
             <w:r>
               <w:rPr>
@@ -1003,7 +1089,7 @@
               <w:rPr>
                 <w:webHidden/>
               </w:rPr>
-              <w:t>7</w:t>
+              <w:t>6</w:t>
             </w:r>
             <w:r>
               <w:rPr>
@@ -1017,16 +1103,21 @@
           <w:pPr>
             <w:pStyle w:val="TOC2"/>
             <w:tabs>
-              <w:tab w:val="left" w:pos="880"/>
+              <w:tab w:val="left" w:pos="960"/>
               <w:tab w:val="right" w:leader="dot" w:pos="9016"/>
             </w:tabs>
             <w:rPr>
               <w:rFonts w:asciiTheme="minorHAnsi" w:hAnsiTheme="minorHAnsi"/>
               <w:noProof/>
               <w:color w:val="auto"/>
+              <w:kern w:val="2"/>
+              <w:sz w:val="24"/>
+              <w:szCs w:val="24"/>
+              <w:lang w:val="en-GB" w:eastAsia="en-GB"/>
+              <w14:ligatures w14:val="standardContextual"/>
             </w:rPr>
           </w:pPr>
-          <w:hyperlink w:anchor="_Toc29195012" w:history="1">
+          <w:hyperlink w:anchor="_Toc225512034" w:history="1">
             <w:r>
               <w:rPr>
                 <w:rStyle w:val="Hyperlink"/>
@@ -1039,6 +1130,11 @@
                 <w:rFonts w:asciiTheme="minorHAnsi" w:hAnsiTheme="minorHAnsi"/>
                 <w:noProof/>
                 <w:color w:val="auto"/>
+                <w:kern w:val="2"/>
+                <w:sz w:val="24"/>
+                <w:szCs w:val="24"/>
+                <w:lang w:val="en-GB" w:eastAsia="en-GB"/>
+                <w14:ligatures w14:val="standardContextual"/>
               </w:rPr>
               <w:tab/>
             </w:r>
@@ -1068,7 +1164,7 @@
                 <w:noProof/>
                 <w:webHidden/>
               </w:rPr>
-              <w:instrText xml:space="preserve"> PAGEREF _Toc29195012 \h </w:instrText>
+              <w:instrText xml:space="preserve"> PAGEREF _Toc225512034 \h </w:instrText>
             </w:r>
             <w:r>
               <w:rPr>
@@ -1106,10 +1202,14 @@
               <w:rFonts w:asciiTheme="minorHAnsi" w:hAnsiTheme="minorHAnsi"/>
               <w:b w:val="0"/>
               <w:color w:val="auto"/>
-              <w:sz w:val="22"/>
+              <w:kern w:val="2"/>
+              <w:sz w:val="24"/>
+              <w:szCs w:val="24"/>
+              <w:lang w:val="en-GB" w:eastAsia="en-GB"/>
+              <w14:ligatures w14:val="standardContextual"/>
             </w:rPr>
           </w:pPr>
-          <w:hyperlink w:anchor="_Toc29195013" w:history="1">
+          <w:hyperlink w:anchor="_Toc225512035" w:history="1">
             <w:r>
               <w:rPr>
                 <w:rStyle w:val="Hyperlink"/>
@@ -1122,7 +1222,11 @@
                 <w:rFonts w:asciiTheme="minorHAnsi" w:hAnsiTheme="minorHAnsi"/>
                 <w:b w:val="0"/>
                 <w:color w:val="auto"/>
-                <w:sz w:val="22"/>
+                <w:kern w:val="2"/>
+                <w:sz w:val="24"/>
+                <w:szCs w:val="24"/>
+                <w:lang w:val="en-GB" w:eastAsia="en-GB"/>
+                <w14:ligatures w14:val="standardContextual"/>
               </w:rPr>
               <w:tab/>
             </w:r>
@@ -1168,7 +1272,7 @@
               <w:rPr>
                 <w:webHidden/>
               </w:rPr>
-              <w:instrText xml:space="preserve"> PAGEREF _Toc29195013 \h </w:instrText>
+              <w:instrText xml:space="preserve"> PAGEREF _Toc225512035 \h </w:instrText>
             </w:r>
             <w:r>
               <w:rPr>
@@ -1199,16 +1303,21 @@
           <w:pPr>
             <w:pStyle w:val="TOC2"/>
             <w:tabs>
-              <w:tab w:val="left" w:pos="880"/>
+              <w:tab w:val="left" w:pos="960"/>
               <w:tab w:val="right" w:leader="dot" w:pos="9016"/>
             </w:tabs>
             <w:rPr>
               <w:rFonts w:asciiTheme="minorHAnsi" w:hAnsiTheme="minorHAnsi"/>
               <w:noProof/>
               <w:color w:val="auto"/>
+              <w:kern w:val="2"/>
+              <w:sz w:val="24"/>
+              <w:szCs w:val="24"/>
+              <w:lang w:val="en-GB" w:eastAsia="en-GB"/>
+              <w14:ligatures w14:val="standardContextual"/>
             </w:rPr>
           </w:pPr>
-          <w:hyperlink w:anchor="_Toc29195014" w:history="1">
+          <w:hyperlink w:anchor="_Toc225512036" w:history="1">
             <w:r>
               <w:rPr>
                 <w:rStyle w:val="Hyperlink"/>
@@ -1221,6 +1330,11 @@
                 <w:rFonts w:asciiTheme="minorHAnsi" w:hAnsiTheme="minorHAnsi"/>
                 <w:noProof/>
                 <w:color w:val="auto"/>
+                <w:kern w:val="2"/>
+                <w:sz w:val="24"/>
+                <w:szCs w:val="24"/>
+                <w:lang w:val="en-GB" w:eastAsia="en-GB"/>
+                <w14:ligatures w14:val="standardContextual"/>
               </w:rPr>
               <w:tab/>
             </w:r>
@@ -1250,7 +1364,7 @@
                 <w:noProof/>
                 <w:webHidden/>
               </w:rPr>
-              <w:instrText xml:space="preserve"> PAGEREF _Toc29195014 \h </w:instrText>
+              <w:instrText xml:space="preserve"> PAGEREF _Toc225512036 \h </w:instrText>
             </w:r>
             <w:r>
               <w:rPr>
@@ -1288,10 +1402,14 @@
               <w:rFonts w:asciiTheme="minorHAnsi" w:hAnsiTheme="minorHAnsi"/>
               <w:b w:val="0"/>
               <w:color w:val="auto"/>
-              <w:sz w:val="22"/>
+              <w:kern w:val="2"/>
+              <w:sz w:val="24"/>
+              <w:szCs w:val="24"/>
+              <w:lang w:val="en-GB" w:eastAsia="en-GB"/>
+              <w14:ligatures w14:val="standardContextual"/>
             </w:rPr>
           </w:pPr>
-          <w:hyperlink w:anchor="_Toc29195015" w:history="1">
+          <w:hyperlink w:anchor="_Toc225512037" w:history="1">
             <w:r>
               <w:rPr>
                 <w:rStyle w:val="Hyperlink"/>
@@ -1303,7 +1421,11 @@
                 <w:rFonts w:asciiTheme="minorHAnsi" w:hAnsiTheme="minorHAnsi"/>
                 <w:b w:val="0"/>
                 <w:color w:val="auto"/>
-                <w:sz w:val="22"/>
+                <w:kern w:val="2"/>
+                <w:sz w:val="24"/>
+                <w:szCs w:val="24"/>
+                <w:lang w:val="en-GB" w:eastAsia="en-GB"/>
+                <w14:ligatures w14:val="standardContextual"/>
               </w:rPr>
               <w:tab/>
             </w:r>
@@ -1329,7 +1451,7 @@
               <w:rPr>
                 <w:webHidden/>
               </w:rPr>
-              <w:instrText xml:space="preserve"> PAGEREF _Toc29195015 \h </w:instrText>
+              <w:instrText xml:space="preserve"> PAGEREF _Toc225512037 \h </w:instrText>
             </w:r>
             <w:r>
               <w:rPr>
@@ -1360,16 +1482,21 @@
           <w:pPr>
             <w:pStyle w:val="TOC2"/>
             <w:tabs>
-              <w:tab w:val="left" w:pos="880"/>
+              <w:tab w:val="left" w:pos="960"/>
               <w:tab w:val="right" w:leader="dot" w:pos="9016"/>
             </w:tabs>
             <w:rPr>
               <w:rFonts w:asciiTheme="minorHAnsi" w:hAnsiTheme="minorHAnsi"/>
               <w:noProof/>
               <w:color w:val="auto"/>
+              <w:kern w:val="2"/>
+              <w:sz w:val="24"/>
+              <w:szCs w:val="24"/>
+              <w:lang w:val="en-GB" w:eastAsia="en-GB"/>
+              <w14:ligatures w14:val="standardContextual"/>
             </w:rPr>
           </w:pPr>
-          <w:hyperlink w:anchor="_Toc29195016" w:history="1">
+          <w:hyperlink w:anchor="_Toc225512038" w:history="1">
             <w:r>
               <w:rPr>
                 <w:rStyle w:val="Hyperlink"/>
@@ -1382,6 +1509,11 @@
                 <w:rFonts w:asciiTheme="minorHAnsi" w:hAnsiTheme="minorHAnsi"/>
                 <w:noProof/>
                 <w:color w:val="auto"/>
+                <w:kern w:val="2"/>
+                <w:sz w:val="24"/>
+                <w:szCs w:val="24"/>
+                <w:lang w:val="en-GB" w:eastAsia="en-GB"/>
+                <w14:ligatures w14:val="standardContextual"/>
               </w:rPr>
               <w:tab/>
             </w:r>
@@ -1411,7 +1543,7 @@
                 <w:noProof/>
                 <w:webHidden/>
               </w:rPr>
-              <w:instrText xml:space="preserve"> PAGEREF _Toc29195016 \h </w:instrText>
+              <w:instrText xml:space="preserve"> PAGEREF _Toc225512038 \h </w:instrText>
             </w:r>
             <w:r>
               <w:rPr>
@@ -1449,10 +1581,14 @@
               <w:rFonts w:asciiTheme="minorHAnsi" w:hAnsiTheme="minorHAnsi"/>
               <w:b w:val="0"/>
               <w:color w:val="auto"/>
-              <w:sz w:val="22"/>
+              <w:kern w:val="2"/>
+              <w:sz w:val="24"/>
+              <w:szCs w:val="24"/>
+              <w:lang w:val="en-GB" w:eastAsia="en-GB"/>
+              <w14:ligatures w14:val="standardContextual"/>
             </w:rPr>
           </w:pPr>
-          <w:hyperlink w:anchor="_Toc29195017" w:history="1">
+          <w:hyperlink w:anchor="_Toc225512039" w:history="1">
             <w:r>
               <w:rPr>
                 <w:rStyle w:val="Hyperlink"/>
@@ -1464,7 +1600,11 @@
                 <w:rFonts w:asciiTheme="minorHAnsi" w:hAnsiTheme="minorHAnsi"/>
                 <w:b w:val="0"/>
                 <w:color w:val="auto"/>
-                <w:sz w:val="22"/>
+                <w:kern w:val="2"/>
+                <w:sz w:val="24"/>
+                <w:szCs w:val="24"/>
+                <w:lang w:val="en-GB" w:eastAsia="en-GB"/>
+                <w14:ligatures w14:val="standardContextual"/>
               </w:rPr>
               <w:tab/>
             </w:r>
@@ -1490,7 +1630,7 @@
               <w:rPr>
                 <w:webHidden/>
               </w:rPr>
-              <w:instrText xml:space="preserve"> PAGEREF _Toc29195017 \h </w:instrText>
+              <w:instrText xml:space="preserve"> PAGEREF _Toc225512039 \h </w:instrText>
             </w:r>
             <w:r>
               <w:rPr>
@@ -1521,16 +1661,21 @@
           <w:pPr>
             <w:pStyle w:val="TOC2"/>
             <w:tabs>
-              <w:tab w:val="left" w:pos="880"/>
+              <w:tab w:val="left" w:pos="960"/>
               <w:tab w:val="right" w:leader="dot" w:pos="9016"/>
             </w:tabs>
             <w:rPr>
               <w:rFonts w:asciiTheme="minorHAnsi" w:hAnsiTheme="minorHAnsi"/>
               <w:noProof/>
               <w:color w:val="auto"/>
+              <w:kern w:val="2"/>
+              <w:sz w:val="24"/>
+              <w:szCs w:val="24"/>
+              <w:lang w:val="en-GB" w:eastAsia="en-GB"/>
+              <w14:ligatures w14:val="standardContextual"/>
             </w:rPr>
           </w:pPr>
-          <w:hyperlink w:anchor="_Toc29195018" w:history="1">
+          <w:hyperlink w:anchor="_Toc225512040" w:history="1">
             <w:r>
               <w:rPr>
                 <w:rStyle w:val="Hyperlink"/>
@@ -1543,6 +1688,11 @@
                 <w:rFonts w:asciiTheme="minorHAnsi" w:hAnsiTheme="minorHAnsi"/>
                 <w:noProof/>
                 <w:color w:val="auto"/>
+                <w:kern w:val="2"/>
+                <w:sz w:val="24"/>
+                <w:szCs w:val="24"/>
+                <w:lang w:val="en-GB" w:eastAsia="en-GB"/>
+                <w14:ligatures w14:val="standardContextual"/>
               </w:rPr>
               <w:tab/>
             </w:r>
@@ -1572,7 +1722,7 @@
                 <w:noProof/>
                 <w:webHidden/>
               </w:rPr>
-              <w:instrText xml:space="preserve"> PAGEREF _Toc29195018 \h </w:instrText>
+              <w:instrText xml:space="preserve"> PAGEREF _Toc225512040 \h </w:instrText>
             </w:r>
             <w:r>
               <w:rPr>
@@ -1610,10 +1760,14 @@
               <w:rFonts w:asciiTheme="minorHAnsi" w:hAnsiTheme="minorHAnsi"/>
               <w:b w:val="0"/>
               <w:color w:val="auto"/>
-              <w:sz w:val="22"/>
+              <w:kern w:val="2"/>
+              <w:sz w:val="24"/>
+              <w:szCs w:val="24"/>
+              <w:lang w:val="en-GB" w:eastAsia="en-GB"/>
+              <w14:ligatures w14:val="standardContextual"/>
             </w:rPr>
           </w:pPr>
-          <w:hyperlink w:anchor="_Toc29195019" w:history="1">
+          <w:hyperlink w:anchor="_Toc225512041" w:history="1">
             <w:r>
               <w:rPr>
                 <w:rStyle w:val="Hyperlink"/>
@@ -1625,7 +1779,11 @@
                 <w:rFonts w:asciiTheme="minorHAnsi" w:hAnsiTheme="minorHAnsi"/>
                 <w:b w:val="0"/>
                 <w:color w:val="auto"/>
-                <w:sz w:val="22"/>
+                <w:kern w:val="2"/>
+                <w:sz w:val="24"/>
+                <w:szCs w:val="24"/>
+                <w:lang w:val="en-GB" w:eastAsia="en-GB"/>
+                <w14:ligatures w14:val="standardContextual"/>
               </w:rPr>
               <w:tab/>
             </w:r>
@@ -1651,7 +1809,7 @@
               <w:rPr>
                 <w:webHidden/>
               </w:rPr>
-              <w:instrText xml:space="preserve"> PAGEREF _Toc29195019 \h </w:instrText>
+              <w:instrText xml:space="preserve"> PAGEREF _Toc225512041 \h </w:instrText>
             </w:r>
             <w:r>
               <w:rPr>
@@ -1685,10 +1843,14 @@
               <w:rFonts w:asciiTheme="minorHAnsi" w:hAnsiTheme="minorHAnsi"/>
               <w:b w:val="0"/>
               <w:color w:val="auto"/>
-              <w:sz w:val="22"/>
+              <w:kern w:val="2"/>
+              <w:sz w:val="24"/>
+              <w:szCs w:val="24"/>
+              <w:lang w:val="en-GB" w:eastAsia="en-GB"/>
+              <w14:ligatures w14:val="standardContextual"/>
             </w:rPr>
           </w:pPr>
-          <w:hyperlink w:anchor="_Toc29195020" w:history="1">
+          <w:hyperlink w:anchor="_Toc225512042" w:history="1">
             <w:r>
               <w:rPr>
                 <w:rStyle w:val="Hyperlink"/>
@@ -1700,7 +1862,11 @@
                 <w:rFonts w:asciiTheme="minorHAnsi" w:hAnsiTheme="minorHAnsi"/>
                 <w:b w:val="0"/>
                 <w:color w:val="auto"/>
-                <w:sz w:val="22"/>
+                <w:kern w:val="2"/>
+                <w:sz w:val="24"/>
+                <w:szCs w:val="24"/>
+                <w:lang w:val="en-GB" w:eastAsia="en-GB"/>
+                <w14:ligatures w14:val="standardContextual"/>
               </w:rPr>
               <w:tab/>
             </w:r>
@@ -1726,7 +1892,7 @@
               <w:rPr>
                 <w:webHidden/>
               </w:rPr>
-              <w:instrText xml:space="preserve"> PAGEREF _Toc29195020 \h </w:instrText>
+              <w:instrText xml:space="preserve"> PAGEREF _Toc225512042 \h </w:instrText>
             </w:r>
             <w:r>
               <w:rPr>
@@ -1743,7 +1909,7 @@
               <w:rPr>
                 <w:webHidden/>
               </w:rPr>
-              <w:t>13</w:t>
+              <w:t>14</w:t>
             </w:r>
             <w:r>
               <w:rPr>
@@ -1760,10 +1926,14 @@
               <w:rFonts w:asciiTheme="minorHAnsi" w:hAnsiTheme="minorHAnsi"/>
               <w:b w:val="0"/>
               <w:color w:val="auto"/>
-              <w:sz w:val="22"/>
+              <w:kern w:val="2"/>
+              <w:sz w:val="24"/>
+              <w:szCs w:val="24"/>
+              <w:lang w:val="en-GB" w:eastAsia="en-GB"/>
+              <w14:ligatures w14:val="standardContextual"/>
             </w:rPr>
           </w:pPr>
-          <w:hyperlink w:anchor="_Toc29195021" w:history="1">
+          <w:hyperlink w:anchor="_Toc225512043" w:history="1">
             <w:r>
               <w:rPr>
                 <w:rStyle w:val="Hyperlink"/>
@@ -1775,7 +1945,11 @@
                 <w:rFonts w:asciiTheme="minorHAnsi" w:hAnsiTheme="minorHAnsi"/>
                 <w:b w:val="0"/>
                 <w:color w:val="auto"/>
-                <w:sz w:val="22"/>
+                <w:kern w:val="2"/>
+                <w:sz w:val="24"/>
+                <w:szCs w:val="24"/>
+                <w:lang w:val="en-GB" w:eastAsia="en-GB"/>
+                <w14:ligatures w14:val="standardContextual"/>
               </w:rPr>
               <w:tab/>
             </w:r>
@@ -1801,7 +1975,7 @@
               <w:rPr>
                 <w:webHidden/>
               </w:rPr>
-              <w:instrText xml:space="preserve"> PAGEREF _Toc29195021 \h </w:instrText>
+              <w:instrText xml:space="preserve"> PAGEREF _Toc225512043 \h </w:instrText>
             </w:r>
             <w:r>
               <w:rPr>
@@ -1818,7 +1992,7 @@
               <w:rPr>
                 <w:webHidden/>
               </w:rPr>
-              <w:t>17</w:t>
+              <w:t>18</w:t>
             </w:r>
             <w:r>
               <w:rPr>
@@ -1832,16 +2006,21 @@
           <w:pPr>
             <w:pStyle w:val="TOC2"/>
             <w:tabs>
-              <w:tab w:val="left" w:pos="880"/>
+              <w:tab w:val="left" w:pos="960"/>
               <w:tab w:val="right" w:leader="dot" w:pos="9016"/>
             </w:tabs>
             <w:rPr>
               <w:rFonts w:asciiTheme="minorHAnsi" w:hAnsiTheme="minorHAnsi"/>
               <w:noProof/>
               <w:color w:val="auto"/>
+              <w:kern w:val="2"/>
+              <w:sz w:val="24"/>
+              <w:szCs w:val="24"/>
+              <w:lang w:val="en-GB" w:eastAsia="en-GB"/>
+              <w14:ligatures w14:val="standardContextual"/>
             </w:rPr>
           </w:pPr>
-          <w:hyperlink w:anchor="_Toc29195022" w:history="1">
+          <w:hyperlink w:anchor="_Toc225512044" w:history="1">
             <w:r>
               <w:rPr>
                 <w:rStyle w:val="Hyperlink"/>
@@ -1854,6 +2033,11 @@
                 <w:rFonts w:asciiTheme="minorHAnsi" w:hAnsiTheme="minorHAnsi"/>
                 <w:noProof/>
                 <w:color w:val="auto"/>
+                <w:kern w:val="2"/>
+                <w:sz w:val="24"/>
+                <w:szCs w:val="24"/>
+                <w:lang w:val="en-GB" w:eastAsia="en-GB"/>
+                <w14:ligatures w14:val="standardContextual"/>
               </w:rPr>
               <w:tab/>
             </w:r>
@@ -1883,7 +2067,7 @@
                 <w:noProof/>
                 <w:webHidden/>
               </w:rPr>
-              <w:instrText xml:space="preserve"> PAGEREF _Toc29195022 \h </w:instrText>
+              <w:instrText xml:space="preserve"> PAGEREF _Toc225512044 \h </w:instrText>
             </w:r>
             <w:r>
               <w:rPr>
@@ -1903,7 +2087,7 @@
                 <w:noProof/>
                 <w:webHidden/>
               </w:rPr>
-              <w:t>17</w:t>
+              <w:t>18</w:t>
             </w:r>
             <w:r>
               <w:rPr>
@@ -1921,10 +2105,14 @@
               <w:rFonts w:asciiTheme="minorHAnsi" w:hAnsiTheme="minorHAnsi"/>
               <w:b w:val="0"/>
               <w:color w:val="auto"/>
-              <w:sz w:val="22"/>
+              <w:kern w:val="2"/>
+              <w:sz w:val="24"/>
+              <w:szCs w:val="24"/>
+              <w:lang w:val="en-GB" w:eastAsia="en-GB"/>
+              <w14:ligatures w14:val="standardContextual"/>
             </w:rPr>
           </w:pPr>
-          <w:hyperlink w:anchor="_Toc29195023" w:history="1">
+          <w:hyperlink w:anchor="_Toc225512045" w:history="1">
             <w:r>
               <w:rPr>
                 <w:rStyle w:val="Hyperlink"/>
@@ -1936,7 +2124,11 @@
                 <w:rFonts w:asciiTheme="minorHAnsi" w:hAnsiTheme="minorHAnsi"/>
                 <w:b w:val="0"/>
                 <w:color w:val="auto"/>
-                <w:sz w:val="22"/>
+                <w:kern w:val="2"/>
+                <w:sz w:val="24"/>
+                <w:szCs w:val="24"/>
+                <w:lang w:val="en-GB" w:eastAsia="en-GB"/>
+                <w14:ligatures w14:val="standardContextual"/>
               </w:rPr>
               <w:tab/>
             </w:r>
@@ -1962,7 +2154,7 @@
               <w:rPr>
                 <w:webHidden/>
               </w:rPr>
-              <w:instrText xml:space="preserve"> PAGEREF _Toc29195023 \h </w:instrText>
+              <w:instrText xml:space="preserve"> PAGEREF _Toc225512045 \h </w:instrText>
             </w:r>
             <w:r>
               <w:rPr>
@@ -1979,7 +2171,7 @@
               <w:rPr>
                 <w:webHidden/>
               </w:rPr>
-              <w:t>19</w:t>
+              <w:t>20</w:t>
             </w:r>
             <w:r>
               <w:rPr>
@@ -1993,16 +2185,21 @@
           <w:pPr>
             <w:pStyle w:val="TOC2"/>
             <w:tabs>
-              <w:tab w:val="left" w:pos="880"/>
+              <w:tab w:val="left" w:pos="960"/>
               <w:tab w:val="right" w:leader="dot" w:pos="9016"/>
             </w:tabs>
             <w:rPr>
               <w:rFonts w:asciiTheme="minorHAnsi" w:hAnsiTheme="minorHAnsi"/>
               <w:noProof/>
               <w:color w:val="auto"/>
+              <w:kern w:val="2"/>
+              <w:sz w:val="24"/>
+              <w:szCs w:val="24"/>
+              <w:lang w:val="en-GB" w:eastAsia="en-GB"/>
+              <w14:ligatures w14:val="standardContextual"/>
             </w:rPr>
           </w:pPr>
-          <w:hyperlink w:anchor="_Toc29195024" w:history="1">
+          <w:hyperlink w:anchor="_Toc225512046" w:history="1">
             <w:r>
               <w:rPr>
                 <w:rStyle w:val="Hyperlink"/>
@@ -2015,6 +2212,11 @@
                 <w:rFonts w:asciiTheme="minorHAnsi" w:hAnsiTheme="minorHAnsi"/>
                 <w:noProof/>
                 <w:color w:val="auto"/>
+                <w:kern w:val="2"/>
+                <w:sz w:val="24"/>
+                <w:szCs w:val="24"/>
+                <w:lang w:val="en-GB" w:eastAsia="en-GB"/>
+                <w14:ligatures w14:val="standardContextual"/>
               </w:rPr>
               <w:tab/>
             </w:r>
@@ -2044,7 +2246,7 @@
                 <w:noProof/>
                 <w:webHidden/>
               </w:rPr>
-              <w:instrText xml:space="preserve"> PAGEREF _Toc29195024 \h </w:instrText>
+              <w:instrText xml:space="preserve"> PAGEREF _Toc225512046 \h </w:instrText>
             </w:r>
             <w:r>
               <w:rPr>
@@ -2064,7 +2266,7 @@
                 <w:noProof/>
                 <w:webHidden/>
               </w:rPr>
-              <w:t>19</w:t>
+              <w:t>20</w:t>
             </w:r>
             <w:r>
               <w:rPr>
@@ -2082,10 +2284,14 @@
               <w:rFonts w:asciiTheme="minorHAnsi" w:hAnsiTheme="minorHAnsi"/>
               <w:b w:val="0"/>
               <w:color w:val="auto"/>
-              <w:sz w:val="22"/>
+              <w:kern w:val="2"/>
+              <w:sz w:val="24"/>
+              <w:szCs w:val="24"/>
+              <w:lang w:val="en-GB" w:eastAsia="en-GB"/>
+              <w14:ligatures w14:val="standardContextual"/>
             </w:rPr>
           </w:pPr>
-          <w:hyperlink w:anchor="_Toc29195025" w:history="1">
+          <w:hyperlink w:anchor="_Toc225512047" w:history="1">
             <w:r>
               <w:rPr>
                 <w:rStyle w:val="Hyperlink"/>
@@ -2097,7 +2303,11 @@
                 <w:rFonts w:asciiTheme="minorHAnsi" w:hAnsiTheme="minorHAnsi"/>
                 <w:b w:val="0"/>
                 <w:color w:val="auto"/>
-                <w:sz w:val="22"/>
+                <w:kern w:val="2"/>
+                <w:sz w:val="24"/>
+                <w:szCs w:val="24"/>
+                <w:lang w:val="en-GB" w:eastAsia="en-GB"/>
+                <w14:ligatures w14:val="standardContextual"/>
               </w:rPr>
               <w:tab/>
             </w:r>
@@ -2123,7 +2333,7 @@
               <w:rPr>
                 <w:webHidden/>
               </w:rPr>
-              <w:instrText xml:space="preserve"> PAGEREF _Toc29195025 \h </w:instrText>
+              <w:instrText xml:space="preserve"> PAGEREF _Toc225512047 \h </w:instrText>
             </w:r>
             <w:r>
               <w:rPr>
@@ -2140,7 +2350,7 @@
               <w:rPr>
                 <w:webHidden/>
               </w:rPr>
-              <w:t>19</w:t>
+              <w:t>21</w:t>
             </w:r>
             <w:r>
               <w:rPr>
@@ -2154,16 +2364,21 @@
           <w:pPr>
             <w:pStyle w:val="TOC2"/>
             <w:tabs>
-              <w:tab w:val="left" w:pos="880"/>
+              <w:tab w:val="left" w:pos="960"/>
               <w:tab w:val="right" w:leader="dot" w:pos="9016"/>
             </w:tabs>
             <w:rPr>
               <w:rFonts w:asciiTheme="minorHAnsi" w:hAnsiTheme="minorHAnsi"/>
               <w:noProof/>
               <w:color w:val="auto"/>
+              <w:kern w:val="2"/>
+              <w:sz w:val="24"/>
+              <w:szCs w:val="24"/>
+              <w:lang w:val="en-GB" w:eastAsia="en-GB"/>
+              <w14:ligatures w14:val="standardContextual"/>
             </w:rPr>
           </w:pPr>
-          <w:hyperlink w:anchor="_Toc29195026" w:history="1">
+          <w:hyperlink w:anchor="_Toc225512048" w:history="1">
             <w:r>
               <w:rPr>
                 <w:rStyle w:val="Hyperlink"/>
@@ -2176,6 +2391,11 @@
                 <w:rFonts w:asciiTheme="minorHAnsi" w:hAnsiTheme="minorHAnsi"/>
                 <w:noProof/>
                 <w:color w:val="auto"/>
+                <w:kern w:val="2"/>
+                <w:sz w:val="24"/>
+                <w:szCs w:val="24"/>
+                <w:lang w:val="en-GB" w:eastAsia="en-GB"/>
+                <w14:ligatures w14:val="standardContextual"/>
               </w:rPr>
               <w:tab/>
             </w:r>
@@ -2205,7 +2425,7 @@
                 <w:noProof/>
                 <w:webHidden/>
               </w:rPr>
-              <w:instrText xml:space="preserve"> PAGEREF _Toc29195026 \h </w:instrText>
+              <w:instrText xml:space="preserve"> PAGEREF _Toc225512048 \h </w:instrText>
             </w:r>
             <w:r>
               <w:rPr>
@@ -2225,7 +2445,7 @@
                 <w:noProof/>
                 <w:webHidden/>
               </w:rPr>
-              <w:t>20</w:t>
+              <w:t>21</w:t>
             </w:r>
             <w:r>
               <w:rPr>
@@ -2243,10 +2463,14 @@
               <w:rFonts w:asciiTheme="minorHAnsi" w:hAnsiTheme="minorHAnsi"/>
               <w:b w:val="0"/>
               <w:color w:val="auto"/>
-              <w:sz w:val="22"/>
+              <w:kern w:val="2"/>
+              <w:sz w:val="24"/>
+              <w:szCs w:val="24"/>
+              <w:lang w:val="en-GB" w:eastAsia="en-GB"/>
+              <w14:ligatures w14:val="standardContextual"/>
             </w:rPr>
           </w:pPr>
-          <w:hyperlink w:anchor="_Toc29195027" w:history="1">
+          <w:hyperlink w:anchor="_Toc225512049" w:history="1">
             <w:r>
               <w:rPr>
                 <w:rStyle w:val="Hyperlink"/>
@@ -2258,7 +2482,11 @@
                 <w:rFonts w:asciiTheme="minorHAnsi" w:hAnsiTheme="minorHAnsi"/>
                 <w:b w:val="0"/>
                 <w:color w:val="auto"/>
-                <w:sz w:val="22"/>
+                <w:kern w:val="2"/>
+                <w:sz w:val="24"/>
+                <w:szCs w:val="24"/>
+                <w:lang w:val="en-GB" w:eastAsia="en-GB"/>
+                <w14:ligatures w14:val="standardContextual"/>
               </w:rPr>
               <w:tab/>
             </w:r>
@@ -2284,7 +2512,7 @@
               <w:rPr>
                 <w:webHidden/>
               </w:rPr>
-              <w:instrText xml:space="preserve"> PAGEREF _Toc29195027 \h </w:instrText>
+              <w:instrText xml:space="preserve"> PAGEREF _Toc225512049 \h </w:instrText>
             </w:r>
             <w:r>
               <w:rPr>
@@ -2301,7 +2529,7 @@
               <w:rPr>
                 <w:webHidden/>
               </w:rPr>
-              <w:t>21</w:t>
+              <w:t>22</w:t>
             </w:r>
             <w:r>
               <w:rPr>
@@ -2318,10 +2546,14 @@
               <w:rFonts w:asciiTheme="minorHAnsi" w:hAnsiTheme="minorHAnsi"/>
               <w:b w:val="0"/>
               <w:color w:val="auto"/>
-              <w:sz w:val="22"/>
+              <w:kern w:val="2"/>
+              <w:sz w:val="24"/>
+              <w:szCs w:val="24"/>
+              <w:lang w:val="en-GB" w:eastAsia="en-GB"/>
+              <w14:ligatures w14:val="standardContextual"/>
             </w:rPr>
           </w:pPr>
-          <w:hyperlink w:anchor="_Toc29195028" w:history="1">
+          <w:hyperlink w:anchor="_Toc225512050" w:history="1">
             <w:r>
               <w:rPr>
                 <w:rStyle w:val="Hyperlink"/>
@@ -2333,7 +2565,11 @@
                 <w:rFonts w:asciiTheme="minorHAnsi" w:hAnsiTheme="minorHAnsi"/>
                 <w:b w:val="0"/>
                 <w:color w:val="auto"/>
-                <w:sz w:val="22"/>
+                <w:kern w:val="2"/>
+                <w:sz w:val="24"/>
+                <w:szCs w:val="24"/>
+                <w:lang w:val="en-GB" w:eastAsia="en-GB"/>
+                <w14:ligatures w14:val="standardContextual"/>
               </w:rPr>
               <w:tab/>
             </w:r>
@@ -2359,7 +2595,7 @@
               <w:rPr>
                 <w:webHidden/>
               </w:rPr>
-              <w:instrText xml:space="preserve"> PAGEREF _Toc29195028 \h </w:instrText>
+              <w:instrText xml:space="preserve"> PAGEREF _Toc225512050 \h </w:instrText>
             </w:r>
             <w:r>
               <w:rPr>
@@ -2376,7 +2612,7 @@
               <w:rPr>
                 <w:webHidden/>
               </w:rPr>
-              <w:t>21</w:t>
+              <w:t>23</w:t>
             </w:r>
             <w:r>
               <w:rPr>
@@ -2419,7 +2655,7 @@
       <w:pPr>
         <w:pStyle w:val="Heading1"/>
       </w:pPr>
-      <w:bookmarkStart w:id="3" w:name="_Toc29195002"/>
+      <w:bookmarkStart w:id="3" w:name="_Toc225512024"/>
       <w:r>
         <w:lastRenderedPageBreak/>
         <w:t>Introduction</w:t>
@@ -2431,12 +2667,18 @@
         <w:pStyle w:val="Heading2"/>
         <w:shd w:val="clear" w:color="auto" w:fill="E5ECEB"/>
       </w:pPr>
-      <w:bookmarkStart w:id="4" w:name="_Toc29195003"/>
+      <w:bookmarkStart w:id="4" w:name="_Toc225512025"/>
       <w:r>
         <w:t>Lab</w:t>
       </w:r>
       <w:r>
-        <w:t xml:space="preserve"> overview</w:t>
+        <w:t xml:space="preserve"> </w:t>
+      </w:r>
+      <w:r>
+        <w:t>O</w:t>
+      </w:r>
+      <w:r>
+        <w:t>verview</w:t>
       </w:r>
       <w:bookmarkEnd w:id="4"/>
     </w:p>
@@ -2463,7 +2705,19 @@
         <w:t>R</w:t>
       </w:r>
       <w:r>
-        <w:t xml:space="preserve">esponse (FIR) filtering. Also explored are various methods of estimating the magnitude frequency response of a filter implemented in </w:t>
+        <w:t xml:space="preserve">esponse (FIR) filtering. </w:t>
+      </w:r>
+      <w:r>
+        <w:t>It also</w:t>
+      </w:r>
+      <w:r>
+        <w:t xml:space="preserve"> explore</w:t>
+      </w:r>
+      <w:r>
+        <w:t>s</w:t>
+      </w:r>
+      <w:r>
+        <w:t xml:space="preserve"> various methods of estimating the magnitude frequency response of a filter implemented in </w:t>
       </w:r>
       <w:r>
         <w:t>real-</w:t>
@@ -2482,15 +2736,15 @@
         <w:pStyle w:val="Heading1"/>
       </w:pPr>
       <w:bookmarkStart w:id="5" w:name="_Toc13839319"/>
-      <w:bookmarkStart w:id="6" w:name="_Toc29195004"/>
-      <w:bookmarkStart w:id="7" w:name="_Hlk19535296"/>
+      <w:bookmarkStart w:id="6" w:name="_Hlk19535296"/>
+      <w:bookmarkStart w:id="7" w:name="_Toc225512026"/>
       <w:r>
         <w:t>Requirements</w:t>
       </w:r>
       <w:bookmarkEnd w:id="5"/>
-      <w:bookmarkEnd w:id="6"/>
-    </w:p>
-    <w:bookmarkEnd w:id="7"/>
+      <w:bookmarkEnd w:id="7"/>
+    </w:p>
+    <w:bookmarkEnd w:id="6"/>
     <w:p>
       <w:pPr>
         <w:pStyle w:val="Caption"/>
@@ -2661,7 +2915,15 @@
         </w:rPr>
       </w:pPr>
       <w:r>
-        <w:t>Optional: External microphone, although you can also use the microphones on the board</w:t>
+        <w:t xml:space="preserve">Optional: External microphone, although you can also use </w:t>
+      </w:r>
+      <w:proofErr w:type="gramStart"/>
+      <w:r>
+        <w:t>the microphones</w:t>
+      </w:r>
+      <w:proofErr w:type="gramEnd"/>
+      <w:r>
+        <w:t xml:space="preserve"> on the board</w:t>
       </w:r>
     </w:p>
     <w:p>
@@ -2684,7 +2946,7 @@
       <w:pPr>
         <w:pStyle w:val="Heading1"/>
       </w:pPr>
-      <w:bookmarkStart w:id="8" w:name="_Toc29195005"/>
+      <w:bookmarkStart w:id="8" w:name="_Toc225512027"/>
       <w:r>
         <w:t>The Moving Average Filter</w:t>
       </w:r>
@@ -2723,7 +2985,7 @@
       </w:r>
       <w:proofErr w:type="gramEnd"/>
       <w:r>
-        <w:t xml:space="preserve"> past input samples, in order to form each output sample. This may be represented by the </w:t>
+        <w:t xml:space="preserve"> past input samples, to form each output sample. This may be represented by the </w:t>
       </w:r>
       <w:r>
         <w:t xml:space="preserve">following </w:t>
@@ -2953,7 +3215,7 @@
       <w:pPr>
         <w:pStyle w:val="Heading1"/>
       </w:pPr>
-      <w:bookmarkStart w:id="9" w:name="_Toc29195006"/>
+      <w:bookmarkStart w:id="9" w:name="_Toc225512028"/>
       <w:r>
         <w:lastRenderedPageBreak/>
         <w:t xml:space="preserve">Frequency </w:t>
@@ -3069,7 +3331,7 @@
       <w:pPr>
         <w:pStyle w:val="Heading1"/>
       </w:pPr>
-      <w:bookmarkStart w:id="11" w:name="_Toc29195007"/>
+      <w:bookmarkStart w:id="11" w:name="_Toc225512029"/>
       <w:r>
         <w:t xml:space="preserve">Observation of </w:t>
       </w:r>
@@ -3127,7 +3389,15 @@
         <w:t>,</w:t>
       </w:r>
       <w:r>
-        <w:t xml:space="preserve"> and hence one way of assessing the frequency response of the filter is simply to measure its gain using a sinusoidal input signal at a number of different frequencies. As shown in </w:t>
+        <w:t xml:space="preserve"> and hence one way of assessing the frequency response of the filter is simply to measure its gain using a sinusoidal input signal at </w:t>
+      </w:r>
+      <w:proofErr w:type="gramStart"/>
+      <w:r>
+        <w:t>a number of</w:t>
+      </w:r>
+      <w:proofErr w:type="gramEnd"/>
+      <w:r>
+        <w:t xml:space="preserve"> different frequencies. As shown in </w:t>
       </w:r>
       <w:r>
         <w:fldChar w:fldCharType="begin"/>
@@ -3303,133 +3573,125 @@
       <w:r>
         <w:t xml:space="preserve"> function of a </w:t>
       </w:r>
+      <w:r>
+        <w:rPr>
+          <w:i/>
+        </w:rPr>
+        <w:t>Rigol DS1052E</w:t>
+      </w:r>
+      <w:r>
+        <w:t xml:space="preserve"> oscilloscope and using the spectrum display in </w:t>
+      </w:r>
       <w:proofErr w:type="spellStart"/>
       <w:r>
         <w:rPr>
           <w:i/>
         </w:rPr>
-        <w:t>Rigol</w:t>
+        <w:t>GoldWave</w:t>
       </w:r>
       <w:proofErr w:type="spellEnd"/>
       <w:r>
+        <w:t>. The input signals were sinusoids at frequencies of 2.0 kHz and 1.3 kHz</w:t>
+      </w:r>
+      <w:r>
+        <w:t>,</w:t>
+      </w:r>
+      <w:r>
+        <w:t xml:space="preserve"> respectively. The trace shown in </w:t>
+      </w:r>
+      <w:r>
+        <w:fldChar w:fldCharType="begin"/>
+      </w:r>
+      <w:r>
+        <w:instrText xml:space="preserve"> REF _Ref19026585 \h </w:instrText>
+      </w:r>
+      <w:r>
+        <w:instrText xml:space="preserve"> \* MERGEFORMAT </w:instrText>
+      </w:r>
+      <w:r>
+        <w:fldChar w:fldCharType="separate"/>
+      </w:r>
+      <w:r>
+        <w:t xml:space="preserve">Figure </w:t>
+      </w:r>
+      <w:r>
+        <w:t>2</w:t>
+      </w:r>
+      <w:r>
+        <w:fldChar w:fldCharType="end"/>
+      </w:r>
+      <w:r>
+        <w:t xml:space="preserve"> might be plotted as a single point on the sketch axes at 2.0 kHz and </w:t>
+      </w:r>
+      <w:r>
+        <w:rPr>
+          <w:rFonts w:ascii="Times New Roman" w:hAnsi="Times New Roman" w:cs="Times New Roman"/>
+        </w:rPr>
+        <w:t>−</w:t>
+      </w:r>
+      <w:r>
+        <w:t>20</w:t>
+      </w:r>
+      <w:r>
+        <w:t xml:space="preserve"> </w:t>
+      </w:r>
+      <w:r>
+        <w:t xml:space="preserve">dB, and </w:t>
+      </w:r>
+      <w:r>
+        <w:fldChar w:fldCharType="begin"/>
+      </w:r>
+      <w:r>
+        <w:instrText xml:space="preserve"> REF _Ref19026594 \h </w:instrText>
+      </w:r>
+      <w:r>
+        <w:instrText xml:space="preserve"> \* MERGEFORMAT </w:instrText>
+      </w:r>
+      <w:r>
+        <w:fldChar w:fldCharType="separate"/>
+      </w:r>
+      <w:r>
+        <w:t xml:space="preserve">Figure </w:t>
+      </w:r>
+      <w:r>
+        <w:t>3</w:t>
+      </w:r>
+      <w:r>
+        <w:fldChar w:fldCharType="end"/>
+      </w:r>
+      <w:r>
+        <w:t xml:space="preserve"> might be plotted as a single point at 1.3 kHz and </w:t>
+      </w:r>
+      <w:r>
+        <w:rPr>
+          <w:rFonts w:ascii="Times New Roman" w:hAnsi="Times New Roman" w:cs="Times New Roman"/>
+        </w:rPr>
+        <w:t>−</w:t>
+      </w:r>
+      <w:r>
+        <w:t>30</w:t>
+      </w:r>
+      <w:r>
+        <w:t xml:space="preserve"> </w:t>
+      </w:r>
+      <w:proofErr w:type="spellStart"/>
+      <w:r>
+        <w:t>dB.</w:t>
+      </w:r>
+      <w:proofErr w:type="spellEnd"/>
+      <w:r>
+        <w:t xml:space="preserve"> However, the calibration of the oscilloscope and of the PC soundcard will not be the same</w:t>
+      </w:r>
+      <w:r>
+        <w:t>,</w:t>
+      </w:r>
+      <w:r>
+        <w:t xml:space="preserve"> and measurements from the two cannot be combined. The absolute level, in dBs, read from either is not important (and depends, in any case, on the amplitude of the input signal). What is important is its </w:t>
+      </w:r>
+      <w:r>
         <w:rPr>
           <w:i/>
         </w:rPr>
-        <w:t xml:space="preserve"> DS1052E</w:t>
-      </w:r>
-      <w:r>
-        <w:t xml:space="preserve"> oscilloscope and using the spectrum display in </w:t>
-      </w:r>
-      <w:proofErr w:type="spellStart"/>
-      <w:r>
-        <w:rPr>
-          <w:i/>
-        </w:rPr>
-        <w:t>GoldWave</w:t>
-      </w:r>
-      <w:proofErr w:type="spellEnd"/>
-      <w:r>
-        <w:t>. The input signals were sinusoids at frequencies of 2.0 kHz and 1.3 kHz</w:t>
-      </w:r>
-      <w:r>
-        <w:t>,</w:t>
-      </w:r>
-      <w:r>
-        <w:t xml:space="preserve"> respectively. The trace shown in </w:t>
-      </w:r>
-      <w:r>
-        <w:fldChar w:fldCharType="begin"/>
-      </w:r>
-      <w:r>
-        <w:instrText xml:space="preserve"> REF _Ref19026585 \h </w:instrText>
-      </w:r>
-      <w:r>
-        <w:instrText xml:space="preserve"> \* MERGEFORMAT </w:instrText>
-      </w:r>
-      <w:r>
-        <w:fldChar w:fldCharType="separate"/>
-      </w:r>
-      <w:r>
-        <w:t xml:space="preserve">Figure </w:t>
-      </w:r>
-      <w:r>
-        <w:t>2</w:t>
-      </w:r>
-      <w:r>
-        <w:fldChar w:fldCharType="end"/>
-      </w:r>
-      <w:r>
-        <w:t xml:space="preserve"> might be plotted as a single point on the sketch axes at 2.0 kHz and </w:t>
-      </w:r>
-      <w:r>
-        <w:rPr>
-          <w:rFonts w:ascii="Times New Roman" w:hAnsi="Times New Roman" w:cs="Times New Roman"/>
-        </w:rPr>
-        <w:t>−</w:t>
-      </w:r>
-      <w:r>
-        <w:t>20</w:t>
-      </w:r>
-      <w:r>
-        <w:t xml:space="preserve"> </w:t>
-      </w:r>
-      <w:r>
-        <w:t xml:space="preserve">dB, and </w:t>
-      </w:r>
-      <w:r>
-        <w:fldChar w:fldCharType="begin"/>
-      </w:r>
-      <w:r>
-        <w:instrText xml:space="preserve"> REF _Ref19026594 \h </w:instrText>
-      </w:r>
-      <w:r>
-        <w:instrText xml:space="preserve"> \* MERGEFORMAT </w:instrText>
-      </w:r>
-      <w:r>
-        <w:fldChar w:fldCharType="separate"/>
-      </w:r>
-      <w:r>
-        <w:t xml:space="preserve">Figure </w:t>
-      </w:r>
-      <w:r>
-        <w:t>3</w:t>
-      </w:r>
-      <w:r>
-        <w:fldChar w:fldCharType="end"/>
-      </w:r>
-      <w:r>
-        <w:t xml:space="preserve"> might be plotted as a single point at 1.3 kHz and </w:t>
-      </w:r>
-      <w:r>
-        <w:rPr>
-          <w:rFonts w:ascii="Times New Roman" w:hAnsi="Times New Roman" w:cs="Times New Roman"/>
-        </w:rPr>
-        <w:t>−</w:t>
-      </w:r>
-      <w:r>
-        <w:t>30</w:t>
-      </w:r>
-      <w:r>
-        <w:t xml:space="preserve"> </w:t>
-      </w:r>
-      <w:proofErr w:type="spellStart"/>
-      <w:r>
-        <w:t>dB.</w:t>
-      </w:r>
-      <w:proofErr w:type="spellEnd"/>
-      <w:r>
-        <w:t xml:space="preserve"> However, the calibration of the oscilloscope and of the PC soundcard will not be the same</w:t>
-      </w:r>
-      <w:r>
-        <w:t>,</w:t>
-      </w:r>
-      <w:r>
-        <w:t xml:space="preserve"> and measurements from the two cannot be combined. The absolute level, in dBs, read from either is not important (and depends, in any case, on the amplitude of the input signal). What is important is its </w:t>
-      </w:r>
-      <w:r>
-        <w:rPr>
-          <w:i/>
-        </w:rPr>
         <w:t>relative</w:t>
       </w:r>
       <w:r>
@@ -3438,7 +3700,15 @@
     </w:p>
     <w:p>
       <w:r>
-        <w:t>As the frequency of the inputs signal is varied, the amplitude of the output signal should change. The gain of the filter is higher at low frequencies than at high frequencies</w:t>
+        <w:t xml:space="preserve">As the frequency of the inputs signal </w:t>
+      </w:r>
+      <w:proofErr w:type="gramStart"/>
+      <w:r>
+        <w:t>is varied</w:t>
+      </w:r>
+      <w:proofErr w:type="gramEnd"/>
+      <w:r>
+        <w:t>, the amplitude of the output signal should change. The gain of the filter is higher at low frequencies than at high frequencies</w:t>
       </w:r>
       <w:r>
         <w:t>,</w:t>
@@ -3538,19 +3808,11 @@
       <w:r>
         <w:t xml:space="preserve"> viewed using FFT function of </w:t>
       </w:r>
-      <w:proofErr w:type="spellStart"/>
       <w:r>
         <w:rPr>
           <w:i w:val="0"/>
         </w:rPr>
-        <w:t>Rigol</w:t>
-      </w:r>
-      <w:proofErr w:type="spellEnd"/>
-      <w:r>
-        <w:rPr>
-          <w:i w:val="0"/>
-        </w:rPr>
-        <w:t xml:space="preserve"> DS1052</w:t>
+        <w:t>Rigol DS1052</w:t>
       </w:r>
       <w:r>
         <w:t xml:space="preserve"> oscilloscope. It’s difficult to read, but the text at the bottom of the screen indicates 500 Hz/div and 10 </w:t>
@@ -3674,7 +3936,7 @@
         <w:pStyle w:val="Heading2"/>
       </w:pPr>
       <w:bookmarkStart w:id="15" w:name="_Toc19094938"/>
-      <w:bookmarkStart w:id="16" w:name="_Toc29195008"/>
+      <w:bookmarkStart w:id="16" w:name="_Toc225512030"/>
       <w:bookmarkEnd w:id="15"/>
       <w:r>
         <w:t>Exercise</w:t>
@@ -3712,9 +3974,6 @@
     <w:p>
       <w:pPr>
         <w:jc w:val="center"/>
-        <w:rPr>
-          <w:noProof/>
-        </w:rPr>
       </w:pPr>
       <w:r>
         <w:rPr>
@@ -3723,10 +3982,10 @@
         </w:rPr>
         <w:lastRenderedPageBreak/>
         <w:drawing>
-          <wp:inline distT="0" distB="0" distL="0" distR="0" wp14:anchorId="10D65685" wp14:editId="09C1F620">
+          <wp:inline distT="0" distB="0" distL="0" distR="0" wp14:anchorId="3904F35B" wp14:editId="0DF8C39B">
             <wp:extent cx="5036400" cy="3776400"/>
             <wp:effectExtent l="0" t="0" r="0" b="0"/>
-            <wp:docPr id="1" name="Picture 21"/>
+            <wp:docPr id="1674644294" name="Picture 21"/>
             <wp:cNvGraphicFramePr>
               <a:graphicFrameLocks xmlns:a="http://schemas.openxmlformats.org/drawingml/2006/main" noChangeAspect="1"/>
             </wp:cNvGraphicFramePr>
@@ -3772,19 +4031,6 @@
     <w:p>
       <w:pPr>
         <w:jc w:val="center"/>
-        <w:rPr>
-          <w:noProof/>
-        </w:rPr>
-      </w:pPr>
-    </w:p>
-    <w:p>
-      <w:pPr>
-        <w:jc w:val="center"/>
-      </w:pPr>
-    </w:p>
-    <w:p>
-      <w:pPr>
-        <w:jc w:val="center"/>
       </w:pPr>
     </w:p>
     <w:p>
@@ -3792,7 +4038,7 @@
         <w:pStyle w:val="Heading1"/>
       </w:pPr>
       <w:bookmarkStart w:id="17" w:name="_Cannot_see_IDCODE"/>
-      <w:bookmarkStart w:id="18" w:name="_Toc29195009"/>
+      <w:bookmarkStart w:id="18" w:name="_Toc225512031"/>
       <w:bookmarkEnd w:id="17"/>
       <w:r>
         <w:t xml:space="preserve">Observation of </w:t>
@@ -3848,7 +4094,13 @@
         <w:t xml:space="preserve"> </w:t>
       </w:r>
       <w:r>
-        <w:t xml:space="preserve">weighted components at all frequencies, to the filter and observing the spectral content of the filter output. Program </w:t>
+        <w:t xml:space="preserve">weighted components at all frequencies, to the filter and observing the spectral content of the filter output. </w:t>
+      </w:r>
+      <w:r>
+        <w:t>The p</w:t>
+      </w:r>
+      <w:r>
+        <w:t xml:space="preserve">rogram </w:t>
       </w:r>
       <w:r>
         <w:rPr>
@@ -3863,8 +4115,16 @@
         <w:rPr>
           <w:rFonts w:ascii="Courier New" w:hAnsi="Courier New" w:cs="Courier New"/>
         </w:rPr>
-        <w:t>stm32f7_average_intr.c</w:t>
-      </w:r>
+        <w:t>stm32f7_average_intr</w:t>
+      </w:r>
+      <w:proofErr w:type="gramStart"/>
+      <w:r>
+        <w:rPr>
+          <w:rFonts w:ascii="Courier New" w:hAnsi="Courier New" w:cs="Courier New"/>
+        </w:rPr>
+        <w:t>.c</w:t>
+      </w:r>
+      <w:proofErr w:type="gramEnd"/>
       <w:r>
         <w:t xml:space="preserve"> with a pseudorandom noise generator (implemented within the program using function </w:t>
       </w:r>
@@ -3898,7 +4158,7 @@
       <w:pPr>
         <w:pStyle w:val="Heading2"/>
       </w:pPr>
-      <w:bookmarkStart w:id="19" w:name="_Toc29195010"/>
+      <w:bookmarkStart w:id="19" w:name="_Toc225512032"/>
       <w:r>
         <w:t>Exercise</w:t>
       </w:r>
@@ -3951,18 +4211,26 @@
           <w:b/>
           <w:bCs/>
         </w:rPr>
+        <w:t>Note</w:t>
+      </w:r>
+      <w:r>
+        <w:t xml:space="preserve">: </w:t>
+      </w:r>
+      <w:r>
+        <w:t>Using pseudorandom noise as a test signal is a quick and easy method of obtaining an indication of the magnitude frequency response of a filter.</w:t>
+      </w:r>
+    </w:p>
+    <w:p>
+      <w:pPr>
+        <w:pStyle w:val="Caption"/>
+      </w:pPr>
+    </w:p>
+    <w:p>
+      <w:pPr>
+        <w:pStyle w:val="Caption"/>
+      </w:pPr>
+      <w:r>
         <w:lastRenderedPageBreak/>
-        <w:t>Note</w:t>
-      </w:r>
-      <w:r>
-        <w:t xml:space="preserve">: </w:t>
-      </w:r>
-      <w:r>
-        <w:t>Using pseudorandom noise as a test signal is a quick and easy method of obtaining an indication of the magnitude frequency response of a filter.</w:t>
-      </w:r>
-    </w:p>
-    <w:p>
-      <w:r>
         <w:t xml:space="preserve">Sketch of magnitude frequency response of five point moving average filter measured using program </w:t>
       </w:r>
       <w:r>
@@ -3975,17 +4243,21 @@
         <w:t>:</w:t>
       </w:r>
     </w:p>
-    <w:p>
+    <w:p/>
+    <w:p>
+      <w:pPr>
+        <w:jc w:val="center"/>
+      </w:pPr>
       <w:r>
         <w:rPr>
           <w:noProof/>
           <w:lang w:val="en-GB" w:eastAsia="en-GB"/>
         </w:rPr>
         <w:drawing>
-          <wp:inline distT="0" distB="0" distL="0" distR="0" wp14:anchorId="07E32612" wp14:editId="30383D9B">
-            <wp:extent cx="5334000" cy="4000500"/>
-            <wp:effectExtent l="19050" t="0" r="0" b="0"/>
-            <wp:docPr id="11" name="Picture 22"/>
+          <wp:inline distT="0" distB="0" distL="0" distR="0" wp14:anchorId="20B88FC5" wp14:editId="63703F26">
+            <wp:extent cx="5036400" cy="3776400"/>
+            <wp:effectExtent l="0" t="0" r="0" b="0"/>
+            <wp:docPr id="1086501463" name="Picture 21"/>
             <wp:cNvGraphicFramePr>
               <a:graphicFrameLocks xmlns:a="http://schemas.openxmlformats.org/drawingml/2006/main" noChangeAspect="1"/>
             </wp:cNvGraphicFramePr>
@@ -4008,7 +4280,7 @@
                   <pic:spPr bwMode="auto">
                     <a:xfrm>
                       <a:off x="0" y="0"/>
-                      <a:ext cx="5334000" cy="4000500"/>
+                      <a:ext cx="5036400" cy="3776400"/>
                     </a:xfrm>
                     <a:prstGeom prst="rect">
                       <a:avLst/>
@@ -4028,52 +4300,14 @@
         </w:drawing>
       </w:r>
     </w:p>
-    <w:p>
-      <w:pPr>
-        <w:jc w:val="center"/>
-        <w:rPr>
-          <w:noProof/>
-        </w:rPr>
-      </w:pPr>
-    </w:p>
-    <w:p>
-      <w:pPr>
-        <w:jc w:val="center"/>
-        <w:rPr>
-          <w:noProof/>
-        </w:rPr>
-      </w:pPr>
-    </w:p>
-    <w:p>
-      <w:pPr>
-        <w:jc w:val="center"/>
-        <w:rPr>
-          <w:noProof/>
-        </w:rPr>
-      </w:pPr>
-    </w:p>
-    <w:p>
-      <w:pPr>
-        <w:jc w:val="center"/>
-        <w:rPr>
-          <w:noProof/>
-        </w:rPr>
-      </w:pPr>
-    </w:p>
-    <w:p>
-      <w:pPr>
-        <w:jc w:val="center"/>
-      </w:pPr>
-    </w:p>
     <w:p/>
     <w:p/>
     <w:p>
       <w:pPr>
         <w:pStyle w:val="Heading1"/>
       </w:pPr>
-      <w:bookmarkStart w:id="20" w:name="_Toc29195011"/>
-      <w:r>
-        <w:lastRenderedPageBreak/>
+      <w:bookmarkStart w:id="20" w:name="_Toc225512033"/>
+      <w:r>
         <w:t xml:space="preserve">OPTIONAL: </w:t>
       </w:r>
       <w:r>
@@ -4154,7 +4388,13 @@
         <w:t>stm32f7_sysid_CMSIS_intr.c</w:t>
       </w:r>
       <w:r>
-        <w:t xml:space="preserve"> was used to identify the characteristics of the antialiasing and reconstruction filters of the WM8994 codec. Here, the same program is used to identify the characteristics of the moving average filter.</w:t>
+        <w:t xml:space="preserve"> was used to identify the characteristics of the anti</w:t>
+      </w:r>
+      <w:r>
+        <w:t>-</w:t>
+      </w:r>
+      <w:r>
+        <w:t>aliasing and reconstruction filters of the WM8994 codec. Here, the same program is used to identify the characteristics of the moving average filter.</w:t>
       </w:r>
     </w:p>
     <w:p>
@@ -4405,8 +4645,16 @@
         <w:rPr>
           <w:rFonts w:ascii="Courier New" w:hAnsi="Courier New" w:cs="Courier New"/>
         </w:rPr>
-        <w:t>stm32f7_sysid_CMSIS_intr.c</w:t>
-      </w:r>
+        <w:t>stm32f7_sysid_CMSIS_intr</w:t>
+      </w:r>
+      <w:proofErr w:type="gramStart"/>
+      <w:r>
+        <w:rPr>
+          <w:rFonts w:ascii="Courier New" w:hAnsi="Courier New" w:cs="Courier New"/>
+        </w:rPr>
+        <w:t>.c</w:t>
+      </w:r>
+      <w:proofErr w:type="gramEnd"/>
       <w:r>
         <w:t xml:space="preserve"> has run for several seconds, halt the program and save the values of the 256 filter coefficients </w:t>
       </w:r>
@@ -4438,14 +4686,19 @@
         <w:adjustRightInd w:val="0"/>
       </w:pPr>
       <w:r>
-        <w:lastRenderedPageBreak/>
         <w:t>Then</w:t>
       </w:r>
       <w:r>
         <w:t>,</w:t>
       </w:r>
       <w:r>
-        <w:t xml:space="preserve"> use MATLAB function </w:t>
+        <w:t xml:space="preserve"> use</w:t>
+      </w:r>
+      <w:r>
+        <w:t xml:space="preserve"> the</w:t>
+      </w:r>
+      <w:r>
+        <w:t xml:space="preserve"> MATLAB function </w:t>
       </w:r>
       <w:r>
         <w:rPr>
@@ -4513,13 +4766,14 @@
       <w:r>
         <w:rPr>
           <w:noProof/>
-          <w:lang w:eastAsia="en-GB"/>
-        </w:rPr>
+          <w:lang w:val="en-GB" w:eastAsia="en-GB"/>
+        </w:rPr>
+        <w:lastRenderedPageBreak/>
         <w:drawing>
-          <wp:inline distT="0" distB="0" distL="0" distR="0" wp14:anchorId="7225CD9C" wp14:editId="2F4DC26C">
-            <wp:extent cx="4061518" cy="3055500"/>
-            <wp:effectExtent l="0" t="0" r="0" b="0"/>
-            <wp:docPr id="19" name="Picture 1"/>
+          <wp:inline distT="0" distB="0" distL="0" distR="0" wp14:anchorId="213BB927" wp14:editId="0B3AC358">
+            <wp:extent cx="5334000" cy="4000500"/>
+            <wp:effectExtent l="19050" t="0" r="0" b="0"/>
+            <wp:docPr id="650942966" name="Picture 22"/>
             <wp:cNvGraphicFramePr>
               <a:graphicFrameLocks xmlns:a="http://schemas.openxmlformats.org/drawingml/2006/main" noChangeAspect="1"/>
             </wp:cNvGraphicFramePr>
@@ -4527,13 +4781,13 @@
               <a:graphicData uri="http://schemas.openxmlformats.org/drawingml/2006/picture">
                 <pic:pic xmlns:pic="http://schemas.openxmlformats.org/drawingml/2006/picture">
                   <pic:nvPicPr>
-                    <pic:cNvPr id="0" name="Picture 1"/>
+                    <pic:cNvPr id="0" name="Picture 4"/>
                     <pic:cNvPicPr>
                       <a:picLocks noChangeAspect="1" noChangeArrowheads="1"/>
                     </pic:cNvPicPr>
                   </pic:nvPicPr>
                   <pic:blipFill>
-                    <a:blip r:embed="rId21" cstate="print"/>
+                    <a:blip r:embed="rId19" cstate="print"/>
                     <a:srcRect/>
                     <a:stretch>
                       <a:fillRect/>
@@ -4542,7 +4796,7 @@
                   <pic:spPr bwMode="auto">
                     <a:xfrm>
                       <a:off x="0" y="0"/>
-                      <a:ext cx="4061518" cy="3055500"/>
+                      <a:ext cx="5334000" cy="4000500"/>
                     </a:xfrm>
                     <a:prstGeom prst="rect">
                       <a:avLst/>
@@ -4634,7 +4888,7 @@
       <w:pPr>
         <w:pStyle w:val="Heading2"/>
       </w:pPr>
-      <w:bookmarkStart w:id="23" w:name="_Toc29195012"/>
+      <w:bookmarkStart w:id="23" w:name="_Toc225512034"/>
       <w:r>
         <w:t>Exercise</w:t>
       </w:r>
@@ -4652,12 +4906,36 @@
         <w:t>What are the differences between the measured and theoretical frequency responses, and how do you explain them?</w:t>
       </w:r>
     </w:p>
+    <w:p>
+      <w:pPr>
+        <w:rPr>
+          <w:color w:val="FF0000"/>
+        </w:rPr>
+      </w:pPr>
+    </w:p>
+    <w:p>
+      <w:pPr>
+        <w:rPr>
+          <w:color w:val="FF0000"/>
+        </w:rPr>
+      </w:pPr>
+    </w:p>
+    <w:p>
+      <w:pPr>
+        <w:rPr>
+          <w:color w:val="FF0000"/>
+        </w:rPr>
+      </w:pPr>
+    </w:p>
+    <w:p>
+      <w:pPr>
+        <w:rPr>
+          <w:color w:val="FF0000"/>
+        </w:rPr>
+      </w:pPr>
+    </w:p>
     <w:p/>
     <w:p/>
-    <w:p/>
-    <w:p/>
-    <w:p/>
-    <w:p/>
     <w:p>
       <w:pPr>
         <w:pStyle w:val="Heading1"/>
@@ -4665,7 +4943,7 @@
           <w:rFonts w:cs="Courier New"/>
         </w:rPr>
       </w:pPr>
-      <w:bookmarkStart w:id="24" w:name="_Toc29195013"/>
+      <w:bookmarkStart w:id="24" w:name="_Toc225512035"/>
       <w:r>
         <w:lastRenderedPageBreak/>
         <w:t xml:space="preserve">Identification of </w:t>
@@ -4730,7 +5008,19 @@
         <w:rPr>
           <w:bCs/>
         </w:rPr>
-        <w:t xml:space="preserve">By just using one </w:t>
+        <w:t>By using</w:t>
+      </w:r>
+      <w:r>
+        <w:rPr>
+          <w:bCs/>
+        </w:rPr>
+        <w:t xml:space="preserve"> just</w:t>
+      </w:r>
+      <w:r>
+        <w:rPr>
+          <w:bCs/>
+        </w:rPr>
+        <w:t xml:space="preserve"> one </w:t>
       </w:r>
       <w:r>
         <w:t xml:space="preserve">STM32F746G Discovery board, </w:t>
@@ -4859,7 +5149,7 @@
                     </pic:cNvPicPr>
                   </pic:nvPicPr>
                   <pic:blipFill>
-                    <a:blip r:embed="rId22" cstate="print">
+                    <a:blip r:embed="rId21" cstate="print">
                       <a:extLst>
                         <a:ext uri="{28A0092B-C50C-407E-A947-70E740481C1C}">
                           <a14:useLocalDpi xmlns:a14="http://schemas.microsoft.com/office/drawing/2010/main" val="0"/>
@@ -4930,7 +5220,7 @@
       <w:pPr>
         <w:pStyle w:val="Heading2"/>
       </w:pPr>
-      <w:bookmarkStart w:id="26" w:name="_Toc29195014"/>
+      <w:bookmarkStart w:id="26" w:name="_Toc225512036"/>
       <w:r>
         <w:t>Exercise</w:t>
       </w:r>
@@ -4983,229 +5273,14 @@
           <w:color w:val="FF0000"/>
         </w:rPr>
       </w:pPr>
-    </w:p>
-    <w:p>
-      <w:pPr>
-        <w:autoSpaceDE w:val="0"/>
-        <w:autoSpaceDN w:val="0"/>
-        <w:adjustRightInd w:val="0"/>
-        <w:jc w:val="center"/>
-        <w:rPr>
-          <w:bCs/>
-          <w:color w:val="FF0000"/>
-        </w:rPr>
-      </w:pPr>
-    </w:p>
-    <w:p/>
-    <w:p>
-      <w:pPr>
-        <w:pStyle w:val="Heading1"/>
-      </w:pPr>
-      <w:bookmarkStart w:id="27" w:name="_Toc29195015"/>
-      <w:r>
-        <w:lastRenderedPageBreak/>
-        <w:t>Higher-</w:t>
-      </w:r>
-      <w:r>
-        <w:t>Order Moving Average Filters</w:t>
-      </w:r>
-      <w:bookmarkEnd w:id="27"/>
-    </w:p>
-    <w:p>
-      <w:r>
-        <w:t>What would happen if the moving average were calculated over a different number of previous samples?</w:t>
-      </w:r>
-    </w:p>
-    <w:p>
-      <w:pPr>
-        <w:autoSpaceDE w:val="0"/>
-        <w:autoSpaceDN w:val="0"/>
-        <w:adjustRightInd w:val="0"/>
-      </w:pPr>
-      <w:r>
-        <w:t xml:space="preserve">Modify either program </w:t>
-      </w:r>
-      <w:r>
-        <w:rPr>
-          <w:rFonts w:ascii="Courier New" w:hAnsi="Courier New" w:cs="Courier New"/>
-        </w:rPr>
-        <w:t>stm32f7_average_prbs_intr.c</w:t>
-      </w:r>
-      <w:r>
-        <w:t xml:space="preserve"> or program </w:t>
-      </w:r>
-      <w:r>
-        <w:rPr>
-          <w:rFonts w:ascii="Courier New" w:hAnsi="Courier New" w:cs="Courier New"/>
-        </w:rPr>
-        <w:t>stm32f7_sysid_average_CMSIS_intr.c</w:t>
-      </w:r>
-      <w:r>
-        <w:t xml:space="preserve"> so that </w:t>
-      </w:r>
-      <w:r>
-        <w:rPr>
-          <w:rFonts w:ascii="Courier New" w:hAnsi="Courier New" w:cs="Courier New"/>
-          <w:iCs/>
-        </w:rPr>
-        <w:t>N</w:t>
-      </w:r>
-      <w:r>
-        <w:rPr>
-          <w:i/>
-          <w:iCs/>
-        </w:rPr>
-        <w:t xml:space="preserve"> </w:t>
-      </w:r>
-      <w:r>
-        <w:t>= 11 and observe the frequency response of the eleven-point moving average filter using</w:t>
-      </w:r>
-      <w:r>
-        <w:t>:</w:t>
-      </w:r>
-    </w:p>
-    <w:p>
-      <w:pPr>
-        <w:pStyle w:val="ListParagraph"/>
-        <w:numPr>
-          <w:ilvl w:val="0"/>
-          <w:numId w:val="31"/>
-        </w:numPr>
-        <w:autoSpaceDE w:val="0"/>
-        <w:autoSpaceDN w:val="0"/>
-        <w:adjustRightInd w:val="0"/>
-      </w:pPr>
-      <w:r>
-        <w:t>e</w:t>
-      </w:r>
-      <w:r>
-        <w:t>ither the FFT function of an oscilloscope or using</w:t>
-      </w:r>
-      <w:r>
-        <w:rPr>
-          <w:b/>
-          <w:bCs/>
-        </w:rPr>
-        <w:t xml:space="preserve"> </w:t>
-      </w:r>
-      <w:proofErr w:type="spellStart"/>
-      <w:r>
-        <w:rPr>
-          <w:i/>
-          <w:iCs/>
-        </w:rPr>
-        <w:t>GoldWave</w:t>
-      </w:r>
-      <w:proofErr w:type="spellEnd"/>
-      <w:r>
-        <w:t xml:space="preserve"> in the case of</w:t>
-      </w:r>
-      <w:r>
-        <w:t xml:space="preserve"> </w:t>
-      </w:r>
-      <w:r>
-        <w:t xml:space="preserve">program </w:t>
-      </w:r>
-      <w:r>
-        <w:rPr>
-          <w:rFonts w:ascii="Courier New" w:hAnsi="Courier New" w:cs="Courier New"/>
-        </w:rPr>
-        <w:t>stm32f7_average_prbs_intr.c</w:t>
-      </w:r>
-      <w:r>
-        <w:t xml:space="preserve"> or</w:t>
-      </w:r>
-    </w:p>
-    <w:p>
-      <w:pPr>
-        <w:pStyle w:val="ListParagraph"/>
-        <w:numPr>
-          <w:ilvl w:val="0"/>
-          <w:numId w:val="31"/>
-        </w:numPr>
-        <w:autoSpaceDE w:val="0"/>
-        <w:autoSpaceDN w:val="0"/>
-        <w:adjustRightInd w:val="0"/>
-      </w:pPr>
-      <w:r>
-        <w:t>o</w:t>
-      </w:r>
-      <w:r>
-        <w:t xml:space="preserve">n the LCD and/or using MATLAB in the case of program </w:t>
-      </w:r>
-      <w:r>
-        <w:rPr>
-          <w:rFonts w:ascii="Courier New" w:hAnsi="Courier New" w:cs="Courier New"/>
-        </w:rPr>
-        <w:t>stm32f7_sysid_average_CMSIS_intr.c</w:t>
-      </w:r>
-      <w:r>
-        <w:t>.</w:t>
-      </w:r>
-    </w:p>
-    <w:p>
-      <w:pPr>
-        <w:autoSpaceDE w:val="0"/>
-        <w:autoSpaceDN w:val="0"/>
-        <w:adjustRightInd w:val="0"/>
-      </w:pPr>
-      <w:r>
-        <w:t xml:space="preserve">Record your observations </w:t>
-      </w:r>
-      <w:r>
-        <w:t>in the exercise below.</w:t>
-      </w:r>
-    </w:p>
-    <w:p>
-      <w:pPr>
-        <w:pStyle w:val="Heading2"/>
-      </w:pPr>
-      <w:bookmarkStart w:id="28" w:name="_Toc29195016"/>
-      <w:r>
-        <w:t>Exercise</w:t>
-      </w:r>
-      <w:bookmarkEnd w:id="28"/>
-    </w:p>
-    <w:p>
-      <w:pPr>
-        <w:pStyle w:val="ListParagraph"/>
-        <w:numPr>
-          <w:ilvl w:val="0"/>
-          <w:numId w:val="30"/>
-        </w:numPr>
-      </w:pPr>
-      <w:r>
-        <w:t>Sketch of m</w:t>
-      </w:r>
-      <w:r>
-        <w:t>agnitude frequency response of eleven-point moving average filte</w:t>
-      </w:r>
-      <w:r>
-        <w:t>r:</w:t>
-      </w:r>
-    </w:p>
-    <w:p>
-      <w:pPr>
-        <w:jc w:val="center"/>
-        <w:rPr>
-          <w:noProof/>
-        </w:rPr>
-      </w:pPr>
-    </w:p>
-    <w:p>
-      <w:pPr>
-        <w:jc w:val="center"/>
-        <w:rPr>
-          <w:noProof/>
-        </w:rPr>
-      </w:pPr>
       <w:r>
         <w:rPr>
           <w:noProof/>
           <w:lang w:val="en-GB" w:eastAsia="en-GB"/>
         </w:rPr>
+        <w:lastRenderedPageBreak/>
         <w:drawing>
-          <wp:inline distT="0" distB="0" distL="0" distR="0" wp14:anchorId="0ACA594F" wp14:editId="0FD0D3F1">
+          <wp:inline distT="0" distB="0" distL="0" distR="0" wp14:anchorId="309A88A5" wp14:editId="337900BA">
             <wp:extent cx="5334000" cy="4000500"/>
             <wp:effectExtent l="19050" t="0" r="0" b="0"/>
             <wp:docPr id="2" name="Picture 22"/>
@@ -5251,51 +5326,33 @@
         </w:drawing>
       </w:r>
     </w:p>
-    <w:p>
-      <w:pPr>
-        <w:jc w:val="center"/>
-        <w:rPr>
-          <w:noProof/>
-        </w:rPr>
-      </w:pPr>
-    </w:p>
-    <w:p>
-      <w:pPr>
-        <w:jc w:val="center"/>
-        <w:rPr>
-          <w:noProof/>
-        </w:rPr>
-      </w:pPr>
-    </w:p>
+    <w:p/>
     <w:p>
       <w:pPr>
         <w:pStyle w:val="Heading1"/>
       </w:pPr>
-      <w:bookmarkStart w:id="29" w:name="_Toc29195017"/>
-      <w:r>
-        <w:lastRenderedPageBreak/>
-        <w:t xml:space="preserve">Finite Impulse Response (FIR) </w:t>
-      </w:r>
-      <w:r>
-        <w:t>F</w:t>
-      </w:r>
-      <w:r>
-        <w:t>ilters</w:t>
-      </w:r>
-      <w:bookmarkEnd w:id="29"/>
-    </w:p>
-    <w:p>
-      <w:r>
-        <w:t>What would happen if the values of the filter coefficients h(n) were changed?</w:t>
-      </w:r>
-      <w:r>
-        <w:t xml:space="preserve"> To answer this question, </w:t>
-      </w:r>
-      <w:r>
-        <w:t>m</w:t>
-      </w:r>
-      <w:r>
-        <w:t xml:space="preserve">odify either program </w:t>
+      <w:bookmarkStart w:id="27" w:name="_Toc225512037"/>
+      <w:r>
+        <w:t>Higher-</w:t>
+      </w:r>
+      <w:r>
+        <w:t>Order Moving Average Filters</w:t>
+      </w:r>
+      <w:bookmarkEnd w:id="27"/>
+    </w:p>
+    <w:p>
+      <w:r>
+        <w:t>What would happen if the moving average were calculated over a different number of previous samples?</w:t>
+      </w:r>
+    </w:p>
+    <w:p>
+      <w:pPr>
+        <w:autoSpaceDE w:val="0"/>
+        <w:autoSpaceDN w:val="0"/>
+        <w:adjustRightInd w:val="0"/>
+      </w:pPr>
+      <w:r>
+        <w:t xml:space="preserve">Modify either program </w:t>
       </w:r>
       <w:r>
         <w:rPr>
@@ -5313,7 +5370,7 @@
         <w:t>stm32f7_sysid_average_CMSIS_intr.c</w:t>
       </w:r>
       <w:r>
-        <w:t xml:space="preserve"> again so that </w:t>
+        <w:t xml:space="preserve"> so that </w:t>
       </w:r>
       <w:r>
         <w:rPr>
@@ -5330,98 +5387,97 @@
         <w:t xml:space="preserve"> </w:t>
       </w:r>
       <w:r>
-        <w:t xml:space="preserve">= 5 and </w:t>
-      </w:r>
-      <w:r>
-        <w:rPr>
-          <w:rFonts w:ascii="Courier New" w:hAnsi="Courier New" w:cs="Courier New"/>
-        </w:rPr>
-        <w:t>h(n)</w:t>
-      </w:r>
-      <w:r>
-        <w:t xml:space="preserve"> = {0.0833, 0.2500, 0.3333, 0.2500, 0.0833} (comment out the program statement in function main() that assigns values to array </w:t>
-      </w:r>
-      <w:r>
-        <w:rPr>
-          <w:rFonts w:ascii="Courier New" w:hAnsi="Courier New" w:cs="Courier New"/>
-        </w:rPr>
-        <w:t>h</w:t>
-      </w:r>
-      <w:r>
-        <w:t>)</w:t>
-      </w:r>
-      <w:r>
-        <w:t>.</w:t>
-      </w:r>
-    </w:p>
-    <w:p>
-      <w:pPr>
-        <w:pStyle w:val="Heading2"/>
-      </w:pPr>
-      <w:bookmarkStart w:id="30" w:name="_Toc29195018"/>
-      <w:r>
-        <w:t>Exercise</w:t>
-      </w:r>
-      <w:bookmarkEnd w:id="30"/>
+        <w:t>= 11 and observe the frequency response of the eleven-point moving average filter using</w:t>
+      </w:r>
+      <w:r>
+        <w:t>:</w:t>
+      </w:r>
     </w:p>
     <w:p>
       <w:pPr>
         <w:pStyle w:val="ListParagraph"/>
         <w:numPr>
           <w:ilvl w:val="0"/>
-          <w:numId w:val="33"/>
+          <w:numId w:val="31"/>
         </w:numPr>
         <w:autoSpaceDE w:val="0"/>
         <w:autoSpaceDN w:val="0"/>
         <w:adjustRightInd w:val="0"/>
       </w:pPr>
       <w:r>
-        <w:t xml:space="preserve">Observe the frequency response of the filter and record your observations on the axes </w:t>
-      </w:r>
-      <w:r>
-        <w:t>below</w:t>
-      </w:r>
-      <w:r>
-        <w:t>.</w:t>
-      </w:r>
-    </w:p>
-    <w:p>
-      <w:pPr>
+        <w:t>e</w:t>
+      </w:r>
+      <w:r>
+        <w:t>ither the FFT function of an oscilloscope or using</w:t>
+      </w:r>
+      <w:r>
+        <w:rPr>
+          <w:b/>
+          <w:bCs/>
+        </w:rPr>
+        <w:t xml:space="preserve"> </w:t>
+      </w:r>
+      <w:proofErr w:type="spellStart"/>
+      <w:r>
+        <w:rPr>
+          <w:i/>
+          <w:iCs/>
+        </w:rPr>
+        <w:t>GoldWave</w:t>
+      </w:r>
+      <w:proofErr w:type="spellEnd"/>
+      <w:r>
+        <w:t xml:space="preserve"> in the case of</w:t>
+      </w:r>
+      <w:r>
+        <w:t xml:space="preserve"> </w:t>
+      </w:r>
+      <w:r>
+        <w:t xml:space="preserve">program </w:t>
+      </w:r>
+      <w:r>
+        <w:rPr>
+          <w:rFonts w:ascii="Courier New" w:hAnsi="Courier New" w:cs="Courier New"/>
+        </w:rPr>
+        <w:t>stm32f7_average_prbs_intr.c</w:t>
+      </w:r>
+      <w:r>
+        <w:t xml:space="preserve"> or</w:t>
+      </w:r>
+    </w:p>
+    <w:p>
+      <w:pPr>
+        <w:pStyle w:val="ListParagraph"/>
+        <w:numPr>
+          <w:ilvl w:val="0"/>
+          <w:numId w:val="31"/>
+        </w:numPr>
         <w:autoSpaceDE w:val="0"/>
         <w:autoSpaceDN w:val="0"/>
         <w:adjustRightInd w:val="0"/>
-        <w:ind w:left="709"/>
-      </w:pPr>
-      <w:r>
-        <w:t xml:space="preserve">You should find that higher frequencies are attenuated more than they were by the five-point moving average filter </w:t>
-      </w:r>
-      <w:r>
-        <w:t>and</w:t>
-      </w:r>
-      <w:r>
-        <w:t xml:space="preserve"> that the </w:t>
-      </w:r>
-      <w:r>
-        <w:t>“</w:t>
-      </w:r>
-      <w:r>
-        <w:t>notches</w:t>
-      </w:r>
-      <w:r>
-        <w:t>”</w:t>
-      </w:r>
-      <w:r>
-        <w:t xml:space="preserve"> in the frequency response of the five-point moving average filter at 1600 Hz and 3200 Hz have disappeared. You have effectively applied a </w:t>
-      </w:r>
-      <w:r>
-        <w:rPr>
-          <w:i/>
-          <w:iCs/>
-        </w:rPr>
-        <w:t xml:space="preserve">Hann window </w:t>
-      </w:r>
-      <w:r>
-        <w:t>to the coefficients of the five-point moving average filter.</w:t>
+      </w:pPr>
+      <w:r>
+        <w:t>o</w:t>
+      </w:r>
+      <w:r>
+        <w:t xml:space="preserve">n the LCD and/or using MATLAB in the case of </w:t>
+      </w:r>
+      <w:proofErr w:type="gramStart"/>
+      <w:r>
+        <w:t>program</w:t>
+      </w:r>
+      <w:proofErr w:type="gramEnd"/>
+      <w:r>
+        <w:t xml:space="preserve"> </w:t>
+      </w:r>
+      <w:r>
+        <w:rPr>
+          <w:rFonts w:ascii="Courier New" w:hAnsi="Courier New" w:cs="Courier New"/>
+        </w:rPr>
+        <w:t>stm32f7_sysid_average_CMSIS_intr.c</w:t>
+      </w:r>
+      <w:r>
+        <w:t>.</w:t>
       </w:r>
     </w:p>
     <w:p>
@@ -5429,46 +5485,69 @@
         <w:autoSpaceDE w:val="0"/>
         <w:autoSpaceDN w:val="0"/>
         <w:adjustRightInd w:val="0"/>
+      </w:pPr>
+      <w:r>
+        <w:t xml:space="preserve">Record your observations </w:t>
+      </w:r>
+      <w:r>
+        <w:t>in the exercise below.</w:t>
+      </w:r>
+    </w:p>
+    <w:p>
+      <w:pPr>
+        <w:pStyle w:val="Heading2"/>
+      </w:pPr>
+      <w:bookmarkStart w:id="28" w:name="_Toc225512038"/>
+      <w:r>
+        <w:t>Exercise</w:t>
+      </w:r>
+      <w:bookmarkEnd w:id="28"/>
+    </w:p>
+    <w:p>
+      <w:pPr>
+        <w:pStyle w:val="ListParagraph"/>
+        <w:numPr>
+          <w:ilvl w:val="0"/>
+          <w:numId w:val="30"/>
+        </w:numPr>
+      </w:pPr>
+      <w:r>
+        <w:t xml:space="preserve">Sketch </w:t>
+      </w:r>
+      <w:r>
+        <w:t>the</w:t>
+      </w:r>
+      <w:r>
+        <w:t xml:space="preserve"> m</w:t>
+      </w:r>
+      <w:r>
+        <w:t xml:space="preserve">agnitude frequency response of </w:t>
+      </w:r>
+      <w:r>
+        <w:t xml:space="preserve">an </w:t>
+      </w:r>
+      <w:r>
+        <w:t>eleven-point moving average filte</w:t>
+      </w:r>
+      <w:r>
+        <w:t>r:</w:t>
+      </w:r>
+    </w:p>
+    <w:p>
+      <w:pPr>
         <w:jc w:val="center"/>
-      </w:pPr>
-    </w:p>
-    <w:p>
-      <w:pPr>
-        <w:pStyle w:val="Caption"/>
-      </w:pPr>
-      <w:r>
-        <w:t>Magnitude frequency response of five</w:t>
-      </w:r>
-      <w:r>
-        <w:t>-</w:t>
-      </w:r>
-      <w:r>
-        <w:t>point moving average filter with Hann window</w:t>
-      </w:r>
-      <w:r>
-        <w:t>:</w:t>
-      </w:r>
-    </w:p>
-    <w:p>
-      <w:pPr>
-        <w:autoSpaceDE w:val="0"/>
-        <w:autoSpaceDN w:val="0"/>
-        <w:adjustRightInd w:val="0"/>
-        <w:jc w:val="center"/>
-        <w:rPr>
-          <w:color w:val="FF0000"/>
-        </w:rPr>
       </w:pPr>
       <w:r>
         <w:rPr>
           <w:noProof/>
           <w:lang w:val="en-GB" w:eastAsia="en-GB"/>
         </w:rPr>
+        <w:lastRenderedPageBreak/>
         <w:drawing>
-          <wp:inline distT="0" distB="0" distL="0" distR="0" wp14:anchorId="1280D68C" wp14:editId="73B37254">
+          <wp:inline distT="0" distB="0" distL="0" distR="0" wp14:anchorId="0A6037BD" wp14:editId="2846FB5E">
             <wp:extent cx="5334000" cy="4000500"/>
             <wp:effectExtent l="19050" t="0" r="0" b="0"/>
-            <wp:docPr id="17" name="Picture 22"/>
+            <wp:docPr id="1104631476" name="Picture 22"/>
             <wp:cNvGraphicFramePr>
               <a:graphicFrameLocks xmlns:a="http://schemas.openxmlformats.org/drawingml/2006/main" noChangeAspect="1"/>
             </wp:cNvGraphicFramePr>
@@ -5513,25 +5592,127 @@
     </w:p>
     <w:p>
       <w:pPr>
-        <w:autoSpaceDE w:val="0"/>
-        <w:autoSpaceDN w:val="0"/>
-        <w:adjustRightInd w:val="0"/>
-        <w:jc w:val="center"/>
-        <w:rPr>
-          <w:color w:val="FF0000"/>
-        </w:rPr>
-      </w:pPr>
-    </w:p>
-    <w:p>
-      <w:pPr>
-        <w:autoSpaceDE w:val="0"/>
-        <w:autoSpaceDN w:val="0"/>
-        <w:adjustRightInd w:val="0"/>
-        <w:jc w:val="center"/>
-        <w:rPr>
-          <w:color w:val="FF0000"/>
-        </w:rPr>
-      </w:pPr>
+        <w:pStyle w:val="Heading1"/>
+      </w:pPr>
+      <w:bookmarkStart w:id="29" w:name="_Toc225512039"/>
+      <w:r>
+        <w:t xml:space="preserve">Finite Impulse Response (FIR) </w:t>
+      </w:r>
+      <w:r>
+        <w:t>F</w:t>
+      </w:r>
+      <w:r>
+        <w:t>ilters</w:t>
+      </w:r>
+      <w:bookmarkEnd w:id="29"/>
+    </w:p>
+    <w:p>
+      <w:r>
+        <w:t>What would happen if the values of the filter coefficients h(n) were changed?</w:t>
+      </w:r>
+      <w:r>
+        <w:t xml:space="preserve"> To answer this question, </w:t>
+      </w:r>
+      <w:r>
+        <w:t>m</w:t>
+      </w:r>
+      <w:r>
+        <w:t xml:space="preserve">odify either program </w:t>
+      </w:r>
+      <w:r>
+        <w:rPr>
+          <w:rFonts w:ascii="Courier New" w:hAnsi="Courier New" w:cs="Courier New"/>
+        </w:rPr>
+        <w:t>stm32f7_average_prbs_intr.c</w:t>
+      </w:r>
+      <w:r>
+        <w:t xml:space="preserve"> or program </w:t>
+      </w:r>
+      <w:r>
+        <w:rPr>
+          <w:rFonts w:ascii="Courier New" w:hAnsi="Courier New" w:cs="Courier New"/>
+        </w:rPr>
+        <w:t>stm32f7_sysid_average_CMSIS_intr.c</w:t>
+      </w:r>
+      <w:r>
+        <w:t xml:space="preserve"> again so that </w:t>
+      </w:r>
+      <w:r>
+        <w:rPr>
+          <w:rFonts w:ascii="Courier New" w:hAnsi="Courier New" w:cs="Courier New"/>
+          <w:iCs/>
+        </w:rPr>
+        <w:t>N</w:t>
+      </w:r>
+      <w:r>
+        <w:rPr>
+          <w:i/>
+          <w:iCs/>
+        </w:rPr>
+        <w:t xml:space="preserve"> </w:t>
+      </w:r>
+      <w:r>
+        <w:t xml:space="preserve">= 5 and </w:t>
+      </w:r>
+      <w:r>
+        <w:rPr>
+          <w:rFonts w:ascii="Courier New" w:hAnsi="Courier New" w:cs="Courier New"/>
+        </w:rPr>
+        <w:t>h(n)</w:t>
+      </w:r>
+      <w:r>
+        <w:t xml:space="preserve"> = {0.0833, 0.2500, 0.3333, 0.2500, </w:t>
+      </w:r>
+      <w:proofErr w:type="gramStart"/>
+      <w:r>
+        <w:t>0.0833} (</w:t>
+      </w:r>
+      <w:proofErr w:type="gramEnd"/>
+      <w:r>
+        <w:t xml:space="preserve">comment out the program statement in function </w:t>
+      </w:r>
+      <w:proofErr w:type="gramStart"/>
+      <w:r>
+        <w:rPr>
+          <w:rFonts w:ascii="Courier New" w:hAnsi="Courier New" w:cs="Courier New"/>
+        </w:rPr>
+        <w:t>main(</w:t>
+      </w:r>
+      <w:proofErr w:type="gramEnd"/>
+      <w:r>
+        <w:rPr>
+          <w:rFonts w:ascii="Courier New" w:hAnsi="Courier New" w:cs="Courier New"/>
+        </w:rPr>
+        <w:t>)</w:t>
+      </w:r>
+      <w:r>
+        <w:t xml:space="preserve"> that assigns values to array </w:t>
+      </w:r>
+      <w:r>
+        <w:rPr>
+          <w:rFonts w:ascii="Courier New" w:hAnsi="Courier New" w:cs="Courier New"/>
+        </w:rPr>
+        <w:t>h</w:t>
+      </w:r>
+      <w:r>
+        <w:t>)</w:t>
+      </w:r>
+      <w:r>
+        <w:t>.</w:t>
+      </w:r>
+    </w:p>
+    <w:p/>
+    <w:p/>
+    <w:p/>
+    <w:p>
+      <w:pPr>
+        <w:pStyle w:val="Heading2"/>
+      </w:pPr>
+      <w:bookmarkStart w:id="30" w:name="_Toc225512040"/>
+      <w:r>
+        <w:t>Exercise</w:t>
+      </w:r>
+      <w:bookmarkEnd w:id="30"/>
     </w:p>
     <w:p>
       <w:pPr>
@@ -5540,32 +5721,18 @@
           <w:ilvl w:val="0"/>
           <w:numId w:val="33"/>
         </w:numPr>
-        <w:rPr>
-          <w:b/>
-          <w:bCs/>
-        </w:rPr>
-      </w:pPr>
-      <w:r>
-        <w:rPr>
-          <w:b/>
-          <w:bCs/>
-        </w:rPr>
-        <w:lastRenderedPageBreak/>
-        <w:t xml:space="preserve">Changing the values of the filter </w:t>
-      </w:r>
-      <w:r>
-        <w:rPr>
-          <w:b/>
-          <w:bCs/>
-        </w:rPr>
-        <w:t>coefficients</w:t>
-      </w:r>
-      <w:r>
-        <w:rPr>
-          <w:b/>
-          <w:bCs/>
-        </w:rPr>
-        <w:t xml:space="preserve"> has (not unexpectedly) changed the magnitude frequency of the filter.</w:t>
+        <w:autoSpaceDE w:val="0"/>
+        <w:autoSpaceDN w:val="0"/>
+        <w:adjustRightInd w:val="0"/>
+      </w:pPr>
+      <w:r>
+        <w:t xml:space="preserve">Observe the frequency response of the filter and record your observations on the axes </w:t>
+      </w:r>
+      <w:r>
+        <w:t>below</w:t>
+      </w:r>
+      <w:r>
+        <w:t>.</w:t>
       </w:r>
     </w:p>
     <w:p>
@@ -5576,95 +5743,35 @@
         <w:ind w:left="709"/>
       </w:pPr>
       <w:r>
-        <w:t xml:space="preserve">Use the </w:t>
-      </w:r>
-      <w:r>
-        <w:t>D</w:t>
-      </w:r>
-      <w:r>
-        <w:t xml:space="preserve">iscrete </w:t>
-      </w:r>
-      <w:r>
-        <w:t>T</w:t>
-      </w:r>
-      <w:r>
-        <w:t xml:space="preserve">ime Fourier transform (DTFT) to derive an algebraic expression for the frequency response of the filter having coefficients </w:t>
-      </w:r>
-      <w:r>
-        <w:rPr>
-          <w:rFonts w:ascii="Courier New" w:hAnsi="Courier New" w:cs="Courier New"/>
-        </w:rPr>
-        <w:t>h(n)</w:t>
-      </w:r>
-      <w:r>
-        <w:t xml:space="preserve"> = {0.0833, 0.2500, 0.3333, 0.2500, 0.0833}. Write down each step of the derivation in the space provided </w:t>
-      </w:r>
-      <w:r>
-        <w:t>below</w:t>
-      </w:r>
-      <w:r>
-        <w:t xml:space="preserve"> and sketch the magnitude of that theoretical frequency response on the axes.</w:t>
-      </w:r>
-    </w:p>
-    <w:p>
-      <w:pPr>
-        <w:pStyle w:val="Caption"/>
-      </w:pPr>
-      <w:r>
-        <w:t>Derivation of theoretical frequency response of five</w:t>
-      </w:r>
-      <w:r>
-        <w:t>-</w:t>
-      </w:r>
-      <w:r>
-        <w:t>point moving average filter with Hann window using DTFT:</w:t>
-      </w:r>
-    </w:p>
-    <w:p>
-      <w:pPr>
-        <w:pStyle w:val="Caption"/>
-      </w:pPr>
-    </w:p>
-    <w:p>
-      <w:pPr>
-        <w:pStyle w:val="Caption"/>
-      </w:pPr>
-    </w:p>
-    <w:p>
-      <w:pPr>
-        <w:autoSpaceDE w:val="0"/>
-        <w:autoSpaceDN w:val="0"/>
-        <w:adjustRightInd w:val="0"/>
-      </w:pPr>
-    </w:p>
-    <w:p/>
-    <w:p>
-      <w:pPr>
-        <w:pStyle w:val="Caption"/>
-      </w:pPr>
-    </w:p>
-    <w:p>
-      <w:pPr>
-        <w:pStyle w:val="Caption"/>
-      </w:pPr>
-    </w:p>
-    <w:p>
-      <w:pPr>
-        <w:pStyle w:val="Caption"/>
-      </w:pPr>
-    </w:p>
-    <w:p>
-      <w:pPr>
-        <w:pStyle w:val="Caption"/>
-      </w:pPr>
-      <w:r>
-        <w:t>Theoretical magnitude frequency response of five</w:t>
-      </w:r>
-      <w:r>
-        <w:t>-</w:t>
-      </w:r>
-      <w:r>
-        <w:t>point moving average filter with Hann window:</w:t>
+        <w:t xml:space="preserve">You should find that higher frequencies are attenuated more than they were by the five-point moving average filter </w:t>
+      </w:r>
+      <w:r>
+        <w:t>and</w:t>
+      </w:r>
+      <w:r>
+        <w:t xml:space="preserve"> that the </w:t>
+      </w:r>
+      <w:r>
+        <w:t>“</w:t>
+      </w:r>
+      <w:r>
+        <w:t>notches</w:t>
+      </w:r>
+      <w:r>
+        <w:t>”</w:t>
+      </w:r>
+      <w:r>
+        <w:t xml:space="preserve"> in the frequency response of the five-point moving average filter at 1600 Hz and 3200 Hz have disappeared. You have effectively applied a </w:t>
+      </w:r>
+      <w:r>
+        <w:rPr>
+          <w:i/>
+          <w:iCs/>
+        </w:rPr>
+        <w:t xml:space="preserve">Hann window </w:t>
+      </w:r>
+      <w:r>
+        <w:t>to the coefficients of the five-point moving average filter.</w:t>
       </w:r>
     </w:p>
     <w:p>
@@ -5673,9 +5780,31 @@
         <w:autoSpaceDN w:val="0"/>
         <w:adjustRightInd w:val="0"/>
         <w:jc w:val="center"/>
-        <w:rPr>
-          <w:noProof/>
-        </w:rPr>
+      </w:pPr>
+    </w:p>
+    <w:p>
+      <w:pPr>
+        <w:pStyle w:val="Caption"/>
+      </w:pPr>
+      <w:r>
+        <w:t>Magnitude frequency response of five</w:t>
+      </w:r>
+      <w:r>
+        <w:t>-</w:t>
+      </w:r>
+      <w:r>
+        <w:t>point moving average filter with Hann window</w:t>
+      </w:r>
+      <w:r>
+        <w:t>:</w:t>
+      </w:r>
+    </w:p>
+    <w:p>
+      <w:pPr>
+        <w:autoSpaceDE w:val="0"/>
+        <w:autoSpaceDN w:val="0"/>
+        <w:adjustRightInd w:val="0"/>
+        <w:jc w:val="center"/>
       </w:pPr>
       <w:r>
         <w:rPr>
@@ -5683,10 +5812,10 @@
           <w:lang w:val="en-GB" w:eastAsia="en-GB"/>
         </w:rPr>
         <w:drawing>
-          <wp:inline distT="0" distB="0" distL="0" distR="0" wp14:anchorId="4211EC48" wp14:editId="44A25402">
+          <wp:inline distT="0" distB="0" distL="0" distR="0" wp14:anchorId="1C636363" wp14:editId="2BE88803">
             <wp:extent cx="5334000" cy="4000500"/>
             <wp:effectExtent l="19050" t="0" r="0" b="0"/>
-            <wp:docPr id="18" name="Picture 22"/>
+            <wp:docPr id="121726591" name="Picture 22"/>
             <wp:cNvGraphicFramePr>
               <a:graphicFrameLocks xmlns:a="http://schemas.openxmlformats.org/drawingml/2006/main" noChangeAspect="1"/>
             </wp:cNvGraphicFramePr>
@@ -5731,151 +5860,393 @@
     </w:p>
     <w:p>
       <w:pPr>
+        <w:pStyle w:val="Caption"/>
+      </w:pPr>
+      <w:r>
+        <w:t xml:space="preserve"> </w:t>
+      </w:r>
+    </w:p>
+    <w:p>
+      <w:pPr>
+        <w:pStyle w:val="ListParagraph"/>
+        <w:numPr>
+          <w:ilvl w:val="0"/>
+          <w:numId w:val="33"/>
+        </w:numPr>
+        <w:rPr>
+          <w:b/>
+          <w:bCs/>
+        </w:rPr>
+      </w:pPr>
+      <w:r>
+        <w:rPr>
+          <w:b/>
+          <w:bCs/>
+        </w:rPr>
+        <w:t xml:space="preserve">Changing the values of the filter </w:t>
+      </w:r>
+      <w:r>
+        <w:rPr>
+          <w:b/>
+          <w:bCs/>
+        </w:rPr>
+        <w:t>coefficients</w:t>
+      </w:r>
+      <w:r>
+        <w:rPr>
+          <w:b/>
+          <w:bCs/>
+        </w:rPr>
+        <w:t xml:space="preserve"> has (not unexpectedly) changed the magnitude frequency of the filter.</w:t>
+      </w:r>
+    </w:p>
+    <w:p>
+      <w:pPr>
+        <w:autoSpaceDE w:val="0"/>
+        <w:autoSpaceDN w:val="0"/>
+        <w:adjustRightInd w:val="0"/>
+        <w:ind w:left="709"/>
+      </w:pPr>
+      <w:r>
+        <w:t xml:space="preserve">Use the </w:t>
+      </w:r>
+      <w:r>
+        <w:t>D</w:t>
+      </w:r>
+      <w:r>
+        <w:t xml:space="preserve">iscrete </w:t>
+      </w:r>
+      <w:r>
+        <w:t>T</w:t>
+      </w:r>
+      <w:r>
+        <w:t xml:space="preserve">ime Fourier transform (DTFT) to derive an algebraic expression for the frequency response of the filter having coefficients </w:t>
+      </w:r>
+      <w:r>
+        <w:rPr>
+          <w:rFonts w:ascii="Courier New" w:hAnsi="Courier New" w:cs="Courier New"/>
+        </w:rPr>
+        <w:t>h(n)</w:t>
+      </w:r>
+      <w:r>
+        <w:t xml:space="preserve"> = {0.0833, 0.2500, 0.3333, 0.2500, </w:t>
+      </w:r>
+      <w:proofErr w:type="gramStart"/>
+      <w:r>
+        <w:t>0.0833}.</w:t>
+      </w:r>
+      <w:proofErr w:type="gramEnd"/>
+      <w:r>
+        <w:t xml:space="preserve"> Write down each step of the derivation in the space provided </w:t>
+      </w:r>
+      <w:r>
+        <w:t>below</w:t>
+      </w:r>
+      <w:r>
+        <w:t xml:space="preserve"> and sketch the magnitude of that theoretical frequency response on the axes.</w:t>
+      </w:r>
+    </w:p>
+    <w:p>
+      <w:pPr>
+        <w:pStyle w:val="Caption"/>
+      </w:pPr>
+    </w:p>
+    <w:p>
+      <w:pPr>
+        <w:pStyle w:val="Caption"/>
+      </w:pPr>
+    </w:p>
+    <w:p>
+      <w:pPr>
+        <w:pStyle w:val="Caption"/>
+      </w:pPr>
+    </w:p>
+    <w:p>
+      <w:pPr>
+        <w:pStyle w:val="Caption"/>
+      </w:pPr>
+    </w:p>
+    <w:p>
+      <w:pPr>
+        <w:pStyle w:val="Caption"/>
+      </w:pPr>
+    </w:p>
+    <w:p>
+      <w:pPr>
+        <w:pStyle w:val="Caption"/>
+      </w:pPr>
+    </w:p>
+    <w:p>
+      <w:pPr>
+        <w:pStyle w:val="Caption"/>
+      </w:pPr>
+    </w:p>
+    <w:p>
+      <w:pPr>
+        <w:pStyle w:val="Caption"/>
+      </w:pPr>
+    </w:p>
+    <w:p>
+      <w:pPr>
+        <w:pStyle w:val="Caption"/>
+      </w:pPr>
+      <w:r>
+        <w:t>Derivation of theoretical frequency response of five</w:t>
+      </w:r>
+      <w:r>
+        <w:t>-</w:t>
+      </w:r>
+      <w:r>
+        <w:t>point moving average filter with Hann window using DTFT:</w:t>
+      </w:r>
+    </w:p>
+    <w:p/>
+    <w:p/>
+    <w:p>
+      <w:pPr>
+        <w:pStyle w:val="Caption"/>
+      </w:pPr>
+      <w:r>
+        <w:t>Theoretical magnitude frequency response of five</w:t>
+      </w:r>
+      <w:r>
+        <w:t>-</w:t>
+      </w:r>
+      <w:r>
+        <w:t>point moving average filter with Hann window:</w:t>
+      </w:r>
+    </w:p>
+    <w:p>
+      <w:pPr>
         <w:autoSpaceDE w:val="0"/>
         <w:autoSpaceDN w:val="0"/>
         <w:adjustRightInd w:val="0"/>
         <w:jc w:val="center"/>
+      </w:pPr>
+      <w:r>
         <w:rPr>
           <w:noProof/>
-        </w:rPr>
-      </w:pPr>
+          <w:lang w:val="en-GB" w:eastAsia="en-GB"/>
+        </w:rPr>
+        <w:drawing>
+          <wp:inline distT="0" distB="0" distL="0" distR="0" wp14:anchorId="588F59B3" wp14:editId="0E70FD4D">
+            <wp:extent cx="5334000" cy="4000500"/>
+            <wp:effectExtent l="19050" t="0" r="0" b="0"/>
+            <wp:docPr id="1423989881" name="Picture 22"/>
+            <wp:cNvGraphicFramePr>
+              <a:graphicFrameLocks xmlns:a="http://schemas.openxmlformats.org/drawingml/2006/main" noChangeAspect="1"/>
+            </wp:cNvGraphicFramePr>
+            <a:graphic xmlns:a="http://schemas.openxmlformats.org/drawingml/2006/main">
+              <a:graphicData uri="http://schemas.openxmlformats.org/drawingml/2006/picture">
+                <pic:pic xmlns:pic="http://schemas.openxmlformats.org/drawingml/2006/picture">
+                  <pic:nvPicPr>
+                    <pic:cNvPr id="0" name="Picture 4"/>
+                    <pic:cNvPicPr>
+                      <a:picLocks noChangeAspect="1" noChangeArrowheads="1"/>
+                    </pic:cNvPicPr>
+                  </pic:nvPicPr>
+                  <pic:blipFill>
+                    <a:blip r:embed="rId19" cstate="print"/>
+                    <a:srcRect/>
+                    <a:stretch>
+                      <a:fillRect/>
+                    </a:stretch>
+                  </pic:blipFill>
+                  <pic:spPr bwMode="auto">
+                    <a:xfrm>
+                      <a:off x="0" y="0"/>
+                      <a:ext cx="5334000" cy="4000500"/>
+                    </a:xfrm>
+                    <a:prstGeom prst="rect">
+                      <a:avLst/>
+                    </a:prstGeom>
+                    <a:noFill/>
+                    <a:ln w="9525">
+                      <a:noFill/>
+                      <a:miter lim="800000"/>
+                      <a:headEnd/>
+                      <a:tailEnd/>
+                    </a:ln>
+                  </pic:spPr>
+                </pic:pic>
+              </a:graphicData>
+            </a:graphic>
+          </wp:inline>
+        </w:drawing>
+      </w:r>
+    </w:p>
+    <w:p>
+      <w:pPr>
+        <w:pStyle w:val="Caption"/>
+      </w:pPr>
+    </w:p>
+    <w:p/>
+    <w:p>
+      <w:pPr>
+        <w:pStyle w:val="Heading1"/>
+      </w:pPr>
+      <w:bookmarkStart w:id="31" w:name="_Toc225512041"/>
+      <w:r>
+        <w:t xml:space="preserve">FIR </w:t>
+      </w:r>
+      <w:r>
+        <w:t>F</w:t>
+      </w:r>
+      <w:r>
+        <w:t xml:space="preserve">ilter </w:t>
+      </w:r>
+      <w:r>
+        <w:t>P</w:t>
+      </w:r>
+      <w:r>
+        <w:t xml:space="preserve">rograms </w:t>
+      </w:r>
+      <w:r>
+        <w:t>w</w:t>
+      </w:r>
+      <w:r>
+        <w:t xml:space="preserve">ith </w:t>
+      </w:r>
+      <w:r>
+        <w:t>C</w:t>
+      </w:r>
+      <w:r>
+        <w:t xml:space="preserve">oefficients </w:t>
+      </w:r>
+      <w:r>
+        <w:t>S</w:t>
+      </w:r>
+      <w:r>
+        <w:t xml:space="preserve">pecified </w:t>
+      </w:r>
+      <w:r>
+        <w:t>i</w:t>
+      </w:r>
+      <w:r>
+        <w:t xml:space="preserve">n </w:t>
+      </w:r>
+      <w:r>
+        <w:t>S</w:t>
+      </w:r>
+      <w:r>
+        <w:t xml:space="preserve">eparate </w:t>
+      </w:r>
+      <w:r>
+        <w:t>H</w:t>
+      </w:r>
+      <w:r>
+        <w:t xml:space="preserve">eader </w:t>
+      </w:r>
+      <w:r>
+        <w:t>F</w:t>
+      </w:r>
+      <w:r>
+        <w:t>ile</w:t>
+      </w:r>
+      <w:bookmarkEnd w:id="31"/>
     </w:p>
     <w:p>
       <w:pPr>
         <w:autoSpaceDE w:val="0"/>
         <w:autoSpaceDN w:val="0"/>
         <w:adjustRightInd w:val="0"/>
-        <w:jc w:val="center"/>
-        <w:rPr>
-          <w:noProof/>
-        </w:rPr>
-      </w:pPr>
-    </w:p>
-    <w:p>
-      <w:pPr>
-        <w:pStyle w:val="Heading1"/>
-      </w:pPr>
-      <w:bookmarkStart w:id="31" w:name="_Toc29195019"/>
-      <w:r>
-        <w:lastRenderedPageBreak/>
-        <w:t xml:space="preserve">FIR </w:t>
-      </w:r>
-      <w:r>
-        <w:t>F</w:t>
-      </w:r>
-      <w:r>
-        <w:t xml:space="preserve">ilter </w:t>
-      </w:r>
-      <w:r>
-        <w:t>P</w:t>
-      </w:r>
-      <w:r>
-        <w:t xml:space="preserve">rograms </w:t>
-      </w:r>
-      <w:r>
-        <w:t>w</w:t>
-      </w:r>
-      <w:r>
-        <w:t xml:space="preserve">ith </w:t>
-      </w:r>
-      <w:r>
-        <w:t>C</w:t>
-      </w:r>
-      <w:r>
-        <w:t xml:space="preserve">oefficients </w:t>
-      </w:r>
-      <w:r>
-        <w:t>S</w:t>
-      </w:r>
-      <w:r>
-        <w:t xml:space="preserve">pecified </w:t>
-      </w:r>
-      <w:r>
-        <w:t>i</w:t>
-      </w:r>
-      <w:r>
-        <w:t xml:space="preserve">n </w:t>
-      </w:r>
-      <w:r>
-        <w:t>S</w:t>
-      </w:r>
-      <w:r>
-        <w:t xml:space="preserve">eparate </w:t>
-      </w:r>
-      <w:r>
-        <w:t>H</w:t>
-      </w:r>
-      <w:r>
-        <w:t xml:space="preserve">eader </w:t>
-      </w:r>
-      <w:r>
-        <w:t>F</w:t>
-      </w:r>
-      <w:r>
-        <w:t>ile</w:t>
-      </w:r>
-      <w:bookmarkEnd w:id="31"/>
+      </w:pPr>
+      <w:r>
+        <w:t xml:space="preserve">Programs </w:t>
+      </w:r>
+      <w:r>
+        <w:rPr>
+          <w:rFonts w:ascii="Courier New" w:hAnsi="Courier New" w:cs="Courier New"/>
+        </w:rPr>
+        <w:t>stm32f7_fir_intr.c</w:t>
+      </w:r>
+      <w:r>
+        <w:t xml:space="preserve">, </w:t>
+      </w:r>
+      <w:r>
+        <w:rPr>
+          <w:rFonts w:ascii="Courier New" w:hAnsi="Courier New" w:cs="Courier New"/>
+        </w:rPr>
+        <w:t>stm32f7_fir_prbs_intr.c</w:t>
+      </w:r>
+      <w:r>
+        <w:t xml:space="preserve"> and </w:t>
+      </w:r>
+      <w:r>
+        <w:rPr>
+          <w:rFonts w:ascii="Courier New" w:hAnsi="Courier New" w:cs="Courier New"/>
+        </w:rPr>
+        <w:t>stm32f7_sysid_fir_CMSIS_intr.c</w:t>
+      </w:r>
+      <w:r>
+        <w:t xml:space="preserve"> implement FIR filters for which the filter coefficients </w:t>
+      </w:r>
+      <w:r>
+        <w:rPr>
+          <w:i/>
+          <w:iCs/>
+        </w:rPr>
+        <w:t>h</w:t>
+      </w:r>
+      <w:r>
+        <w:t>(</w:t>
+      </w:r>
+      <w:r>
+        <w:rPr>
+          <w:i/>
+        </w:rPr>
+        <w:t>n</w:t>
+      </w:r>
+      <w:r>
+        <w:t xml:space="preserve">) </w:t>
+      </w:r>
+      <w:proofErr w:type="gramStart"/>
+      <w:r>
+        <w:t>are</w:t>
+      </w:r>
+      <w:proofErr w:type="gramEnd"/>
+      <w:r>
+        <w:t xml:space="preserve"> not specified within these source file</w:t>
+      </w:r>
+      <w:r>
+        <w:t>s</w:t>
+      </w:r>
+      <w:r>
+        <w:t xml:space="preserve"> but are read from a separate header file. To change the characteristics of the FIR filters implemented by these programs, simply change the preprocessor command</w:t>
+      </w:r>
     </w:p>
     <w:p>
       <w:pPr>
         <w:autoSpaceDE w:val="0"/>
         <w:autoSpaceDN w:val="0"/>
         <w:adjustRightInd w:val="0"/>
-      </w:pPr>
-      <w:r>
-        <w:t xml:space="preserve">Programs </w:t>
-      </w:r>
-      <w:r>
         <w:rPr>
           <w:rFonts w:ascii="Courier New" w:hAnsi="Courier New" w:cs="Courier New"/>
         </w:rPr>
-        <w:t>stm32f7_fir_intr.c</w:t>
-      </w:r>
-      <w:r>
-        <w:t xml:space="preserve">, </w:t>
-      </w:r>
+      </w:pPr>
       <w:r>
         <w:rPr>
           <w:rFonts w:ascii="Courier New" w:hAnsi="Courier New" w:cs="Courier New"/>
         </w:rPr>
-        <w:t>stm32f7_fir_prbs_intr.c</w:t>
-      </w:r>
-      <w:r>
-        <w:t xml:space="preserve"> and </w:t>
+        <w:t xml:space="preserve">#include </w:t>
       </w:r>
       <w:r>
         <w:rPr>
           <w:rFonts w:ascii="Courier New" w:hAnsi="Courier New" w:cs="Courier New"/>
         </w:rPr>
-        <w:t>stm32f7_sysid_fir_CMSIS_intr.c</w:t>
-      </w:r>
-      <w:r>
-        <w:t xml:space="preserve"> implement FIR filters for which the filter coefficients </w:t>
-      </w:r>
-      <w:r>
-        <w:rPr>
-          <w:i/>
-          <w:iCs/>
-        </w:rPr>
-        <w:t>h</w:t>
-      </w:r>
-      <w:r>
-        <w:t>(</w:t>
-      </w:r>
-      <w:r>
-        <w:rPr>
-          <w:i/>
-        </w:rPr>
-        <w:t>n</w:t>
-      </w:r>
-      <w:r>
-        <w:t>) are not specified within these source file</w:t>
-      </w:r>
-      <w:r>
-        <w:t>s</w:t>
-      </w:r>
-      <w:r>
-        <w:t xml:space="preserve"> but are read from a separate header file. To change the characteristics of the FIR filters implemented by these programs, simply change the preprocessor command</w:t>
+        <w:t>“</w:t>
+      </w:r>
+      <w:r>
+        <w:rPr>
+          <w:rFonts w:ascii="Courier New" w:hAnsi="Courier New" w:cs="Courier New"/>
+        </w:rPr>
+        <w:t>maf5.h</w:t>
+      </w:r>
+      <w:r>
+        <w:rPr>
+          <w:rFonts w:ascii="Courier New" w:hAnsi="Courier New" w:cs="Courier New"/>
+        </w:rPr>
+        <w:t>”</w:t>
       </w:r>
     </w:p>
     <w:p>
@@ -5883,33 +6254,9 @@
         <w:autoSpaceDE w:val="0"/>
         <w:autoSpaceDN w:val="0"/>
         <w:adjustRightInd w:val="0"/>
-        <w:rPr>
-          <w:rFonts w:ascii="Courier New" w:hAnsi="Courier New" w:cs="Courier New"/>
-        </w:rPr>
-      </w:pPr>
-      <w:r>
-        <w:rPr>
-          <w:rFonts w:ascii="Courier New" w:hAnsi="Courier New" w:cs="Courier New"/>
-        </w:rPr>
-        <w:t xml:space="preserve">#include </w:t>
-      </w:r>
-      <w:r>
-        <w:rPr>
-          <w:rFonts w:ascii="Courier New" w:hAnsi="Courier New" w:cs="Courier New"/>
-        </w:rPr>
-        <w:t>“</w:t>
-      </w:r>
-      <w:r>
-        <w:rPr>
-          <w:rFonts w:ascii="Courier New" w:hAnsi="Courier New" w:cs="Courier New"/>
-        </w:rPr>
-        <w:t>maf5.h</w:t>
-      </w:r>
-      <w:r>
-        <w:rPr>
-          <w:rFonts w:ascii="Courier New" w:hAnsi="Courier New" w:cs="Courier New"/>
-        </w:rPr>
-        <w:t>”</w:t>
+      </w:pPr>
+      <w:r>
+        <w:t>to</w:t>
       </w:r>
     </w:p>
     <w:p>
@@ -5917,9 +6264,45 @@
         <w:autoSpaceDE w:val="0"/>
         <w:autoSpaceDN w:val="0"/>
         <w:adjustRightInd w:val="0"/>
-      </w:pPr>
-      <w:r>
-        <w:t>to, for example,</w:t>
+        <w:rPr>
+          <w:rFonts w:ascii="Courier New" w:hAnsi="Courier New" w:cs="Courier New"/>
+        </w:rPr>
+      </w:pPr>
+      <w:r>
+        <w:rPr>
+          <w:rFonts w:ascii="Courier New" w:hAnsi="Courier New" w:cs="Courier New"/>
+        </w:rPr>
+        <w:t xml:space="preserve">#include </w:t>
+      </w:r>
+      <w:r>
+        <w:rPr>
+          <w:rFonts w:ascii="Courier New" w:hAnsi="Courier New" w:cs="Courier New"/>
+        </w:rPr>
+        <w:t>“</w:t>
+      </w:r>
+      <w:r>
+        <w:rPr>
+          <w:rFonts w:ascii="Courier New" w:hAnsi="Courier New" w:cs="Courier New"/>
+        </w:rPr>
+        <w:t>lp33</w:t>
+      </w:r>
+      <w:r>
+        <w:rPr>
+          <w:rFonts w:ascii="Courier New" w:hAnsi="Courier New" w:cs="Courier New"/>
+        </w:rPr>
+        <w:t>.h</w:t>
+      </w:r>
+      <w:r>
+        <w:rPr>
+          <w:rFonts w:ascii="Courier New" w:hAnsi="Courier New" w:cs="Courier New"/>
+        </w:rPr>
+        <w:t>”</w:t>
+      </w:r>
+      <w:r>
+        <w:rPr>
+          <w:rFonts w:ascii="Courier New" w:hAnsi="Courier New" w:cs="Courier New"/>
+        </w:rPr>
+        <w:t>,</w:t>
       </w:r>
     </w:p>
     <w:p>
@@ -5927,39 +6310,32 @@
         <w:autoSpaceDE w:val="0"/>
         <w:autoSpaceDN w:val="0"/>
         <w:adjustRightInd w:val="0"/>
-        <w:rPr>
-          <w:rFonts w:ascii="Courier New" w:hAnsi="Courier New" w:cs="Courier New"/>
-        </w:rPr>
-      </w:pPr>
-      <w:r>
-        <w:rPr>
-          <w:rFonts w:ascii="Courier New" w:hAnsi="Courier New" w:cs="Courier New"/>
-        </w:rPr>
-        <w:t xml:space="preserve">#include </w:t>
-      </w:r>
-      <w:r>
-        <w:rPr>
-          <w:rFonts w:ascii="Courier New" w:hAnsi="Courier New" w:cs="Courier New"/>
-        </w:rPr>
-        <w:t>“</w:t>
-      </w:r>
-      <w:r>
-        <w:rPr>
-          <w:rFonts w:ascii="Courier New" w:hAnsi="Courier New" w:cs="Courier New"/>
-        </w:rPr>
-        <w:t>lp33</w:t>
-      </w:r>
-      <w:r>
-        <w:rPr>
-          <w:rFonts w:ascii="Courier New" w:hAnsi="Courier New" w:cs="Courier New"/>
-        </w:rPr>
-        <w:t>.h</w:t>
-      </w:r>
-      <w:r>
-        <w:rPr>
-          <w:rFonts w:ascii="Courier New" w:hAnsi="Courier New" w:cs="Courier New"/>
-        </w:rPr>
-        <w:t>”</w:t>
+      </w:pPr>
+      <w:r>
+        <w:t xml:space="preserve">for </w:t>
+      </w:r>
+      <w:proofErr w:type="gramStart"/>
+      <w:r>
+        <w:t>example,</w:t>
+      </w:r>
+      <w:r>
+        <w:t xml:space="preserve"> </w:t>
+      </w:r>
+      <w:r>
+        <w:t>and</w:t>
+      </w:r>
+      <w:proofErr w:type="gramEnd"/>
+      <w:r>
+        <w:t xml:space="preserve"> </w:t>
+      </w:r>
+      <w:r>
+        <w:rPr>
+          <w:i/>
+        </w:rPr>
+        <w:t>Rebuild</w:t>
+      </w:r>
+      <w:r>
+        <w:t xml:space="preserve"> the project.</w:t>
       </w:r>
     </w:p>
     <w:p>
@@ -5967,19 +6343,11 @@
         <w:autoSpaceDE w:val="0"/>
         <w:autoSpaceDN w:val="0"/>
         <w:adjustRightInd w:val="0"/>
-      </w:pPr>
-      <w:r>
-        <w:t xml:space="preserve">and </w:t>
-      </w:r>
-      <w:r>
-        <w:rPr>
-          <w:i/>
-        </w:rPr>
-        <w:t>Rebuild</w:t>
-      </w:r>
-      <w:r>
-        <w:t xml:space="preserve"> the project.</w:t>
-      </w:r>
+        <w:rPr>
+          <w:b/>
+          <w:bCs/>
+        </w:rPr>
+      </w:pPr>
     </w:p>
     <w:p>
       <w:pPr>
@@ -5991,173 +6359,171 @@
           <w:bCs/>
         </w:rPr>
       </w:pPr>
+      <w:r>
+        <w:rPr>
+          <w:b/>
+          <w:bCs/>
+        </w:rPr>
+        <w:t>Note: Additional header and source files are provided in the lab-specific folder</w:t>
+      </w:r>
+      <w:r>
+        <w:rPr>
+          <w:b/>
+          <w:bCs/>
+        </w:rPr>
+        <w:t xml:space="preserve"> provided.</w:t>
+      </w:r>
     </w:p>
     <w:p>
       <w:pPr>
         <w:autoSpaceDE w:val="0"/>
         <w:autoSpaceDN w:val="0"/>
         <w:adjustRightInd w:val="0"/>
-        <w:rPr>
-          <w:b/>
-          <w:bCs/>
-        </w:rPr>
-      </w:pPr>
-      <w:r>
-        <w:rPr>
-          <w:b/>
-          <w:bCs/>
-        </w:rPr>
-        <w:t>Note: Additional header and source files are provided in the lab-specific folder</w:t>
-      </w:r>
-      <w:r>
-        <w:rPr>
-          <w:b/>
-          <w:bCs/>
-        </w:rPr>
-        <w:t xml:space="preserve"> provided.</w:t>
-      </w:r>
-    </w:p>
+      </w:pPr>
+      <w:r>
+        <w:t xml:space="preserve">The file </w:t>
+      </w:r>
+      <w:r>
+        <w:rPr>
+          <w:rFonts w:ascii="Courier New" w:hAnsi="Courier New" w:cs="Courier New"/>
+        </w:rPr>
+        <w:t>maf5.h</w:t>
+      </w:r>
+      <w:r>
+        <w:t xml:space="preserve"> listed </w:t>
+      </w:r>
+      <w:r>
+        <w:t xml:space="preserve">in the following code snippet </w:t>
+      </w:r>
+      <w:r>
+        <w:t xml:space="preserve">contains filter coefficient values that will result </w:t>
+      </w:r>
+      <w:r>
+        <w:t xml:space="preserve">in </w:t>
+      </w:r>
+      <w:r>
+        <w:t>implementation of a five</w:t>
+      </w:r>
+      <w:r>
+        <w:t>-</w:t>
+      </w:r>
+      <w:r>
+        <w:t>point moving average filter.</w:t>
+      </w:r>
+    </w:p>
+    <w:p>
+      <w:pPr>
+        <w:pStyle w:val="Codeblock"/>
+        <w:rPr>
+          <w:sz w:val="18"/>
+          <w:szCs w:val="18"/>
+        </w:rPr>
+      </w:pPr>
+      <w:r>
+        <w:rPr>
+          <w:sz w:val="18"/>
+          <w:szCs w:val="18"/>
+        </w:rPr>
+        <w:t>// maf5.h</w:t>
+      </w:r>
+    </w:p>
+    <w:p>
+      <w:pPr>
+        <w:pStyle w:val="Codeblock"/>
+        <w:rPr>
+          <w:sz w:val="18"/>
+          <w:szCs w:val="18"/>
+        </w:rPr>
+      </w:pPr>
+      <w:r>
+        <w:rPr>
+          <w:sz w:val="18"/>
+          <w:szCs w:val="18"/>
+        </w:rPr>
+        <w:t>// this file was generated using function stm32f7_fir_coeffs.m</w:t>
+      </w:r>
+    </w:p>
+    <w:p>
+      <w:pPr>
+        <w:pStyle w:val="Codeblock"/>
+        <w:rPr>
+          <w:sz w:val="18"/>
+          <w:szCs w:val="18"/>
+        </w:rPr>
+      </w:pPr>
+    </w:p>
+    <w:p>
+      <w:pPr>
+        <w:pStyle w:val="Codeblock"/>
+        <w:rPr>
+          <w:sz w:val="18"/>
+          <w:szCs w:val="18"/>
+        </w:rPr>
+      </w:pPr>
+      <w:r>
+        <w:rPr>
+          <w:sz w:val="18"/>
+          <w:szCs w:val="18"/>
+        </w:rPr>
+        <w:t>#define N 5</w:t>
+      </w:r>
+    </w:p>
+    <w:p>
+      <w:pPr>
+        <w:pStyle w:val="Codeblock"/>
+        <w:rPr>
+          <w:sz w:val="18"/>
+          <w:szCs w:val="18"/>
+        </w:rPr>
+      </w:pPr>
+    </w:p>
+    <w:p>
+      <w:pPr>
+        <w:pStyle w:val="Codeblock"/>
+        <w:rPr>
+          <w:sz w:val="18"/>
+          <w:szCs w:val="18"/>
+        </w:rPr>
+      </w:pPr>
+      <w:r>
+        <w:rPr>
+          <w:sz w:val="18"/>
+          <w:szCs w:val="18"/>
+        </w:rPr>
+        <w:t>float h[N]</w:t>
+      </w:r>
+      <w:proofErr w:type="gramStart"/>
+      <w:r>
+        <w:rPr>
+          <w:sz w:val="18"/>
+          <w:szCs w:val="18"/>
+        </w:rPr>
+        <w:t>={</w:t>
+      </w:r>
+      <w:proofErr w:type="gramEnd"/>
+      <w:r>
+        <w:rPr>
+          <w:sz w:val="18"/>
+          <w:szCs w:val="18"/>
+        </w:rPr>
+        <w:t>0.2, 0.2, 0.2, 0.2, 0.2</w:t>
+      </w:r>
+      <w:proofErr w:type="gramStart"/>
+      <w:r>
+        <w:rPr>
+          <w:sz w:val="18"/>
+          <w:szCs w:val="18"/>
+        </w:rPr>
+        <w:t>};</w:t>
+      </w:r>
+      <w:proofErr w:type="gramEnd"/>
+    </w:p>
+    <w:p/>
     <w:p>
       <w:pPr>
         <w:autoSpaceDE w:val="0"/>
         <w:autoSpaceDN w:val="0"/>
         <w:adjustRightInd w:val="0"/>
-      </w:pPr>
-      <w:r>
-        <w:t xml:space="preserve">The file </w:t>
-      </w:r>
-      <w:r>
-        <w:rPr>
-          <w:rFonts w:ascii="Courier New" w:hAnsi="Courier New" w:cs="Courier New"/>
-        </w:rPr>
-        <w:t>maf5.h</w:t>
-      </w:r>
-      <w:r>
-        <w:t xml:space="preserve"> listed </w:t>
-      </w:r>
-      <w:r>
-        <w:t xml:space="preserve">in the following code snippet </w:t>
-      </w:r>
-      <w:r>
-        <w:t xml:space="preserve">contains filter coefficient values that will result </w:t>
-      </w:r>
-      <w:r>
-        <w:t xml:space="preserve">in </w:t>
-      </w:r>
-      <w:r>
-        <w:t>implementation of a five</w:t>
-      </w:r>
-      <w:r>
-        <w:t>-</w:t>
-      </w:r>
-      <w:r>
-        <w:t>point moving average filter.</w:t>
-      </w:r>
-    </w:p>
-    <w:p>
-      <w:pPr>
-        <w:pStyle w:val="Codeblock"/>
-        <w:rPr>
-          <w:sz w:val="18"/>
-          <w:szCs w:val="18"/>
-        </w:rPr>
-      </w:pPr>
-      <w:r>
-        <w:rPr>
-          <w:sz w:val="18"/>
-          <w:szCs w:val="18"/>
-        </w:rPr>
-        <w:t>// maf5.h</w:t>
-      </w:r>
-    </w:p>
-    <w:p>
-      <w:pPr>
-        <w:pStyle w:val="Codeblock"/>
-        <w:rPr>
-          <w:sz w:val="18"/>
-          <w:szCs w:val="18"/>
-        </w:rPr>
-      </w:pPr>
-      <w:r>
-        <w:rPr>
-          <w:sz w:val="18"/>
-          <w:szCs w:val="18"/>
-        </w:rPr>
-        <w:t>// this file was generated using function stm32f7_fir_coeffs.m</w:t>
-      </w:r>
-    </w:p>
-    <w:p>
-      <w:pPr>
-        <w:pStyle w:val="Codeblock"/>
-        <w:rPr>
-          <w:sz w:val="18"/>
-          <w:szCs w:val="18"/>
-        </w:rPr>
-      </w:pPr>
-    </w:p>
-    <w:p>
-      <w:pPr>
-        <w:pStyle w:val="Codeblock"/>
-        <w:rPr>
-          <w:sz w:val="18"/>
-          <w:szCs w:val="18"/>
-        </w:rPr>
-      </w:pPr>
-      <w:r>
-        <w:rPr>
-          <w:sz w:val="18"/>
-          <w:szCs w:val="18"/>
-        </w:rPr>
-        <w:t>#define N 5</w:t>
-      </w:r>
-    </w:p>
-    <w:p>
-      <w:pPr>
-        <w:pStyle w:val="Codeblock"/>
-        <w:rPr>
-          <w:sz w:val="18"/>
-          <w:szCs w:val="18"/>
-        </w:rPr>
-      </w:pPr>
-    </w:p>
-    <w:p>
-      <w:pPr>
-        <w:pStyle w:val="Codeblock"/>
-        <w:rPr>
-          <w:sz w:val="18"/>
-          <w:szCs w:val="18"/>
-        </w:rPr>
-      </w:pPr>
-      <w:r>
-        <w:rPr>
-          <w:sz w:val="18"/>
-          <w:szCs w:val="18"/>
-        </w:rPr>
-        <w:t>float h[N]</w:t>
-      </w:r>
-      <w:proofErr w:type="gramStart"/>
-      <w:r>
-        <w:rPr>
-          <w:sz w:val="18"/>
-          <w:szCs w:val="18"/>
-        </w:rPr>
-        <w:t>={</w:t>
-      </w:r>
-      <w:proofErr w:type="gramEnd"/>
-      <w:r>
-        <w:rPr>
-          <w:sz w:val="18"/>
-          <w:szCs w:val="18"/>
-        </w:rPr>
-        <w:t>0.2, 0.2, 0.2, 0.2, 0.2};</w:t>
-      </w:r>
-    </w:p>
-    <w:p/>
-    <w:p>
-      <w:pPr>
-        <w:autoSpaceDE w:val="0"/>
-        <w:autoSpaceDN w:val="0"/>
-        <w:adjustRightInd w:val="0"/>
         <w:rPr>
           <w:rFonts w:cstheme="minorHAnsi"/>
         </w:rPr>
@@ -6166,7 +6532,19 @@
         <w:rPr>
           <w:iCs/>
         </w:rPr>
-        <w:t xml:space="preserve">Several different example coefficient files have been provided. Investigate the characteristics of one or two of these using program </w:t>
+        <w:t xml:space="preserve">Several different example coefficient files have been provided. Investigate the characteristics of one or two of these using </w:t>
+      </w:r>
+      <w:r>
+        <w:rPr>
+          <w:iCs/>
+        </w:rPr>
+        <w:t xml:space="preserve">the </w:t>
+      </w:r>
+      <w:r>
+        <w:rPr>
+          <w:iCs/>
+        </w:rPr>
+        <w:t xml:space="preserve">program </w:t>
       </w:r>
       <w:r>
         <w:rPr>
@@ -6226,12 +6604,33 @@
         <w:t xml:space="preserve"> graphs on the LCD.</w:t>
       </w:r>
     </w:p>
+    <w:p>
+      <w:pPr>
+        <w:rPr>
+          <w:color w:val="FF0000"/>
+        </w:rPr>
+      </w:pPr>
+    </w:p>
+    <w:p>
+      <w:pPr>
+        <w:rPr>
+          <w:color w:val="FF0000"/>
+        </w:rPr>
+      </w:pPr>
+    </w:p>
+    <w:p>
+      <w:pPr>
+        <w:rPr>
+          <w:color w:val="FF0000"/>
+        </w:rPr>
+      </w:pPr>
+    </w:p>
     <w:p/>
     <w:p>
       <w:pPr>
         <w:pStyle w:val="Heading1"/>
       </w:pPr>
-      <w:bookmarkStart w:id="32" w:name="_Toc29195020"/>
+      <w:bookmarkStart w:id="32" w:name="_Toc225512042"/>
       <w:r>
         <w:t xml:space="preserve">Generating FIR Filter </w:t>
       </w:r>
@@ -6275,7 +6674,19 @@
         <w:rPr>
           <w:color w:val="221E1F"/>
         </w:rPr>
-        <w:t xml:space="preserve">If the number of filter coefficients is small, a coefficient header file may be edited by hand. To be compatible with program </w:t>
+        <w:t xml:space="preserve">If the number of filter coefficients is small, a coefficient header file may be edited by hand. To be compatible with </w:t>
+      </w:r>
+      <w:r>
+        <w:rPr>
+          <w:color w:val="221E1F"/>
+        </w:rPr>
+        <w:t xml:space="preserve">the </w:t>
+      </w:r>
+      <w:r>
+        <w:rPr>
+          <w:color w:val="221E1F"/>
+        </w:rPr>
+        <w:t xml:space="preserve">program </w:t>
       </w:r>
       <w:r>
         <w:rPr>
@@ -6288,14 +6699,7 @@
         <w:rPr>
           <w:color w:val="221E1F"/>
         </w:rPr>
-        <w:t xml:space="preserve"> and others, a coefficient header file must </w:t>
-      </w:r>
-      <w:r>
-        <w:rPr>
-          <w:color w:val="221E1F"/>
-        </w:rPr>
-        <w:lastRenderedPageBreak/>
-        <w:t xml:space="preserve">define a constant </w:t>
+        <w:t xml:space="preserve"> and others, a coefficient header file must define a constant </w:t>
       </w:r>
       <w:r>
         <w:rPr>
@@ -6367,7 +6771,19 @@
         <w:rPr>
           <w:color w:val="221E1F"/>
         </w:rPr>
-        <w:t xml:space="preserve"> floating point values.</w:t>
+        <w:t xml:space="preserve"> floating</w:t>
+      </w:r>
+      <w:r>
+        <w:rPr>
+          <w:color w:val="221E1F"/>
+        </w:rPr>
+        <w:t>-</w:t>
+      </w:r>
+      <w:r>
+        <w:rPr>
+          <w:color w:val="221E1F"/>
+        </w:rPr>
+        <w:t>point values.</w:t>
       </w:r>
     </w:p>
     <w:p>
@@ -6607,6 +7023,7 @@
         <w:rPr>
           <w:color w:val="221E1F"/>
         </w:rPr>
+        <w:lastRenderedPageBreak/>
         <w:t xml:space="preserve">Alternatively, the MATLAB filter design and analysis tool </w:t>
       </w:r>
       <w:proofErr w:type="spellStart"/>
@@ -6636,7 +7053,21 @@
         <w:rPr>
           <w:color w:val="221E1F"/>
         </w:rPr>
-        <w:t xml:space="preserve"> Workspace / Export As Coefficients). Then</w:t>
+        <w:t xml:space="preserve"> Workspace / Export </w:t>
+      </w:r>
+      <w:proofErr w:type="gramStart"/>
+      <w:r>
+        <w:rPr>
+          <w:color w:val="221E1F"/>
+        </w:rPr>
+        <w:t>As</w:t>
+      </w:r>
+      <w:proofErr w:type="gramEnd"/>
+      <w:r>
+        <w:rPr>
+          <w:color w:val="221E1F"/>
+        </w:rPr>
+        <w:t xml:space="preserve"> Coefficients). Then</w:t>
       </w:r>
       <w:r>
         <w:rPr>
@@ -6818,7 +7249,7 @@
                     </pic:cNvPicPr>
                   </pic:nvPicPr>
                   <pic:blipFill>
-                    <a:blip r:embed="rId23" cstate="print">
+                    <a:blip r:embed="rId22" cstate="print">
                       <a:extLst>
                         <a:ext uri="{28A0092B-C50C-407E-A947-70E740481C1C}">
                           <a14:useLocalDpi xmlns:a14="http://schemas.microsoft.com/office/drawing/2010/main" val="0"/>
@@ -7020,8 +7451,16 @@
         <w:rPr>
           <w:rFonts w:ascii="Courier New" w:hAnsi="Courier New" w:cs="Courier New"/>
         </w:rPr>
-        <w:t>stm32f7_sysid_fir_CMSIS_intr.c</w:t>
-      </w:r>
+        <w:t>stm32f7_sysid_fir_CMSIS_</w:t>
+      </w:r>
+      <w:proofErr w:type="gramStart"/>
+      <w:r>
+        <w:rPr>
+          <w:rFonts w:ascii="Courier New" w:hAnsi="Courier New" w:cs="Courier New"/>
+        </w:rPr>
+        <w:t>intr.c</w:t>
+      </w:r>
+      <w:proofErr w:type="gramEnd"/>
       <w:r>
         <w:t xml:space="preserve">. Ensure that your board connection is as shown in </w:t>
       </w:r>
@@ -7094,6 +7533,7 @@
           <w:szCs w:val="28"/>
           <w:lang w:eastAsia="en-GB"/>
         </w:rPr>
+        <w:lastRenderedPageBreak/>
         <w:drawing>
           <wp:inline distT="0" distB="0" distL="0" distR="0" wp14:anchorId="27368CA4" wp14:editId="72BE48F7">
             <wp:extent cx="5483225" cy="2827655"/>
@@ -7112,7 +7552,7 @@
                     </pic:cNvPicPr>
                   </pic:nvPicPr>
                   <pic:blipFill>
-                    <a:blip r:embed="rId24" cstate="print"/>
+                    <a:blip r:embed="rId23" cstate="print"/>
                     <a:srcRect/>
                     <a:stretch>
                       <a:fillRect/>
@@ -7281,6 +7721,107 @@
                 <pic:pic xmlns:pic="http://schemas.openxmlformats.org/drawingml/2006/picture">
                   <pic:nvPicPr>
                     <pic:cNvPr id="0" name="Picture 2"/>
+                    <pic:cNvPicPr>
+                      <a:picLocks noChangeAspect="1" noChangeArrowheads="1"/>
+                    </pic:cNvPicPr>
+                  </pic:nvPicPr>
+                  <pic:blipFill>
+                    <a:blip r:embed="rId24" cstate="print"/>
+                    <a:srcRect/>
+                    <a:stretch>
+                      <a:fillRect/>
+                    </a:stretch>
+                  </pic:blipFill>
+                  <pic:spPr bwMode="auto">
+                    <a:xfrm>
+                      <a:off x="0" y="0"/>
+                      <a:ext cx="3299983" cy="2482594"/>
+                    </a:xfrm>
+                    <a:prstGeom prst="rect">
+                      <a:avLst/>
+                    </a:prstGeom>
+                    <a:noFill/>
+                    <a:ln w="9525">
+                      <a:noFill/>
+                      <a:miter lim="800000"/>
+                      <a:headEnd/>
+                      <a:tailEnd/>
+                    </a:ln>
+                  </pic:spPr>
+                </pic:pic>
+              </a:graphicData>
+            </a:graphic>
+          </wp:inline>
+        </w:drawing>
+      </w:r>
+    </w:p>
+    <w:p>
+      <w:pPr>
+        <w:pStyle w:val="Caption"/>
+      </w:pPr>
+      <w:bookmarkStart w:id="35" w:name="_Ref19088965"/>
+      <w:r>
+        <w:t xml:space="preserve">Figure </w:t>
+      </w:r>
+      <w:r>
+        <w:fldChar w:fldCharType="begin"/>
+      </w:r>
+      <w:r>
+        <w:instrText xml:space="preserve"> SEQ Figure \* ARABIC </w:instrText>
+      </w:r>
+      <w:r>
+        <w:fldChar w:fldCharType="separate"/>
+      </w:r>
+      <w:r>
+        <w:t>9</w:t>
+      </w:r>
+      <w:r>
+        <w:fldChar w:fldCharType="end"/>
+      </w:r>
+      <w:bookmarkEnd w:id="35"/>
+      <w:r>
+        <w:t>: Experimentally measured impulse response and magnitude frequency response corresponding to filter coefficients defined in header file bp1750.h, derived using program stm32f7_sysid_fir_CMSIS_intr</w:t>
+      </w:r>
+    </w:p>
+    <w:p>
+      <w:pPr>
+        <w:pStyle w:val="Caption"/>
+        <w:jc w:val="center"/>
+        <w:rPr>
+          <w:b/>
+          <w:sz w:val="28"/>
+          <w:szCs w:val="28"/>
+        </w:rPr>
+      </w:pPr>
+    </w:p>
+    <w:p>
+      <w:pPr>
+        <w:pStyle w:val="Caption"/>
+        <w:keepNext/>
+        <w:jc w:val="center"/>
+      </w:pPr>
+      <w:r>
+        <w:rPr>
+          <w:b/>
+          <w:noProof/>
+          <w:sz w:val="28"/>
+          <w:szCs w:val="28"/>
+          <w:lang w:eastAsia="en-GB"/>
+        </w:rPr>
+        <w:lastRenderedPageBreak/>
+        <w:drawing>
+          <wp:inline distT="0" distB="0" distL="0" distR="0" wp14:anchorId="151CFC10" wp14:editId="13FEBDF1">
+            <wp:extent cx="3299983" cy="2482594"/>
+            <wp:effectExtent l="0" t="0" r="0" b="0"/>
+            <wp:docPr id="31" name="Picture 3"/>
+            <wp:cNvGraphicFramePr>
+              <a:graphicFrameLocks xmlns:a="http://schemas.openxmlformats.org/drawingml/2006/main" noChangeAspect="1"/>
+            </wp:cNvGraphicFramePr>
+            <a:graphic xmlns:a="http://schemas.openxmlformats.org/drawingml/2006/main">
+              <a:graphicData uri="http://schemas.openxmlformats.org/drawingml/2006/picture">
+                <pic:pic xmlns:pic="http://schemas.openxmlformats.org/drawingml/2006/picture">
+                  <pic:nvPicPr>
+                    <pic:cNvPr id="0" name="Picture 3"/>
                     <pic:cNvPicPr>
                       <a:picLocks noChangeAspect="1" noChangeArrowheads="1"/>
                     </pic:cNvPicPr>
@@ -7318,106 +7859,6 @@
     <w:p>
       <w:pPr>
         <w:pStyle w:val="Caption"/>
-      </w:pPr>
-      <w:bookmarkStart w:id="35" w:name="_Ref19088965"/>
-      <w:r>
-        <w:t xml:space="preserve">Figure </w:t>
-      </w:r>
-      <w:r>
-        <w:fldChar w:fldCharType="begin"/>
-      </w:r>
-      <w:r>
-        <w:instrText xml:space="preserve"> SEQ Figure \* ARABIC </w:instrText>
-      </w:r>
-      <w:r>
-        <w:fldChar w:fldCharType="separate"/>
-      </w:r>
-      <w:r>
-        <w:t>9</w:t>
-      </w:r>
-      <w:r>
-        <w:fldChar w:fldCharType="end"/>
-      </w:r>
-      <w:bookmarkEnd w:id="35"/>
-      <w:r>
-        <w:t>: Experimentally measured impulse response and magnitude frequency response corresponding to filter coefficients defined in header file bp1750.h, derived using program stm32f7_sysid_fir_CMSIS_intr</w:t>
-      </w:r>
-    </w:p>
-    <w:p>
-      <w:pPr>
-        <w:pStyle w:val="Caption"/>
-        <w:jc w:val="center"/>
-        <w:rPr>
-          <w:b/>
-          <w:sz w:val="28"/>
-          <w:szCs w:val="28"/>
-        </w:rPr>
-      </w:pPr>
-    </w:p>
-    <w:p>
-      <w:pPr>
-        <w:pStyle w:val="Caption"/>
-        <w:keepNext/>
-        <w:jc w:val="center"/>
-      </w:pPr>
-      <w:r>
-        <w:rPr>
-          <w:b/>
-          <w:noProof/>
-          <w:sz w:val="28"/>
-          <w:szCs w:val="28"/>
-          <w:lang w:eastAsia="en-GB"/>
-        </w:rPr>
-        <w:drawing>
-          <wp:inline distT="0" distB="0" distL="0" distR="0" wp14:anchorId="151CFC10" wp14:editId="13FEBDF1">
-            <wp:extent cx="3299983" cy="2482594"/>
-            <wp:effectExtent l="0" t="0" r="0" b="0"/>
-            <wp:docPr id="31" name="Picture 3"/>
-            <wp:cNvGraphicFramePr>
-              <a:graphicFrameLocks xmlns:a="http://schemas.openxmlformats.org/drawingml/2006/main" noChangeAspect="1"/>
-            </wp:cNvGraphicFramePr>
-            <a:graphic xmlns:a="http://schemas.openxmlformats.org/drawingml/2006/main">
-              <a:graphicData uri="http://schemas.openxmlformats.org/drawingml/2006/picture">
-                <pic:pic xmlns:pic="http://schemas.openxmlformats.org/drawingml/2006/picture">
-                  <pic:nvPicPr>
-                    <pic:cNvPr id="0" name="Picture 3"/>
-                    <pic:cNvPicPr>
-                      <a:picLocks noChangeAspect="1" noChangeArrowheads="1"/>
-                    </pic:cNvPicPr>
-                  </pic:nvPicPr>
-                  <pic:blipFill>
-                    <a:blip r:embed="rId26" cstate="print"/>
-                    <a:srcRect/>
-                    <a:stretch>
-                      <a:fillRect/>
-                    </a:stretch>
-                  </pic:blipFill>
-                  <pic:spPr bwMode="auto">
-                    <a:xfrm>
-                      <a:off x="0" y="0"/>
-                      <a:ext cx="3299983" cy="2482594"/>
-                    </a:xfrm>
-                    <a:prstGeom prst="rect">
-                      <a:avLst/>
-                    </a:prstGeom>
-                    <a:noFill/>
-                    <a:ln w="9525">
-                      <a:noFill/>
-                      <a:miter lim="800000"/>
-                      <a:headEnd/>
-                      <a:tailEnd/>
-                    </a:ln>
-                  </pic:spPr>
-                </pic:pic>
-              </a:graphicData>
-            </a:graphic>
-          </wp:inline>
-        </w:drawing>
-      </w:r>
-    </w:p>
-    <w:p>
-      <w:pPr>
-        <w:pStyle w:val="Caption"/>
         <w:jc w:val="center"/>
       </w:pPr>
       <w:bookmarkStart w:id="36" w:name="_Ref19088971"/>
@@ -7495,7 +7936,7 @@
                     <pic:cNvPicPr/>
                   </pic:nvPicPr>
                   <pic:blipFill>
-                    <a:blip r:embed="rId27" cstate="print"/>
+                    <a:blip r:embed="rId26" cstate="print"/>
                     <a:stretch>
                       <a:fillRect/>
                     </a:stretch>
@@ -7559,12 +8000,14 @@
       </w:r>
     </w:p>
     <w:p/>
+    <w:p/>
+    <w:p/>
     <w:p>
       <w:pPr>
         <w:pStyle w:val="Heading1"/>
       </w:pPr>
       <w:bookmarkStart w:id="37" w:name="_Toc19094952"/>
-      <w:bookmarkStart w:id="38" w:name="_Toc29195021"/>
+      <w:bookmarkStart w:id="38" w:name="_Toc225512043"/>
       <w:bookmarkEnd w:id="37"/>
       <w:r>
         <w:lastRenderedPageBreak/>
@@ -7591,7 +8034,7 @@
       <w:r>
         <w:t xml:space="preserve"> </w:t>
       </w:r>
-      <w:bookmarkStart w:id="39" w:name="_Toc29195022"/>
+      <w:bookmarkStart w:id="39" w:name="_Toc225512044"/>
       <w:r>
         <w:t>Exercise</w:t>
       </w:r>
@@ -7690,39 +8133,75 @@
     </w:p>
     <w:p>
       <w:pPr>
-        <w:rPr>
-          <w:lang w:val="en-GB"/>
-        </w:rPr>
-      </w:pPr>
-    </w:p>
-    <w:p>
-      <w:pPr>
-        <w:rPr>
-          <w:lang w:val="fr-FR"/>
-        </w:rPr>
-      </w:pPr>
-      <w:proofErr w:type="spellStart"/>
-      <w:r>
-        <w:rPr>
-          <w:lang w:val="fr-FR"/>
-        </w:rPr>
-        <w:t>Filter</w:t>
-      </w:r>
-      <w:proofErr w:type="spellEnd"/>
-      <w:r>
-        <w:rPr>
-          <w:lang w:val="fr-FR"/>
-        </w:rPr>
-        <w:t xml:space="preserve"> </w:t>
-      </w:r>
-      <w:proofErr w:type="gramStart"/>
-      <w:r>
-        <w:rPr>
-          <w:lang w:val="fr-FR"/>
-        </w:rPr>
-        <w:t>X:</w:t>
-      </w:r>
-      <w:proofErr w:type="gramEnd"/>
+        <w:autoSpaceDE w:val="0"/>
+        <w:autoSpaceDN w:val="0"/>
+        <w:adjustRightInd w:val="0"/>
+        <w:rPr>
+          <w:noProof/>
+        </w:rPr>
+      </w:pPr>
+    </w:p>
+    <w:p>
+      <w:pPr>
+        <w:autoSpaceDE w:val="0"/>
+        <w:autoSpaceDN w:val="0"/>
+        <w:adjustRightInd w:val="0"/>
+        <w:rPr>
+          <w:noProof/>
+        </w:rPr>
+      </w:pPr>
+    </w:p>
+    <w:p>
+      <w:pPr>
+        <w:autoSpaceDE w:val="0"/>
+        <w:autoSpaceDN w:val="0"/>
+        <w:adjustRightInd w:val="0"/>
+        <w:rPr>
+          <w:noProof/>
+        </w:rPr>
+      </w:pPr>
+    </w:p>
+    <w:p>
+      <w:pPr>
+        <w:autoSpaceDE w:val="0"/>
+        <w:autoSpaceDN w:val="0"/>
+        <w:adjustRightInd w:val="0"/>
+        <w:rPr>
+          <w:noProof/>
+        </w:rPr>
+      </w:pPr>
+    </w:p>
+    <w:p>
+      <w:pPr>
+        <w:autoSpaceDE w:val="0"/>
+        <w:autoSpaceDN w:val="0"/>
+        <w:adjustRightInd w:val="0"/>
+        <w:rPr>
+          <w:noProof/>
+        </w:rPr>
+      </w:pPr>
+    </w:p>
+    <w:p>
+      <w:pPr>
+        <w:autoSpaceDE w:val="0"/>
+        <w:autoSpaceDN w:val="0"/>
+        <w:adjustRightInd w:val="0"/>
+        <w:rPr>
+          <w:noProof/>
+        </w:rPr>
+      </w:pPr>
+    </w:p>
+    <w:p>
+      <w:pPr>
+        <w:autoSpaceDE w:val="0"/>
+        <w:autoSpaceDN w:val="0"/>
+        <w:adjustRightInd w:val="0"/>
+      </w:pPr>
+    </w:p>
+    <w:p>
+      <w:r>
+        <w:t>Filter X:</w:t>
+      </w:r>
     </w:p>
     <w:p>
       <w:pPr>
@@ -7731,17 +8210,15 @@
         <w:adjustRightInd w:val="0"/>
         <w:spacing w:after="0"/>
         <w:jc w:val="center"/>
-        <w:rPr>
-          <w:lang w:val="fr-FR"/>
-        </w:rPr>
       </w:pPr>
       <w:r>
         <w:rPr>
           <w:noProof/>
           <w:lang w:val="en-GB" w:eastAsia="en-GB"/>
         </w:rPr>
+        <w:lastRenderedPageBreak/>
         <w:drawing>
-          <wp:inline distT="0" distB="0" distL="0" distR="0" wp14:anchorId="167BC77D" wp14:editId="4A0FB6F0">
+          <wp:inline distT="0" distB="0" distL="0" distR="0" wp14:anchorId="50D8B225" wp14:editId="24370CF6">
             <wp:extent cx="5530678" cy="3971925"/>
             <wp:effectExtent l="0" t="0" r="0" b="0"/>
             <wp:docPr id="21" name="Picture 4"/>
@@ -7758,7 +8235,7 @@
                     </pic:cNvPicPr>
                   </pic:nvPicPr>
                   <pic:blipFill>
-                    <a:blip r:embed="rId28" cstate="print"/>
+                    <a:blip r:embed="rId27" cstate="print"/>
                     <a:srcRect/>
                     <a:stretch>
                       <a:fillRect/>
@@ -7787,65 +8264,41 @@
         </w:drawing>
       </w:r>
     </w:p>
-    <w:p>
-      <w:pPr>
-        <w:rPr>
-          <w:lang w:val="fr-FR"/>
-        </w:rPr>
-      </w:pPr>
-    </w:p>
-    <w:p>
-      <w:pPr>
-        <w:rPr>
-          <w:lang w:val="fr-FR"/>
-        </w:rPr>
-      </w:pPr>
-      <w:proofErr w:type="spellStart"/>
-      <w:r>
-        <w:rPr>
-          <w:lang w:val="fr-FR"/>
-        </w:rPr>
-        <w:t>Filter</w:t>
-      </w:r>
-      <w:proofErr w:type="spellEnd"/>
-      <w:r>
-        <w:rPr>
-          <w:lang w:val="fr-FR"/>
-        </w:rPr>
+    <w:p/>
+    <w:p>
+      <w:pPr>
+        <w:rPr>
+          <w:color w:val="FF0000"/>
+        </w:rPr>
+      </w:pPr>
+      <w:r>
+        <w:t>Filter Y:</w:t>
+      </w:r>
+      <w:r>
         <w:t xml:space="preserve"> </w:t>
       </w:r>
-      <w:proofErr w:type="gramStart"/>
-      <w:r>
-        <w:rPr>
-          <w:lang w:val="fr-FR"/>
-        </w:rPr>
-        <w:t>Y:</w:t>
-      </w:r>
-      <w:proofErr w:type="gramEnd"/>
-      <w:r>
-        <w:rPr>
-          <w:lang w:val="fr-FR"/>
-        </w:rPr>
-        <w:t xml:space="preserve"> </w:t>
-      </w:r>
-    </w:p>
-    <w:p>
-      <w:pPr>
-        <w:rPr>
-          <w:lang w:val="fr-FR"/>
-        </w:rPr>
-      </w:pPr>
+    </w:p>
+    <w:p>
+      <w:pPr>
+        <w:pStyle w:val="Caption"/>
+        <w:spacing w:after="0"/>
+        <w:jc w:val="center"/>
+        <w:rPr>
+          <w:noProof/>
+        </w:rPr>
+      </w:pPr>
+    </w:p>
+    <w:p>
       <w:r>
         <w:rPr>
           <w:noProof/>
           <w:lang w:val="en-GB" w:eastAsia="en-GB"/>
         </w:rPr>
-        <w:lastRenderedPageBreak/>
         <w:drawing>
-          <wp:inline distT="0" distB="0" distL="0" distR="0" wp14:anchorId="0B6D90B3" wp14:editId="7A78383F">
-            <wp:extent cx="5543941" cy="3981450"/>
+          <wp:inline distT="0" distB="0" distL="0" distR="0" wp14:anchorId="4E78FC51" wp14:editId="127480A7">
+            <wp:extent cx="5530678" cy="3971925"/>
             <wp:effectExtent l="0" t="0" r="0" b="0"/>
-            <wp:docPr id="8" name="Picture 4"/>
+            <wp:docPr id="412164558" name="Picture 4"/>
             <wp:cNvGraphicFramePr>
               <a:graphicFrameLocks xmlns:a="http://schemas.openxmlformats.org/drawingml/2006/main" noChangeAspect="1"/>
             </wp:cNvGraphicFramePr>
@@ -7859,7 +8312,7 @@
                     </pic:cNvPicPr>
                   </pic:nvPicPr>
                   <pic:blipFill>
-                    <a:blip r:embed="rId28" cstate="print"/>
+                    <a:blip r:embed="rId27" cstate="print"/>
                     <a:srcRect/>
                     <a:stretch>
                       <a:fillRect/>
@@ -7868,7 +8321,7 @@
                   <pic:spPr bwMode="auto">
                     <a:xfrm>
                       <a:off x="0" y="0"/>
-                      <a:ext cx="5546737" cy="3983458"/>
+                      <a:ext cx="5533930" cy="3974261"/>
                     </a:xfrm>
                     <a:prstGeom prst="rect">
                       <a:avLst/>
@@ -7888,44 +8341,30 @@
         </w:drawing>
       </w:r>
     </w:p>
-    <w:p>
-      <w:pPr>
-        <w:rPr>
-          <w:lang w:val="fr-FR"/>
-        </w:rPr>
-      </w:pPr>
-      <w:proofErr w:type="spellStart"/>
-      <w:r>
-        <w:rPr>
-          <w:lang w:val="fr-FR"/>
-        </w:rPr>
-        <w:t>Filter</w:t>
-      </w:r>
-      <w:proofErr w:type="spellEnd"/>
-      <w:r>
-        <w:rPr>
-          <w:lang w:val="fr-FR"/>
-        </w:rPr>
-        <w:t xml:space="preserve"> </w:t>
-      </w:r>
-      <w:proofErr w:type="gramStart"/>
-      <w:r>
-        <w:rPr>
-          <w:lang w:val="fr-FR"/>
-        </w:rPr>
-        <w:t>Z:</w:t>
-      </w:r>
-      <w:proofErr w:type="gramEnd"/>
+    <w:p/>
+    <w:p>
+      <w:r>
+        <w:t xml:space="preserve"> Filter Z:</w:t>
+      </w:r>
+    </w:p>
+    <w:p>
+      <w:pPr>
+        <w:autoSpaceDE w:val="0"/>
+        <w:autoSpaceDN w:val="0"/>
+        <w:adjustRightInd w:val="0"/>
+        <w:spacing w:after="0"/>
+        <w:jc w:val="center"/>
+      </w:pPr>
       <w:r>
         <w:rPr>
           <w:noProof/>
           <w:lang w:val="en-GB" w:eastAsia="en-GB"/>
         </w:rPr>
         <w:drawing>
-          <wp:inline distT="0" distB="0" distL="0" distR="0" wp14:anchorId="75000DB8" wp14:editId="089FDDF8">
-            <wp:extent cx="5562600" cy="3994850"/>
+          <wp:inline distT="0" distB="0" distL="0" distR="0" wp14:anchorId="70317933" wp14:editId="35038041">
+            <wp:extent cx="5530678" cy="3971925"/>
             <wp:effectExtent l="0" t="0" r="0" b="0"/>
-            <wp:docPr id="9" name="Picture 4"/>
+            <wp:docPr id="1304317066" name="Picture 4"/>
             <wp:cNvGraphicFramePr>
               <a:graphicFrameLocks xmlns:a="http://schemas.openxmlformats.org/drawingml/2006/main" noChangeAspect="1"/>
             </wp:cNvGraphicFramePr>
@@ -7939,7 +8378,7 @@
                     </pic:cNvPicPr>
                   </pic:nvPicPr>
                   <pic:blipFill>
-                    <a:blip r:embed="rId28" cstate="print"/>
+                    <a:blip r:embed="rId27" cstate="print"/>
                     <a:srcRect/>
                     <a:stretch>
                       <a:fillRect/>
@@ -7948,7 +8387,7 @@
                   <pic:spPr bwMode="auto">
                     <a:xfrm>
                       <a:off x="0" y="0"/>
-                      <a:ext cx="5566751" cy="3997831"/>
+                      <a:ext cx="5533930" cy="3974261"/>
                     </a:xfrm>
                     <a:prstGeom prst="rect">
                       <a:avLst/>
@@ -7968,13 +8407,13 @@
         </w:drawing>
       </w:r>
     </w:p>
+    <w:p/>
     <w:p>
       <w:pPr>
         <w:pStyle w:val="Heading1"/>
       </w:pPr>
-      <w:bookmarkStart w:id="40" w:name="_Toc29195023"/>
-      <w:r>
-        <w:lastRenderedPageBreak/>
+      <w:bookmarkStart w:id="40" w:name="_Toc225512045"/>
+      <w:r>
         <w:t>Design</w:t>
       </w:r>
       <w:r>
@@ -7998,7 +8437,7 @@
       <w:r>
         <w:t xml:space="preserve"> </w:t>
       </w:r>
-      <w:bookmarkStart w:id="41" w:name="_Toc29195024"/>
+      <w:bookmarkStart w:id="41" w:name="_Toc225512046"/>
       <w:r>
         <w:t>Exercise</w:t>
       </w:r>
@@ -8145,35 +8584,79 @@
     </w:p>
     <w:p>
       <w:pPr>
+        <w:pStyle w:val="Heading1"/>
+        <w:numPr>
+          <w:ilvl w:val="0"/>
+          <w:numId w:val="0"/>
+        </w:numPr>
+        <w:ind w:left="432"/>
+      </w:pPr>
+    </w:p>
+    <w:p>
+      <w:pPr>
+        <w:pStyle w:val="Heading1"/>
+        <w:numPr>
+          <w:ilvl w:val="0"/>
+          <w:numId w:val="0"/>
+        </w:numPr>
+        <w:ind w:left="432"/>
+      </w:pPr>
+    </w:p>
+    <w:p>
+      <w:pPr>
+        <w:pStyle w:val="Heading1"/>
+      </w:pPr>
+      <w:bookmarkStart w:id="42" w:name="_Toc225512047"/>
+      <w:r>
+        <w:t xml:space="preserve">Execution </w:t>
+      </w:r>
+      <w:r>
+        <w:t>T</w:t>
+      </w:r>
+      <w:r>
+        <w:t xml:space="preserve">ime of </w:t>
+      </w:r>
+      <w:r>
+        <w:t>C</w:t>
+      </w:r>
+      <w:r>
+        <w:t>oded FIR Filters</w:t>
+      </w:r>
+      <w:bookmarkEnd w:id="42"/>
+    </w:p>
+    <w:p>
+      <w:pPr>
         <w:autoSpaceDE w:val="0"/>
         <w:autoSpaceDN w:val="0"/>
         <w:adjustRightInd w:val="0"/>
-        <w:rPr>
-          <w:rFonts w:cs="Courier New"/>
-        </w:rPr>
-      </w:pPr>
-    </w:p>
-    <w:p>
-      <w:pPr>
-        <w:pStyle w:val="Heading1"/>
-      </w:pPr>
-      <w:bookmarkStart w:id="42" w:name="_Toc29195025"/>
-      <w:r>
-        <w:t xml:space="preserve">Execution </w:t>
-      </w:r>
-      <w:r>
-        <w:t>T</w:t>
-      </w:r>
-      <w:r>
-        <w:t xml:space="preserve">ime of </w:t>
-      </w:r>
-      <w:r>
-        <w:t>C</w:t>
-      </w:r>
-      <w:r>
-        <w:t>oded FIR Filters</w:t>
-      </w:r>
-      <w:bookmarkEnd w:id="42"/>
+      </w:pPr>
+      <w:r>
+        <w:t>In the programs used so far, e.g.</w:t>
+      </w:r>
+      <w:r>
+        <w:t>,</w:t>
+      </w:r>
+      <w:r>
+        <w:t xml:space="preserve"> </w:t>
+      </w:r>
+      <w:r>
+        <w:rPr>
+          <w:rFonts w:ascii="Courier New" w:hAnsi="Courier New" w:cs="Courier New"/>
+        </w:rPr>
+        <w:t>stm32f7_fir_prbs_intr.c</w:t>
+      </w:r>
+      <w:r>
+        <w:t xml:space="preserve">, the FIR filter has been implemented relatively straightforwardly. The following experiment compares the efficiency of that straightforward implementation with the optimized CMSIS DSP library function </w:t>
+      </w:r>
+      <w:r>
+        <w:rPr>
+          <w:rFonts w:ascii="Courier New" w:hAnsi="Courier New" w:cs="Courier New"/>
+        </w:rPr>
+        <w:t>arm_fir_f32()</w:t>
+      </w:r>
+      <w:r>
+        <w:t>.</w:t>
+      </w:r>
     </w:p>
     <w:p>
       <w:pPr>
@@ -8182,31 +8665,43 @@
         <w:adjustRightInd w:val="0"/>
       </w:pPr>
       <w:r>
-        <w:t>In the programs used so far, e.g.</w:t>
-      </w:r>
-      <w:r>
-        <w:t>,</w:t>
+        <w:t xml:space="preserve">The time taken to implement the filtering operation may be assessed by </w:t>
+      </w:r>
+      <w:r>
+        <w:t>m</w:t>
+      </w:r>
+      <w:r>
+        <w:t xml:space="preserve">aking GPIO pin PI1 high just before calculating each output sample value and </w:t>
+      </w:r>
+      <w:r>
+        <w:t>m</w:t>
+      </w:r>
+      <w:r>
+        <w:t>aking that pin low again just after the calculation. The state of GPIO pin PI1</w:t>
       </w:r>
       <w:r>
         <w:t xml:space="preserve"> </w:t>
       </w:r>
       <w:r>
-        <w:rPr>
-          <w:rFonts w:ascii="Courier New" w:hAnsi="Courier New" w:cs="Courier New"/>
-        </w:rPr>
-        <w:t>stm32f7_fir_prbs_intr.c</w:t>
-      </w:r>
-      <w:r>
-        <w:t xml:space="preserve">, the FIR filter has been implemented relatively straightforwardly. The following experiment compares the efficiency of that straightforward implementation with the optimized CMSIS DSP library function </w:t>
-      </w:r>
-      <w:r>
-        <w:rPr>
-          <w:rFonts w:ascii="Courier New" w:hAnsi="Courier New" w:cs="Courier New"/>
-        </w:rPr>
-        <w:t>arm_fir_f32()</w:t>
-      </w:r>
-      <w:r>
-        <w:t>.</w:t>
+        <w:t>can</w:t>
+      </w:r>
+      <w:r>
+        <w:t xml:space="preserve"> be viewed in</w:t>
+      </w:r>
+      <w:r>
+        <w:t xml:space="preserve"> </w:t>
+      </w:r>
+      <w:r>
+        <w:t>real</w:t>
+      </w:r>
+      <w:r>
+        <w:t xml:space="preserve"> </w:t>
+      </w:r>
+      <w:r>
+        <w:t xml:space="preserve">time </w:t>
+      </w:r>
+      <w:r>
+        <w:t>using an oscilloscope.</w:t>
       </w:r>
     </w:p>
     <w:p>
@@ -8216,44 +8711,157 @@
         <w:adjustRightInd w:val="0"/>
       </w:pPr>
       <w:r>
-        <w:t xml:space="preserve">The time taken to implement the filtering operation may be assessed by </w:t>
-      </w:r>
-      <w:r>
-        <w:t>m</w:t>
-      </w:r>
-      <w:r>
-        <w:t xml:space="preserve">aking GPIO pin PI1 high just before calculating each output sample value and </w:t>
-      </w:r>
-      <w:r>
-        <w:t>m</w:t>
-      </w:r>
-      <w:r>
-        <w:t>aking that pin low again just after the calculation. The state of GPIO pin PI1</w:t>
-      </w:r>
-      <w:r>
-        <w:t xml:space="preserve"> </w:t>
-      </w:r>
-      <w:r>
-        <w:t>can</w:t>
-      </w:r>
-      <w:r>
-        <w:t xml:space="preserve"> be viewed in</w:t>
-      </w:r>
-      <w:r>
-        <w:t xml:space="preserve"> </w:t>
-      </w:r>
-      <w:r>
-        <w:t>real</w:t>
-      </w:r>
-      <w:r>
-        <w:t xml:space="preserve"> </w:t>
-      </w:r>
-      <w:r>
-        <w:t xml:space="preserve">time </w:t>
-      </w:r>
-      <w:r>
-        <w:t>using an oscilloscope.</w:t>
-      </w:r>
+        <w:t>The following p</w:t>
+      </w:r>
+      <w:r>
+        <w:t>rogram statements</w:t>
+      </w:r>
+      <w:r>
+        <w:t xml:space="preserve"> can be found in the </w:t>
+      </w:r>
+      <w:proofErr w:type="gramStart"/>
+      <w:r>
+        <w:t>interrupt</w:t>
+      </w:r>
+      <w:proofErr w:type="gramEnd"/>
+      <w:r>
+        <w:t xml:space="preserve"> service routine </w:t>
+      </w:r>
+      <w:proofErr w:type="spellStart"/>
+      <w:r>
+        <w:rPr>
+          <w:rFonts w:ascii="Courier New" w:hAnsi="Courier New" w:cs="Courier New"/>
+        </w:rPr>
+        <w:t>BSP_AUDIO_SAI_Interrupt_</w:t>
+      </w:r>
+      <w:proofErr w:type="gramStart"/>
+      <w:r>
+        <w:rPr>
+          <w:rFonts w:ascii="Courier New" w:hAnsi="Courier New" w:cs="Courier New"/>
+        </w:rPr>
+        <w:t>CallBack</w:t>
+      </w:r>
+      <w:proofErr w:type="spellEnd"/>
+      <w:r>
+        <w:rPr>
+          <w:rFonts w:ascii="Courier New" w:hAnsi="Courier New" w:cs="Courier New"/>
+        </w:rPr>
+        <w:t>(</w:t>
+      </w:r>
+      <w:proofErr w:type="gramEnd"/>
+      <w:r>
+        <w:rPr>
+          <w:rFonts w:ascii="Courier New" w:hAnsi="Courier New" w:cs="Courier New"/>
+        </w:rPr>
+        <w:t>)</w:t>
+      </w:r>
+      <w:r>
+        <w:t>.</w:t>
+      </w:r>
+    </w:p>
+    <w:p>
+      <w:pPr>
+        <w:pStyle w:val="Codeblock"/>
+        <w:rPr>
+          <w:rFonts w:ascii="Courier New" w:hAnsi="Courier New" w:cs="Courier New"/>
+        </w:rPr>
+      </w:pPr>
+      <w:r>
+        <w:t xml:space="preserve">      </w:t>
+      </w:r>
+      <w:proofErr w:type="spellStart"/>
+      <w:r>
+        <w:rPr>
+          <w:rFonts w:ascii="Courier New" w:hAnsi="Courier New" w:cs="Courier New"/>
+        </w:rPr>
+        <w:t>BSP_LED_</w:t>
+      </w:r>
+      <w:proofErr w:type="gramStart"/>
+      <w:r>
+        <w:rPr>
+          <w:rFonts w:ascii="Courier New" w:hAnsi="Courier New" w:cs="Courier New"/>
+        </w:rPr>
+        <w:t>On</w:t>
+      </w:r>
+      <w:proofErr w:type="spellEnd"/>
+      <w:r>
+        <w:rPr>
+          <w:rFonts w:ascii="Courier New" w:hAnsi="Courier New" w:cs="Courier New"/>
+        </w:rPr>
+        <w:t>(</w:t>
+      </w:r>
+      <w:proofErr w:type="gramEnd"/>
+      <w:r>
+        <w:rPr>
+          <w:rFonts w:ascii="Courier New" w:hAnsi="Courier New" w:cs="Courier New"/>
+        </w:rPr>
+        <w:t>LED1</w:t>
+      </w:r>
+      <w:proofErr w:type="gramStart"/>
+      <w:r>
+        <w:rPr>
+          <w:rFonts w:ascii="Courier New" w:hAnsi="Courier New" w:cs="Courier New"/>
+        </w:rPr>
+        <w:t>);</w:t>
+      </w:r>
+      <w:proofErr w:type="gramEnd"/>
+    </w:p>
+    <w:p>
+      <w:pPr>
+        <w:rPr>
+          <w:rFonts w:ascii="Courier New" w:hAnsi="Courier New" w:cs="Courier New"/>
+        </w:rPr>
+      </w:pPr>
+      <w:r>
+        <w:t>and</w:t>
+      </w:r>
+    </w:p>
+    <w:p>
+      <w:pPr>
+        <w:pStyle w:val="Codeblock"/>
+        <w:rPr>
+          <w:rFonts w:ascii="Courier New" w:hAnsi="Courier New" w:cs="Courier New"/>
+        </w:rPr>
+      </w:pPr>
+      <w:r>
+        <w:t xml:space="preserve">      </w:t>
+      </w:r>
+      <w:proofErr w:type="spellStart"/>
+      <w:r>
+        <w:rPr>
+          <w:rFonts w:ascii="Courier New" w:hAnsi="Courier New" w:cs="Courier New"/>
+        </w:rPr>
+        <w:t>BSP_LED_</w:t>
+      </w:r>
+      <w:proofErr w:type="gramStart"/>
+      <w:r>
+        <w:rPr>
+          <w:rFonts w:ascii="Courier New" w:hAnsi="Courier New" w:cs="Courier New"/>
+        </w:rPr>
+        <w:t>Off</w:t>
+      </w:r>
+      <w:proofErr w:type="spellEnd"/>
+      <w:r>
+        <w:rPr>
+          <w:rFonts w:ascii="Courier New" w:hAnsi="Courier New" w:cs="Courier New"/>
+        </w:rPr>
+        <w:t>(</w:t>
+      </w:r>
+      <w:proofErr w:type="gramEnd"/>
+      <w:r>
+        <w:rPr>
+          <w:rFonts w:ascii="Courier New" w:hAnsi="Courier New" w:cs="Courier New"/>
+        </w:rPr>
+        <w:t>LED1</w:t>
+      </w:r>
+      <w:proofErr w:type="gramStart"/>
+      <w:r>
+        <w:rPr>
+          <w:rFonts w:ascii="Courier New" w:hAnsi="Courier New" w:cs="Courier New"/>
+        </w:rPr>
+        <w:t>);</w:t>
+      </w:r>
+      <w:proofErr w:type="gramEnd"/>
     </w:p>
     <w:p>
       <w:pPr>
@@ -8262,132 +8870,25 @@
         <w:adjustRightInd w:val="0"/>
       </w:pPr>
       <w:r>
-        <w:t>The following p</w:t>
-      </w:r>
-      <w:r>
-        <w:t>rogram statements</w:t>
-      </w:r>
-      <w:r>
-        <w:t xml:space="preserve"> can be found in the interrupt service routine </w:t>
-      </w:r>
-      <w:proofErr w:type="spellStart"/>
+        <w:t xml:space="preserve">Make sure that coefficient file </w:t>
+      </w:r>
       <w:r>
         <w:rPr>
           <w:rFonts w:ascii="Courier New" w:hAnsi="Courier New" w:cs="Courier New"/>
         </w:rPr>
-        <w:t>BSP_AUDIO_SAI_Interrupt_</w:t>
-      </w:r>
-      <w:proofErr w:type="gramStart"/>
+        <w:t>bp1750.h</w:t>
+      </w:r>
+      <w:r>
+        <w:t xml:space="preserve"> is used by the program (</w:t>
+      </w:r>
       <w:r>
         <w:rPr>
           <w:rFonts w:ascii="Courier New" w:hAnsi="Courier New" w:cs="Courier New"/>
         </w:rPr>
-        <w:t>CallBack</w:t>
-      </w:r>
-      <w:proofErr w:type="spellEnd"/>
-      <w:r>
-        <w:rPr>
-          <w:rFonts w:ascii="Courier New" w:hAnsi="Courier New" w:cs="Courier New"/>
-        </w:rPr>
-        <w:t>(</w:t>
-      </w:r>
-      <w:proofErr w:type="gramEnd"/>
-      <w:r>
-        <w:rPr>
-          <w:rFonts w:ascii="Courier New" w:hAnsi="Courier New" w:cs="Courier New"/>
-        </w:rPr>
-        <w:t>)</w:t>
-      </w:r>
-      <w:r>
-        <w:t>.</w:t>
-      </w:r>
-    </w:p>
-    <w:p>
-      <w:pPr>
-        <w:pStyle w:val="Codeblock"/>
-        <w:rPr>
-          <w:rFonts w:ascii="Courier New" w:hAnsi="Courier New" w:cs="Courier New"/>
-        </w:rPr>
-      </w:pPr>
-      <w:r>
-        <w:t xml:space="preserve">      </w:t>
-      </w:r>
-      <w:proofErr w:type="spellStart"/>
-      <w:r>
-        <w:rPr>
-          <w:rFonts w:ascii="Courier New" w:hAnsi="Courier New" w:cs="Courier New"/>
-        </w:rPr>
-        <w:t>BSP_LED_</w:t>
-      </w:r>
-      <w:proofErr w:type="gramStart"/>
-      <w:r>
-        <w:rPr>
-          <w:rFonts w:ascii="Courier New" w:hAnsi="Courier New" w:cs="Courier New"/>
-        </w:rPr>
-        <w:t>On</w:t>
-      </w:r>
-      <w:proofErr w:type="spellEnd"/>
-      <w:r>
-        <w:rPr>
-          <w:rFonts w:ascii="Courier New" w:hAnsi="Courier New" w:cs="Courier New"/>
-        </w:rPr>
-        <w:t>(</w:t>
-      </w:r>
-      <w:proofErr w:type="gramEnd"/>
-      <w:r>
-        <w:rPr>
-          <w:rFonts w:ascii="Courier New" w:hAnsi="Courier New" w:cs="Courier New"/>
-        </w:rPr>
-        <w:t>LED1);</w:t>
-      </w:r>
-    </w:p>
-    <w:p>
-      <w:pPr>
-        <w:rPr>
-          <w:rFonts w:ascii="Courier New" w:hAnsi="Courier New" w:cs="Courier New"/>
-        </w:rPr>
-      </w:pPr>
-      <w:r>
-        <w:t>and</w:t>
-      </w:r>
-    </w:p>
-    <w:p>
-      <w:pPr>
-        <w:pStyle w:val="Codeblock"/>
-        <w:rPr>
-          <w:rFonts w:ascii="Courier New" w:hAnsi="Courier New" w:cs="Courier New"/>
-        </w:rPr>
-      </w:pPr>
-      <w:r>
-        <w:t xml:space="preserve">      </w:t>
-      </w:r>
-      <w:proofErr w:type="spellStart"/>
-      <w:r>
-        <w:rPr>
-          <w:rFonts w:ascii="Courier New" w:hAnsi="Courier New" w:cs="Courier New"/>
-        </w:rPr>
-        <w:t>BSP_LED_</w:t>
-      </w:r>
-      <w:proofErr w:type="gramStart"/>
-      <w:r>
-        <w:rPr>
-          <w:rFonts w:ascii="Courier New" w:hAnsi="Courier New" w:cs="Courier New"/>
-        </w:rPr>
-        <w:t>Off</w:t>
-      </w:r>
-      <w:proofErr w:type="spellEnd"/>
-      <w:r>
-        <w:rPr>
-          <w:rFonts w:ascii="Courier New" w:hAnsi="Courier New" w:cs="Courier New"/>
-        </w:rPr>
-        <w:t>(</w:t>
-      </w:r>
-      <w:proofErr w:type="gramEnd"/>
-      <w:r>
-        <w:rPr>
-          <w:rFonts w:ascii="Courier New" w:hAnsi="Courier New" w:cs="Courier New"/>
-        </w:rPr>
-        <w:t>LED1);</w:t>
+        <w:t>#include “bp1750.h”</w:t>
+      </w:r>
+      <w:r>
+        <w:t>).</w:t>
       </w:r>
     </w:p>
     <w:p>
@@ -8397,62 +8898,25 @@
         <w:adjustRightInd w:val="0"/>
       </w:pPr>
       <w:r>
-        <w:t xml:space="preserve">Make sure that coefficient file </w:t>
-      </w:r>
-      <w:r>
-        <w:rPr>
-          <w:rFonts w:ascii="Courier New" w:hAnsi="Courier New" w:cs="Courier New"/>
-        </w:rPr>
-        <w:t>bp1750.h</w:t>
-      </w:r>
-      <w:r>
-        <w:t xml:space="preserve"> is used by the program (</w:t>
-      </w:r>
-      <w:r>
-        <w:rPr>
-          <w:rFonts w:ascii="Courier New" w:hAnsi="Courier New" w:cs="Courier New"/>
-        </w:rPr>
-        <w:t>#include “bp1750.h”</w:t>
-      </w:r>
-      <w:r>
-        <w:t>).</w:t>
-      </w:r>
-    </w:p>
-    <w:p>
-      <w:pPr>
-        <w:autoSpaceDE w:val="0"/>
-        <w:autoSpaceDN w:val="0"/>
-        <w:adjustRightInd w:val="0"/>
+        <w:t>Note: Additional header and source files are provided in the lab-specific folder provider.</w:t>
+      </w:r>
+    </w:p>
+    <w:p>
+      <w:pPr>
         <w:rPr>
           <w:b/>
           <w:bCs/>
         </w:rPr>
       </w:pPr>
-      <w:r>
-        <w:rPr>
-          <w:b/>
-          <w:bCs/>
-        </w:rPr>
-        <w:t>Note: Additional header and source files are provided in the lab-specific folder provider.</w:t>
-      </w:r>
-    </w:p>
-    <w:p>
-      <w:pPr>
-        <w:rPr>
-          <w:b/>
-          <w:bCs/>
-        </w:rPr>
-      </w:pPr>
     </w:p>
     <w:p>
       <w:pPr>
         <w:pStyle w:val="Heading2"/>
       </w:pPr>
       <w:r>
-        <w:lastRenderedPageBreak/>
         <w:t xml:space="preserve"> </w:t>
       </w:r>
-      <w:bookmarkStart w:id="43" w:name="_Toc29195026"/>
+      <w:bookmarkStart w:id="43" w:name="_Toc225512048"/>
       <w:r>
         <w:t>Exercise</w:t>
       </w:r>
@@ -8711,52 +9175,39 @@
         <w:rPr>
           <w:rFonts w:ascii="Courier New" w:hAnsi="Courier New" w:cs="Courier New"/>
         </w:rPr>
-        <w:t>arm_</w:t>
+        <w:t>arm_fir_f32</w:t>
       </w:r>
       <w:proofErr w:type="gramStart"/>
       <w:r>
         <w:rPr>
           <w:rFonts w:ascii="Courier New" w:hAnsi="Courier New" w:cs="Courier New"/>
         </w:rPr>
-        <w:t>fir</w:t>
+        <w:t>()</w:t>
+      </w:r>
+      <w:r>
+        <w:t>that</w:t>
       </w:r>
       <w:proofErr w:type="gramEnd"/>
       <w:r>
+        <w:t xml:space="preserve"> </w:t>
+      </w:r>
+      <w:r>
+        <w:t xml:space="preserve">is optimized for block processing. Program </w:t>
+      </w:r>
+      <w:r>
         <w:rPr>
           <w:rFonts w:ascii="Courier New" w:hAnsi="Courier New" w:cs="Courier New"/>
         </w:rPr>
-        <w:t>_f32</w:t>
-      </w:r>
-      <w:proofErr w:type="gramStart"/>
+        <w:t>stm32f7_fir_prbs_CMSIS_dma.c</w:t>
+      </w:r>
+      <w:r>
+        <w:t xml:space="preserve"> can be used to illustrate this. Replace program </w:t>
+      </w:r>
       <w:r>
         <w:rPr>
           <w:rFonts w:ascii="Courier New" w:hAnsi="Courier New" w:cs="Courier New"/>
         </w:rPr>
-        <w:t>()</w:t>
-      </w:r>
-      <w:r>
-        <w:t>that</w:t>
-      </w:r>
-      <w:proofErr w:type="gramEnd"/>
-      <w:r>
-        <w:t xml:space="preserve"> </w:t>
-      </w:r>
-      <w:r>
-        <w:t xml:space="preserve">is optimized for block processing. Program </w:t>
-      </w:r>
-      <w:r>
-        <w:rPr>
-          <w:rFonts w:ascii="Courier New" w:hAnsi="Courier New" w:cs="Courier New"/>
-        </w:rPr>
-        <w:t>stm32f7_fir_prbs_CMSIS_dma.c</w:t>
-      </w:r>
-      <w:r>
-        <w:t xml:space="preserve"> can be used to illustrate this. Replace program </w:t>
-      </w:r>
-      <w:r>
-        <w:rPr>
-          <w:rFonts w:ascii="Courier New" w:hAnsi="Courier New" w:cs="Courier New"/>
-        </w:rPr>
+        <w:lastRenderedPageBreak/>
         <w:t>stm32f7_fir_prbs_CMSIS_intr.c</w:t>
       </w:r>
       <w:r>
@@ -9009,8 +9460,16 @@
         <w:rPr>
           <w:rFonts w:ascii="Courier New" w:hAnsi="Courier New" w:cs="Courier New"/>
         </w:rPr>
-        <w:t>stm32f7_fir_prbs_CMSIS_dma.c</w:t>
-      </w:r>
+        <w:t>stm32f7_fir_prbs_CMSIS_dma</w:t>
+      </w:r>
+      <w:proofErr w:type="gramStart"/>
+      <w:r>
+        <w:rPr>
+          <w:rFonts w:ascii="Courier New" w:hAnsi="Courier New" w:cs="Courier New"/>
+        </w:rPr>
+        <w:t>.c</w:t>
+      </w:r>
+      <w:proofErr w:type="gramEnd"/>
       <w:r>
         <w:t>, i.e.</w:t>
       </w:r>
@@ -9025,14 +9484,28 @@
         <w:rPr>
           <w:rFonts w:ascii="Courier New" w:hAnsi="Courier New" w:cs="Courier New"/>
         </w:rPr>
-        <w:t>process_buffer</w:t>
+        <w:t>process_</w:t>
+      </w:r>
+      <w:proofErr w:type="gramStart"/>
+      <w:r>
+        <w:rPr>
+          <w:rFonts w:ascii="Courier New" w:hAnsi="Courier New" w:cs="Courier New"/>
+        </w:rPr>
+        <w:t>buffer</w:t>
       </w:r>
       <w:proofErr w:type="spellEnd"/>
       <w:r>
         <w:rPr>
           <w:rFonts w:ascii="Courier New" w:hAnsi="Courier New" w:cs="Courier New"/>
         </w:rPr>
-        <w:t>()</w:t>
+        <w:t>(</w:t>
+      </w:r>
+      <w:proofErr w:type="gramEnd"/>
+      <w:r>
+        <w:rPr>
+          <w:rFonts w:ascii="Courier New" w:hAnsi="Courier New" w:cs="Courier New"/>
+        </w:rPr>
+        <w:t>)</w:t>
       </w:r>
       <w:r>
         <w:t>, will be</w:t>
@@ -9451,7 +9924,6 @@
         <w:adjustRightInd w:val="0"/>
       </w:pPr>
       <w:r>
-        <w:lastRenderedPageBreak/>
         <w:t>OPTIONAL: T</w:t>
       </w:r>
       <w:r>
@@ -9490,16 +9962,6 @@
       <w:r>
         <w:t>. The time taken to compute each output sample value will depend on the number of filter coefficients used.</w:t>
       </w:r>
-    </w:p>
-    <w:p>
-      <w:pPr>
-        <w:pStyle w:val="Heading1"/>
-      </w:pPr>
-      <w:bookmarkStart w:id="45" w:name="_Toc29195027"/>
-      <w:r>
-        <w:t>Conclusions</w:t>
-      </w:r>
-      <w:bookmarkEnd w:id="45"/>
     </w:p>
     <w:p>
       <w:pPr>
@@ -9507,6 +9969,56 @@
         <w:autoSpaceDN w:val="0"/>
         <w:adjustRightInd w:val="0"/>
         <w:rPr>
+          <w:color w:val="FF0000"/>
+        </w:rPr>
+      </w:pPr>
+    </w:p>
+    <w:p>
+      <w:pPr>
+        <w:autoSpaceDE w:val="0"/>
+        <w:autoSpaceDN w:val="0"/>
+        <w:adjustRightInd w:val="0"/>
+        <w:rPr>
+          <w:color w:val="FF0000"/>
+        </w:rPr>
+      </w:pPr>
+    </w:p>
+    <w:p>
+      <w:pPr>
+        <w:autoSpaceDE w:val="0"/>
+        <w:autoSpaceDN w:val="0"/>
+        <w:adjustRightInd w:val="0"/>
+        <w:rPr>
+          <w:color w:val="FF0000"/>
+        </w:rPr>
+      </w:pPr>
+    </w:p>
+    <w:p>
+      <w:pPr>
+        <w:autoSpaceDE w:val="0"/>
+        <w:autoSpaceDN w:val="0"/>
+        <w:adjustRightInd w:val="0"/>
+        <w:rPr>
+          <w:color w:val="FF0000"/>
+        </w:rPr>
+      </w:pPr>
+    </w:p>
+    <w:p>
+      <w:pPr>
+        <w:pStyle w:val="Heading1"/>
+      </w:pPr>
+      <w:bookmarkStart w:id="45" w:name="_Toc225512049"/>
+      <w:r>
+        <w:t>Conclusions</w:t>
+      </w:r>
+      <w:bookmarkEnd w:id="45"/>
+    </w:p>
+    <w:p>
+      <w:pPr>
+        <w:autoSpaceDE w:val="0"/>
+        <w:autoSpaceDN w:val="0"/>
+        <w:adjustRightInd w:val="0"/>
+        <w:rPr>
           <w:iCs/>
         </w:rPr>
       </w:pPr>
@@ -9514,12 +10026,14 @@
         <w:t>This laboratory exercise has introduced the FIR filter and explored several different methods of measuring its characteristics in the time and frequency domains.</w:t>
       </w:r>
     </w:p>
+    <w:p/>
     <w:p>
       <w:pPr>
         <w:pStyle w:val="Heading1"/>
       </w:pPr>
-      <w:bookmarkStart w:id="46" w:name="_Toc29195028"/>
-      <w:r>
+      <w:bookmarkStart w:id="46" w:name="_Toc225512050"/>
+      <w:r>
+        <w:lastRenderedPageBreak/>
         <w:t xml:space="preserve">Additional </w:t>
       </w:r>
       <w:r>
@@ -9556,7 +10070,7 @@
           <w:u w:val="single"/>
         </w:rPr>
       </w:pPr>
-      <w:hyperlink r:id="rId29" w:history="1">
+      <w:hyperlink r:id="rId28" w:history="1">
         <w:r>
           <w:rPr>
             <w:rStyle w:val="Hyperlink"/>
@@ -9567,8 +10081,8 @@
       <w:bookmarkEnd w:id="1"/>
     </w:p>
     <w:sectPr>
-      <w:footerReference w:type="default" r:id="rId30"/>
-      <w:headerReference w:type="first" r:id="rId31"/>
+      <w:footerReference w:type="default" r:id="rId29"/>
+      <w:headerReference w:type="first" r:id="rId30"/>
       <w:pgSz w:w="11906" w:h="16838"/>
       <w:pgMar w:top="1560" w:right="1440" w:bottom="1560" w:left="1440" w:header="142" w:footer="454" w:gutter="0"/>
       <w:pgNumType w:start="1"/>
@@ -9580,7 +10094,7 @@
 </file>
 
 <file path=word/endnotes.xml><?xml version="1.0" encoding="utf-8"?>
-<w:endnotes xmlns:wpc="http://schemas.microsoft.com/office/word/2010/wordprocessingCanvas" xmlns:cx="http://schemas.microsoft.com/office/drawing/2014/chartex" xmlns:cx1="http://schemas.microsoft.com/office/drawing/2015/9/8/chartex" xmlns:cx2="http://schemas.microsoft.com/office/drawing/2015/10/21/chartex" xmlns:cx3="http://schemas.microsoft.com/office/drawing/2016/5/9/chartex" xmlns:cx4="http://schemas.microsoft.com/office/drawing/2016/5/10/chartex" xmlns:cx5="http://schemas.microsoft.com/office/drawing/2016/5/11/chartex" xmlns:cx6="http://schemas.microsoft.com/office/drawing/2016/5/12/chartex" xmlns:cx7="http://schemas.microsoft.com/office/drawing/2016/5/13/chartex" xmlns:cx8="http://schemas.microsoft.com/office/drawing/2016/5/14/chartex" xmlns:mc="http://schemas.openxmlformats.org/markup-compatibility/2006" xmlns:aink="http://schemas.microsoft.com/office/drawing/2016/ink" xmlns:am3d="http://schemas.microsoft.com/office/drawing/2017/model3d" xmlns:o="urn:schemas-microsoft-com:office:office" xmlns:oel="http://schemas.microsoft.com/office/2019/extlst" xmlns:r="http://schemas.openxmlformats.org/officeDocument/2006/relationships" xmlns:m="http://schemas.openxmlformats.org/officeDocument/2006/math" xmlns:v="urn:schemas-microsoft-com:vml" xmlns:wp14="http://schemas.microsoft.com/office/word/2010/wordprocessingDrawing" xmlns:wp="http://schemas.openxmlformats.org/drawingml/2006/wordprocessingDrawing" xmlns:w10="urn:schemas-microsoft-com:office:word" xmlns:w="http://schemas.openxmlformats.org/wordprocessingml/2006/main" xmlns:w14="http://schemas.microsoft.com/office/word/2010/wordml" xmlns:w15="http://schemas.microsoft.com/office/word/2012/wordml" xmlns:w16cex="http://schemas.microsoft.com/office/word/2018/wordml/cex" xmlns:w16cid="http://schemas.microsoft.com/office/word/2016/wordml/cid" xmlns:w16="http://schemas.microsoft.com/office/word/2018/wordml" xmlns:w16du="http://schemas.microsoft.com/office/word/2023/wordml/word16du" xmlns:w16sdtdh="http://schemas.microsoft.com/office/word/2020/wordml/sdtdatahash" xmlns:w16se="http://schemas.microsoft.com/office/word/2015/wordml/symex" xmlns:wpg="http://schemas.microsoft.com/office/word/2010/wordprocessingGroup" xmlns:wpi="http://schemas.microsoft.com/office/word/2010/wordprocessingInk" xmlns:wne="http://schemas.microsoft.com/office/word/2006/wordml" xmlns:wps="http://schemas.microsoft.com/office/word/2010/wordprocessingShape" mc:Ignorable="w14 w15 w16se w16cid w16 w16cex w16sdtdh wp14">
+<w:endnotes xmlns:wpc="http://schemas.microsoft.com/office/word/2010/wordprocessingCanvas" xmlns:cx="http://schemas.microsoft.com/office/drawing/2014/chartex" xmlns:cx1="http://schemas.microsoft.com/office/drawing/2015/9/8/chartex" xmlns:cx2="http://schemas.microsoft.com/office/drawing/2015/10/21/chartex" xmlns:cx3="http://schemas.microsoft.com/office/drawing/2016/5/9/chartex" xmlns:cx4="http://schemas.microsoft.com/office/drawing/2016/5/10/chartex" xmlns:cx5="http://schemas.microsoft.com/office/drawing/2016/5/11/chartex" xmlns:cx6="http://schemas.microsoft.com/office/drawing/2016/5/12/chartex" xmlns:cx7="http://schemas.microsoft.com/office/drawing/2016/5/13/chartex" xmlns:cx8="http://schemas.microsoft.com/office/drawing/2016/5/14/chartex" xmlns:mc="http://schemas.openxmlformats.org/markup-compatibility/2006" xmlns:aink="http://schemas.microsoft.com/office/drawing/2016/ink" xmlns:am3d="http://schemas.microsoft.com/office/drawing/2017/model3d" xmlns:o="urn:schemas-microsoft-com:office:office" xmlns:oel="http://schemas.microsoft.com/office/2019/extlst" xmlns:r="http://schemas.openxmlformats.org/officeDocument/2006/relationships" xmlns:m="http://schemas.openxmlformats.org/officeDocument/2006/math" xmlns:v="urn:schemas-microsoft-com:vml" xmlns:wp14="http://schemas.microsoft.com/office/word/2010/wordprocessingDrawing" xmlns:wp="http://schemas.openxmlformats.org/drawingml/2006/wordprocessingDrawing" xmlns:w10="urn:schemas-microsoft-com:office:word" xmlns:w="http://schemas.openxmlformats.org/wordprocessingml/2006/main" xmlns:w14="http://schemas.microsoft.com/office/word/2010/wordml" xmlns:w15="http://schemas.microsoft.com/office/word/2012/wordml" xmlns:w16cex="http://schemas.microsoft.com/office/word/2018/wordml/cex" xmlns:w16cid="http://schemas.microsoft.com/office/word/2016/wordml/cid" xmlns:w16="http://schemas.microsoft.com/office/word/2018/wordml" xmlns:w16du="http://schemas.microsoft.com/office/word/2023/wordml/word16du" xmlns:w16sdtdh="http://schemas.microsoft.com/office/word/2020/wordml/sdtdatahash" xmlns:w16sdtfl="http://schemas.microsoft.com/office/word/2024/wordml/sdtformatlock" xmlns:w16se="http://schemas.microsoft.com/office/word/2015/wordml/symex" xmlns:wpg="http://schemas.microsoft.com/office/word/2010/wordprocessingGroup" xmlns:wpi="http://schemas.microsoft.com/office/word/2010/wordprocessingInk" xmlns:wne="http://schemas.microsoft.com/office/word/2006/wordml" xmlns:wps="http://schemas.microsoft.com/office/word/2010/wordprocessingShape" mc:Ignorable="w14 w15 w16se w16cid w16 w16cex w16sdtdh w16sdtfl w16du wp14">
   <w:endnote w:type="separator" w:id="-1">
     <w:p>
       <w:pPr>
@@ -9605,7 +10119,7 @@
 </file>
 
 <file path=word/footer1.xml><?xml version="1.0" encoding="utf-8"?>
-<w:ftr xmlns:wpc="http://schemas.microsoft.com/office/word/2010/wordprocessingCanvas" xmlns:cx="http://schemas.microsoft.com/office/drawing/2014/chartex" xmlns:cx1="http://schemas.microsoft.com/office/drawing/2015/9/8/chartex" xmlns:cx2="http://schemas.microsoft.com/office/drawing/2015/10/21/chartex" xmlns:cx3="http://schemas.microsoft.com/office/drawing/2016/5/9/chartex" xmlns:cx4="http://schemas.microsoft.com/office/drawing/2016/5/10/chartex" xmlns:cx5="http://schemas.microsoft.com/office/drawing/2016/5/11/chartex" xmlns:cx6="http://schemas.microsoft.com/office/drawing/2016/5/12/chartex" xmlns:cx7="http://schemas.microsoft.com/office/drawing/2016/5/13/chartex" xmlns:cx8="http://schemas.microsoft.com/office/drawing/2016/5/14/chartex" xmlns:mc="http://schemas.openxmlformats.org/markup-compatibility/2006" xmlns:aink="http://schemas.microsoft.com/office/drawing/2016/ink" xmlns:am3d="http://schemas.microsoft.com/office/drawing/2017/model3d" xmlns:o="urn:schemas-microsoft-com:office:office" xmlns:oel="http://schemas.microsoft.com/office/2019/extlst" xmlns:r="http://schemas.openxmlformats.org/officeDocument/2006/relationships" xmlns:m="http://schemas.openxmlformats.org/officeDocument/2006/math" xmlns:v="urn:schemas-microsoft-com:vml" xmlns:wp14="http://schemas.microsoft.com/office/word/2010/wordprocessingDrawing" xmlns:wp="http://schemas.openxmlformats.org/drawingml/2006/wordprocessingDrawing" xmlns:w10="urn:schemas-microsoft-com:office:word" xmlns:w="http://schemas.openxmlformats.org/wordprocessingml/2006/main" xmlns:w14="http://schemas.microsoft.com/office/word/2010/wordml" xmlns:w15="http://schemas.microsoft.com/office/word/2012/wordml" xmlns:w16cex="http://schemas.microsoft.com/office/word/2018/wordml/cex" xmlns:w16cid="http://schemas.microsoft.com/office/word/2016/wordml/cid" xmlns:w16="http://schemas.microsoft.com/office/word/2018/wordml" xmlns:w16du="http://schemas.microsoft.com/office/word/2023/wordml/word16du" xmlns:w16sdtdh="http://schemas.microsoft.com/office/word/2020/wordml/sdtdatahash" xmlns:w16se="http://schemas.microsoft.com/office/word/2015/wordml/symex" xmlns:wpg="http://schemas.microsoft.com/office/word/2010/wordprocessingGroup" xmlns:wpi="http://schemas.microsoft.com/office/word/2010/wordprocessingInk" xmlns:wne="http://schemas.microsoft.com/office/word/2006/wordml" xmlns:wps="http://schemas.microsoft.com/office/word/2010/wordprocessingShape" mc:Ignorable="w14 w15 w16se w16cid w16 w16cex w16sdtdh wp14">
+<w:ftr xmlns:wpc="http://schemas.microsoft.com/office/word/2010/wordprocessingCanvas" xmlns:cx="http://schemas.microsoft.com/office/drawing/2014/chartex" xmlns:cx1="http://schemas.microsoft.com/office/drawing/2015/9/8/chartex" xmlns:cx2="http://schemas.microsoft.com/office/drawing/2015/10/21/chartex" xmlns:cx3="http://schemas.microsoft.com/office/drawing/2016/5/9/chartex" xmlns:cx4="http://schemas.microsoft.com/office/drawing/2016/5/10/chartex" xmlns:cx5="http://schemas.microsoft.com/office/drawing/2016/5/11/chartex" xmlns:cx6="http://schemas.microsoft.com/office/drawing/2016/5/12/chartex" xmlns:cx7="http://schemas.microsoft.com/office/drawing/2016/5/13/chartex" xmlns:cx8="http://schemas.microsoft.com/office/drawing/2016/5/14/chartex" xmlns:mc="http://schemas.openxmlformats.org/markup-compatibility/2006" xmlns:aink="http://schemas.microsoft.com/office/drawing/2016/ink" xmlns:am3d="http://schemas.microsoft.com/office/drawing/2017/model3d" xmlns:o="urn:schemas-microsoft-com:office:office" xmlns:oel="http://schemas.microsoft.com/office/2019/extlst" xmlns:r="http://schemas.openxmlformats.org/officeDocument/2006/relationships" xmlns:m="http://schemas.openxmlformats.org/officeDocument/2006/math" xmlns:v="urn:schemas-microsoft-com:vml" xmlns:wp14="http://schemas.microsoft.com/office/word/2010/wordprocessingDrawing" xmlns:wp="http://schemas.openxmlformats.org/drawingml/2006/wordprocessingDrawing" xmlns:w10="urn:schemas-microsoft-com:office:word" xmlns:w="http://schemas.openxmlformats.org/wordprocessingml/2006/main" xmlns:w14="http://schemas.microsoft.com/office/word/2010/wordml" xmlns:w15="http://schemas.microsoft.com/office/word/2012/wordml" xmlns:w16cex="http://schemas.microsoft.com/office/word/2018/wordml/cex" xmlns:w16cid="http://schemas.microsoft.com/office/word/2016/wordml/cid" xmlns:w16="http://schemas.microsoft.com/office/word/2018/wordml" xmlns:w16du="http://schemas.microsoft.com/office/word/2023/wordml/word16du" xmlns:w16sdtdh="http://schemas.microsoft.com/office/word/2020/wordml/sdtdatahash" xmlns:w16sdtfl="http://schemas.microsoft.com/office/word/2024/wordml/sdtformatlock" xmlns:w16se="http://schemas.microsoft.com/office/word/2015/wordml/symex" xmlns:wpg="http://schemas.microsoft.com/office/word/2010/wordprocessingGroup" xmlns:wpi="http://schemas.microsoft.com/office/word/2010/wordprocessingInk" xmlns:wne="http://schemas.microsoft.com/office/word/2006/wordml" xmlns:wps="http://schemas.microsoft.com/office/word/2010/wordprocessingShape" mc:Ignorable="w14 w15 w16se w16cid w16 w16cex w16sdtdh w16sdtfl w16du wp14">
   <w:p>
     <w:pPr>
       <w:pStyle w:val="Footer"/>
@@ -9627,7 +10141,7 @@
 </file>
 
 <file path=word/footer2.xml><?xml version="1.0" encoding="utf-8"?>
-<w:ftr xmlns:wpc="http://schemas.microsoft.com/office/word/2010/wordprocessingCanvas" xmlns:cx="http://schemas.microsoft.com/office/drawing/2014/chartex" xmlns:cx1="http://schemas.microsoft.com/office/drawing/2015/9/8/chartex" xmlns:cx2="http://schemas.microsoft.com/office/drawing/2015/10/21/chartex" xmlns:cx3="http://schemas.microsoft.com/office/drawing/2016/5/9/chartex" xmlns:cx4="http://schemas.microsoft.com/office/drawing/2016/5/10/chartex" xmlns:cx5="http://schemas.microsoft.com/office/drawing/2016/5/11/chartex" xmlns:cx6="http://schemas.microsoft.com/office/drawing/2016/5/12/chartex" xmlns:cx7="http://schemas.microsoft.com/office/drawing/2016/5/13/chartex" xmlns:cx8="http://schemas.microsoft.com/office/drawing/2016/5/14/chartex" xmlns:mc="http://schemas.openxmlformats.org/markup-compatibility/2006" xmlns:aink="http://schemas.microsoft.com/office/drawing/2016/ink" xmlns:am3d="http://schemas.microsoft.com/office/drawing/2017/model3d" xmlns:o="urn:schemas-microsoft-com:office:office" xmlns:oel="http://schemas.microsoft.com/office/2019/extlst" xmlns:r="http://schemas.openxmlformats.org/officeDocument/2006/relationships" xmlns:m="http://schemas.openxmlformats.org/officeDocument/2006/math" xmlns:v="urn:schemas-microsoft-com:vml" xmlns:wp14="http://schemas.microsoft.com/office/word/2010/wordprocessingDrawing" xmlns:wp="http://schemas.openxmlformats.org/drawingml/2006/wordprocessingDrawing" xmlns:w10="urn:schemas-microsoft-com:office:word" xmlns:w="http://schemas.openxmlformats.org/wordprocessingml/2006/main" xmlns:w14="http://schemas.microsoft.com/office/word/2010/wordml" xmlns:w15="http://schemas.microsoft.com/office/word/2012/wordml" xmlns:w16cex="http://schemas.microsoft.com/office/word/2018/wordml/cex" xmlns:w16cid="http://schemas.microsoft.com/office/word/2016/wordml/cid" xmlns:w16="http://schemas.microsoft.com/office/word/2018/wordml" xmlns:w16du="http://schemas.microsoft.com/office/word/2023/wordml/word16du" xmlns:w16sdtdh="http://schemas.microsoft.com/office/word/2020/wordml/sdtdatahash" xmlns:w16se="http://schemas.microsoft.com/office/word/2015/wordml/symex" xmlns:wpg="http://schemas.microsoft.com/office/word/2010/wordprocessingGroup" xmlns:wpi="http://schemas.microsoft.com/office/word/2010/wordprocessingInk" xmlns:wne="http://schemas.microsoft.com/office/word/2006/wordml" xmlns:wps="http://schemas.microsoft.com/office/word/2010/wordprocessingShape" mc:Ignorable="w14 w15 w16se w16cid w16 w16cex w16sdtdh wp14">
+<w:ftr xmlns:wpc="http://schemas.microsoft.com/office/word/2010/wordprocessingCanvas" xmlns:cx="http://schemas.microsoft.com/office/drawing/2014/chartex" xmlns:cx1="http://schemas.microsoft.com/office/drawing/2015/9/8/chartex" xmlns:cx2="http://schemas.microsoft.com/office/drawing/2015/10/21/chartex" xmlns:cx3="http://schemas.microsoft.com/office/drawing/2016/5/9/chartex" xmlns:cx4="http://schemas.microsoft.com/office/drawing/2016/5/10/chartex" xmlns:cx5="http://schemas.microsoft.com/office/drawing/2016/5/11/chartex" xmlns:cx6="http://schemas.microsoft.com/office/drawing/2016/5/12/chartex" xmlns:cx7="http://schemas.microsoft.com/office/drawing/2016/5/13/chartex" xmlns:cx8="http://schemas.microsoft.com/office/drawing/2016/5/14/chartex" xmlns:mc="http://schemas.openxmlformats.org/markup-compatibility/2006" xmlns:aink="http://schemas.microsoft.com/office/drawing/2016/ink" xmlns:am3d="http://schemas.microsoft.com/office/drawing/2017/model3d" xmlns:o="urn:schemas-microsoft-com:office:office" xmlns:oel="http://schemas.microsoft.com/office/2019/extlst" xmlns:r="http://schemas.openxmlformats.org/officeDocument/2006/relationships" xmlns:m="http://schemas.openxmlformats.org/officeDocument/2006/math" xmlns:v="urn:schemas-microsoft-com:vml" xmlns:wp14="http://schemas.microsoft.com/office/word/2010/wordprocessingDrawing" xmlns:wp="http://schemas.openxmlformats.org/drawingml/2006/wordprocessingDrawing" xmlns:w10="urn:schemas-microsoft-com:office:word" xmlns:w="http://schemas.openxmlformats.org/wordprocessingml/2006/main" xmlns:w14="http://schemas.microsoft.com/office/word/2010/wordml" xmlns:w15="http://schemas.microsoft.com/office/word/2012/wordml" xmlns:w16cex="http://schemas.microsoft.com/office/word/2018/wordml/cex" xmlns:w16cid="http://schemas.microsoft.com/office/word/2016/wordml/cid" xmlns:w16="http://schemas.microsoft.com/office/word/2018/wordml" xmlns:w16du="http://schemas.microsoft.com/office/word/2023/wordml/word16du" xmlns:w16sdtdh="http://schemas.microsoft.com/office/word/2020/wordml/sdtdatahash" xmlns:w16sdtfl="http://schemas.microsoft.com/office/word/2024/wordml/sdtformatlock" xmlns:w16se="http://schemas.microsoft.com/office/word/2015/wordml/symex" xmlns:wpg="http://schemas.microsoft.com/office/word/2010/wordprocessingGroup" xmlns:wpi="http://schemas.microsoft.com/office/word/2010/wordprocessingInk" xmlns:wne="http://schemas.microsoft.com/office/word/2006/wordml" xmlns:wps="http://schemas.microsoft.com/office/word/2010/wordprocessingShape" mc:Ignorable="w14 w15 w16se w16cid w16 w16cex w16sdtdh w16sdtfl w16du wp14">
   <w:sdt>
     <w:sdtPr>
       <w:id w:val="-552073365"/>
@@ -9659,7 +10173,7 @@
 </file>
 
 <file path=word/footer3.xml><?xml version="1.0" encoding="utf-8"?>
-<w:ftr xmlns:wpc="http://schemas.microsoft.com/office/word/2010/wordprocessingCanvas" xmlns:cx="http://schemas.microsoft.com/office/drawing/2014/chartex" xmlns:cx1="http://schemas.microsoft.com/office/drawing/2015/9/8/chartex" xmlns:cx2="http://schemas.microsoft.com/office/drawing/2015/10/21/chartex" xmlns:cx3="http://schemas.microsoft.com/office/drawing/2016/5/9/chartex" xmlns:cx4="http://schemas.microsoft.com/office/drawing/2016/5/10/chartex" xmlns:cx5="http://schemas.microsoft.com/office/drawing/2016/5/11/chartex" xmlns:cx6="http://schemas.microsoft.com/office/drawing/2016/5/12/chartex" xmlns:cx7="http://schemas.microsoft.com/office/drawing/2016/5/13/chartex" xmlns:cx8="http://schemas.microsoft.com/office/drawing/2016/5/14/chartex" xmlns:mc="http://schemas.openxmlformats.org/markup-compatibility/2006" xmlns:aink="http://schemas.microsoft.com/office/drawing/2016/ink" xmlns:am3d="http://schemas.microsoft.com/office/drawing/2017/model3d" xmlns:o="urn:schemas-microsoft-com:office:office" xmlns:oel="http://schemas.microsoft.com/office/2019/extlst" xmlns:r="http://schemas.openxmlformats.org/officeDocument/2006/relationships" xmlns:m="http://schemas.openxmlformats.org/officeDocument/2006/math" xmlns:v="urn:schemas-microsoft-com:vml" xmlns:wp14="http://schemas.microsoft.com/office/word/2010/wordprocessingDrawing" xmlns:wp="http://schemas.openxmlformats.org/drawingml/2006/wordprocessingDrawing" xmlns:w10="urn:schemas-microsoft-com:office:word" xmlns:w="http://schemas.openxmlformats.org/wordprocessingml/2006/main" xmlns:w14="http://schemas.microsoft.com/office/word/2010/wordml" xmlns:w15="http://schemas.microsoft.com/office/word/2012/wordml" xmlns:w16cex="http://schemas.microsoft.com/office/word/2018/wordml/cex" xmlns:w16cid="http://schemas.microsoft.com/office/word/2016/wordml/cid" xmlns:w16="http://schemas.microsoft.com/office/word/2018/wordml" xmlns:w16du="http://schemas.microsoft.com/office/word/2023/wordml/word16du" xmlns:w16sdtdh="http://schemas.microsoft.com/office/word/2020/wordml/sdtdatahash" xmlns:w16se="http://schemas.microsoft.com/office/word/2015/wordml/symex" xmlns:wpg="http://schemas.microsoft.com/office/word/2010/wordprocessingGroup" xmlns:wpi="http://schemas.microsoft.com/office/word/2010/wordprocessingInk" xmlns:wne="http://schemas.microsoft.com/office/word/2006/wordml" xmlns:wps="http://schemas.microsoft.com/office/word/2010/wordprocessingShape" mc:Ignorable="w14 w15 w16se w16cid w16 w16cex w16sdtdh wp14">
+<w:ftr xmlns:wpc="http://schemas.microsoft.com/office/word/2010/wordprocessingCanvas" xmlns:cx="http://schemas.microsoft.com/office/drawing/2014/chartex" xmlns:cx1="http://schemas.microsoft.com/office/drawing/2015/9/8/chartex" xmlns:cx2="http://schemas.microsoft.com/office/drawing/2015/10/21/chartex" xmlns:cx3="http://schemas.microsoft.com/office/drawing/2016/5/9/chartex" xmlns:cx4="http://schemas.microsoft.com/office/drawing/2016/5/10/chartex" xmlns:cx5="http://schemas.microsoft.com/office/drawing/2016/5/11/chartex" xmlns:cx6="http://schemas.microsoft.com/office/drawing/2016/5/12/chartex" xmlns:cx7="http://schemas.microsoft.com/office/drawing/2016/5/13/chartex" xmlns:cx8="http://schemas.microsoft.com/office/drawing/2016/5/14/chartex" xmlns:mc="http://schemas.openxmlformats.org/markup-compatibility/2006" xmlns:aink="http://schemas.microsoft.com/office/drawing/2016/ink" xmlns:am3d="http://schemas.microsoft.com/office/drawing/2017/model3d" xmlns:o="urn:schemas-microsoft-com:office:office" xmlns:oel="http://schemas.microsoft.com/office/2019/extlst" xmlns:r="http://schemas.openxmlformats.org/officeDocument/2006/relationships" xmlns:m="http://schemas.openxmlformats.org/officeDocument/2006/math" xmlns:v="urn:schemas-microsoft-com:vml" xmlns:wp14="http://schemas.microsoft.com/office/word/2010/wordprocessingDrawing" xmlns:wp="http://schemas.openxmlformats.org/drawingml/2006/wordprocessingDrawing" xmlns:w10="urn:schemas-microsoft-com:office:word" xmlns:w="http://schemas.openxmlformats.org/wordprocessingml/2006/main" xmlns:w14="http://schemas.microsoft.com/office/word/2010/wordml" xmlns:w15="http://schemas.microsoft.com/office/word/2012/wordml" xmlns:w16cex="http://schemas.microsoft.com/office/word/2018/wordml/cex" xmlns:w16cid="http://schemas.microsoft.com/office/word/2016/wordml/cid" xmlns:w16="http://schemas.microsoft.com/office/word/2018/wordml" xmlns:w16du="http://schemas.microsoft.com/office/word/2023/wordml/word16du" xmlns:w16sdtdh="http://schemas.microsoft.com/office/word/2020/wordml/sdtdatahash" xmlns:w16sdtfl="http://schemas.microsoft.com/office/word/2024/wordml/sdtformatlock" xmlns:w16se="http://schemas.microsoft.com/office/word/2015/wordml/symex" xmlns:wpg="http://schemas.microsoft.com/office/word/2010/wordprocessingGroup" xmlns:wpi="http://schemas.microsoft.com/office/word/2010/wordprocessingInk" xmlns:wne="http://schemas.microsoft.com/office/word/2006/wordml" xmlns:wps="http://schemas.microsoft.com/office/word/2010/wordprocessingShape" mc:Ignorable="w14 w15 w16se w16cid w16 w16cex w16sdtdh w16sdtfl w16du wp14">
   <w:sdt>
     <w:sdtPr>
       <w:id w:val="4715308"/>
@@ -9701,7 +10215,7 @@
               <w:rPr>
                 <w:noProof/>
               </w:rPr>
-              <w:t>2023</w:t>
+              <w:t>2026</w:t>
             </w:r>
             <w:r>
               <w:fldChar w:fldCharType="end"/>
@@ -9781,7 +10295,7 @@
 </file>
 
 <file path=word/footnotes.xml><?xml version="1.0" encoding="utf-8"?>
-<w:footnotes xmlns:wpc="http://schemas.microsoft.com/office/word/2010/wordprocessingCanvas" xmlns:cx="http://schemas.microsoft.com/office/drawing/2014/chartex" xmlns:cx1="http://schemas.microsoft.com/office/drawing/2015/9/8/chartex" xmlns:cx2="http://schemas.microsoft.com/office/drawing/2015/10/21/chartex" xmlns:cx3="http://schemas.microsoft.com/office/drawing/2016/5/9/chartex" xmlns:cx4="http://schemas.microsoft.com/office/drawing/2016/5/10/chartex" xmlns:cx5="http://schemas.microsoft.com/office/drawing/2016/5/11/chartex" xmlns:cx6="http://schemas.microsoft.com/office/drawing/2016/5/12/chartex" xmlns:cx7="http://schemas.microsoft.com/office/drawing/2016/5/13/chartex" xmlns:cx8="http://schemas.microsoft.com/office/drawing/2016/5/14/chartex" xmlns:mc="http://schemas.openxmlformats.org/markup-compatibility/2006" xmlns:aink="http://schemas.microsoft.com/office/drawing/2016/ink" xmlns:am3d="http://schemas.microsoft.com/office/drawing/2017/model3d" xmlns:o="urn:schemas-microsoft-com:office:office" xmlns:oel="http://schemas.microsoft.com/office/2019/extlst" xmlns:r="http://schemas.openxmlformats.org/officeDocument/2006/relationships" xmlns:m="http://schemas.openxmlformats.org/officeDocument/2006/math" xmlns:v="urn:schemas-microsoft-com:vml" xmlns:wp14="http://schemas.microsoft.com/office/word/2010/wordprocessingDrawing" xmlns:wp="http://schemas.openxmlformats.org/drawingml/2006/wordprocessingDrawing" xmlns:w10="urn:schemas-microsoft-com:office:word" xmlns:w="http://schemas.openxmlformats.org/wordprocessingml/2006/main" xmlns:w14="http://schemas.microsoft.com/office/word/2010/wordml" xmlns:w15="http://schemas.microsoft.com/office/word/2012/wordml" xmlns:w16cex="http://schemas.microsoft.com/office/word/2018/wordml/cex" xmlns:w16cid="http://schemas.microsoft.com/office/word/2016/wordml/cid" xmlns:w16="http://schemas.microsoft.com/office/word/2018/wordml" xmlns:w16du="http://schemas.microsoft.com/office/word/2023/wordml/word16du" xmlns:w16sdtdh="http://schemas.microsoft.com/office/word/2020/wordml/sdtdatahash" xmlns:w16se="http://schemas.microsoft.com/office/word/2015/wordml/symex" xmlns:wpg="http://schemas.microsoft.com/office/word/2010/wordprocessingGroup" xmlns:wpi="http://schemas.microsoft.com/office/word/2010/wordprocessingInk" xmlns:wne="http://schemas.microsoft.com/office/word/2006/wordml" xmlns:wps="http://schemas.microsoft.com/office/word/2010/wordprocessingShape" mc:Ignorable="w14 w15 w16se w16cid w16 w16cex w16sdtdh wp14">
+<w:footnotes xmlns:wpc="http://schemas.microsoft.com/office/word/2010/wordprocessingCanvas" xmlns:cx="http://schemas.microsoft.com/office/drawing/2014/chartex" xmlns:cx1="http://schemas.microsoft.com/office/drawing/2015/9/8/chartex" xmlns:cx2="http://schemas.microsoft.com/office/drawing/2015/10/21/chartex" xmlns:cx3="http://schemas.microsoft.com/office/drawing/2016/5/9/chartex" xmlns:cx4="http://schemas.microsoft.com/office/drawing/2016/5/10/chartex" xmlns:cx5="http://schemas.microsoft.com/office/drawing/2016/5/11/chartex" xmlns:cx6="http://schemas.microsoft.com/office/drawing/2016/5/12/chartex" xmlns:cx7="http://schemas.microsoft.com/office/drawing/2016/5/13/chartex" xmlns:cx8="http://schemas.microsoft.com/office/drawing/2016/5/14/chartex" xmlns:mc="http://schemas.openxmlformats.org/markup-compatibility/2006" xmlns:aink="http://schemas.microsoft.com/office/drawing/2016/ink" xmlns:am3d="http://schemas.microsoft.com/office/drawing/2017/model3d" xmlns:o="urn:schemas-microsoft-com:office:office" xmlns:oel="http://schemas.microsoft.com/office/2019/extlst" xmlns:r="http://schemas.openxmlformats.org/officeDocument/2006/relationships" xmlns:m="http://schemas.openxmlformats.org/officeDocument/2006/math" xmlns:v="urn:schemas-microsoft-com:vml" xmlns:wp14="http://schemas.microsoft.com/office/word/2010/wordprocessingDrawing" xmlns:wp="http://schemas.openxmlformats.org/drawingml/2006/wordprocessingDrawing" xmlns:w10="urn:schemas-microsoft-com:office:word" xmlns:w="http://schemas.openxmlformats.org/wordprocessingml/2006/main" xmlns:w14="http://schemas.microsoft.com/office/word/2010/wordml" xmlns:w15="http://schemas.microsoft.com/office/word/2012/wordml" xmlns:w16cex="http://schemas.microsoft.com/office/word/2018/wordml/cex" xmlns:w16cid="http://schemas.microsoft.com/office/word/2016/wordml/cid" xmlns:w16="http://schemas.microsoft.com/office/word/2018/wordml" xmlns:w16du="http://schemas.microsoft.com/office/word/2023/wordml/word16du" xmlns:w16sdtdh="http://schemas.microsoft.com/office/word/2020/wordml/sdtdatahash" xmlns:w16sdtfl="http://schemas.microsoft.com/office/word/2024/wordml/sdtformatlock" xmlns:w16se="http://schemas.microsoft.com/office/word/2015/wordml/symex" xmlns:wpg="http://schemas.microsoft.com/office/word/2010/wordprocessingGroup" xmlns:wpi="http://schemas.microsoft.com/office/word/2010/wordprocessingInk" xmlns:wne="http://schemas.microsoft.com/office/word/2006/wordml" xmlns:wps="http://schemas.microsoft.com/office/word/2010/wordprocessingShape" mc:Ignorable="w14 w15 w16se w16cid w16 w16cex w16sdtdh w16sdtfl w16du wp14">
   <w:footnote w:type="separator" w:id="-1">
     <w:p>
       <w:pPr>
@@ -9808,7 +10322,7 @@
 </file>
 
 <file path=word/header1.xml><?xml version="1.0" encoding="utf-8"?>
-<w:hdr xmlns:wpc="http://schemas.microsoft.com/office/word/2010/wordprocessingCanvas" xmlns:cx="http://schemas.microsoft.com/office/drawing/2014/chartex" xmlns:cx1="http://schemas.microsoft.com/office/drawing/2015/9/8/chartex" xmlns:cx2="http://schemas.microsoft.com/office/drawing/2015/10/21/chartex" xmlns:cx3="http://schemas.microsoft.com/office/drawing/2016/5/9/chartex" xmlns:cx4="http://schemas.microsoft.com/office/drawing/2016/5/10/chartex" xmlns:cx5="http://schemas.microsoft.com/office/drawing/2016/5/11/chartex" xmlns:cx6="http://schemas.microsoft.com/office/drawing/2016/5/12/chartex" xmlns:cx7="http://schemas.microsoft.com/office/drawing/2016/5/13/chartex" xmlns:cx8="http://schemas.microsoft.com/office/drawing/2016/5/14/chartex" xmlns:mc="http://schemas.openxmlformats.org/markup-compatibility/2006" xmlns:aink="http://schemas.microsoft.com/office/drawing/2016/ink" xmlns:am3d="http://schemas.microsoft.com/office/drawing/2017/model3d" xmlns:o="urn:schemas-microsoft-com:office:office" xmlns:oel="http://schemas.microsoft.com/office/2019/extlst" xmlns:r="http://schemas.openxmlformats.org/officeDocument/2006/relationships" xmlns:m="http://schemas.openxmlformats.org/officeDocument/2006/math" xmlns:v="urn:schemas-microsoft-com:vml" xmlns:wp14="http://schemas.microsoft.com/office/word/2010/wordprocessingDrawing" xmlns:wp="http://schemas.openxmlformats.org/drawingml/2006/wordprocessingDrawing" xmlns:w10="urn:schemas-microsoft-com:office:word" xmlns:w="http://schemas.openxmlformats.org/wordprocessingml/2006/main" xmlns:w14="http://schemas.microsoft.com/office/word/2010/wordml" xmlns:w15="http://schemas.microsoft.com/office/word/2012/wordml" xmlns:w16cex="http://schemas.microsoft.com/office/word/2018/wordml/cex" xmlns:w16cid="http://schemas.microsoft.com/office/word/2016/wordml/cid" xmlns:w16="http://schemas.microsoft.com/office/word/2018/wordml" xmlns:w16du="http://schemas.microsoft.com/office/word/2023/wordml/word16du" xmlns:w16sdtdh="http://schemas.microsoft.com/office/word/2020/wordml/sdtdatahash" xmlns:w16se="http://schemas.microsoft.com/office/word/2015/wordml/symex" xmlns:wpg="http://schemas.microsoft.com/office/word/2010/wordprocessingGroup" xmlns:wpi="http://schemas.microsoft.com/office/word/2010/wordprocessingInk" xmlns:wne="http://schemas.microsoft.com/office/word/2006/wordml" xmlns:wps="http://schemas.microsoft.com/office/word/2010/wordprocessingShape" mc:Ignorable="w14 w15 w16se w16cid w16 w16cex w16sdtdh wp14">
+<w:hdr xmlns:wpc="http://schemas.microsoft.com/office/word/2010/wordprocessingCanvas" xmlns:cx="http://schemas.microsoft.com/office/drawing/2014/chartex" xmlns:cx1="http://schemas.microsoft.com/office/drawing/2015/9/8/chartex" xmlns:cx2="http://schemas.microsoft.com/office/drawing/2015/10/21/chartex" xmlns:cx3="http://schemas.microsoft.com/office/drawing/2016/5/9/chartex" xmlns:cx4="http://schemas.microsoft.com/office/drawing/2016/5/10/chartex" xmlns:cx5="http://schemas.microsoft.com/office/drawing/2016/5/11/chartex" xmlns:cx6="http://schemas.microsoft.com/office/drawing/2016/5/12/chartex" xmlns:cx7="http://schemas.microsoft.com/office/drawing/2016/5/13/chartex" xmlns:cx8="http://schemas.microsoft.com/office/drawing/2016/5/14/chartex" xmlns:mc="http://schemas.openxmlformats.org/markup-compatibility/2006" xmlns:aink="http://schemas.microsoft.com/office/drawing/2016/ink" xmlns:am3d="http://schemas.microsoft.com/office/drawing/2017/model3d" xmlns:o="urn:schemas-microsoft-com:office:office" xmlns:oel="http://schemas.microsoft.com/office/2019/extlst" xmlns:r="http://schemas.openxmlformats.org/officeDocument/2006/relationships" xmlns:m="http://schemas.openxmlformats.org/officeDocument/2006/math" xmlns:v="urn:schemas-microsoft-com:vml" xmlns:wp14="http://schemas.microsoft.com/office/word/2010/wordprocessingDrawing" xmlns:wp="http://schemas.openxmlformats.org/drawingml/2006/wordprocessingDrawing" xmlns:w10="urn:schemas-microsoft-com:office:word" xmlns:w="http://schemas.openxmlformats.org/wordprocessingml/2006/main" xmlns:w14="http://schemas.microsoft.com/office/word/2010/wordml" xmlns:w15="http://schemas.microsoft.com/office/word/2012/wordml" xmlns:w16cex="http://schemas.microsoft.com/office/word/2018/wordml/cex" xmlns:w16cid="http://schemas.microsoft.com/office/word/2016/wordml/cid" xmlns:w16="http://schemas.microsoft.com/office/word/2018/wordml" xmlns:w16du="http://schemas.microsoft.com/office/word/2023/wordml/word16du" xmlns:w16sdtdh="http://schemas.microsoft.com/office/word/2020/wordml/sdtdatahash" xmlns:w16sdtfl="http://schemas.microsoft.com/office/word/2024/wordml/sdtformatlock" xmlns:w16se="http://schemas.microsoft.com/office/word/2015/wordml/symex" xmlns:wpg="http://schemas.microsoft.com/office/word/2010/wordprocessingGroup" xmlns:wpi="http://schemas.microsoft.com/office/word/2010/wordprocessingInk" xmlns:wne="http://schemas.microsoft.com/office/word/2006/wordml" xmlns:wps="http://schemas.microsoft.com/office/word/2010/wordprocessingShape" mc:Ignorable="w14 w15 w16se w16cid w16 w16cex w16sdtdh w16sdtfl w16du wp14">
   <w:p>
     <w:pPr>
       <w:pStyle w:val="Header"/>
@@ -9913,7 +10427,7 @@
 </file>
 
 <file path=word/header2.xml><?xml version="1.0" encoding="utf-8"?>
-<w:hdr xmlns:wpc="http://schemas.microsoft.com/office/word/2010/wordprocessingCanvas" xmlns:cx="http://schemas.microsoft.com/office/drawing/2014/chartex" xmlns:cx1="http://schemas.microsoft.com/office/drawing/2015/9/8/chartex" xmlns:cx2="http://schemas.microsoft.com/office/drawing/2015/10/21/chartex" xmlns:cx3="http://schemas.microsoft.com/office/drawing/2016/5/9/chartex" xmlns:cx4="http://schemas.microsoft.com/office/drawing/2016/5/10/chartex" xmlns:cx5="http://schemas.microsoft.com/office/drawing/2016/5/11/chartex" xmlns:cx6="http://schemas.microsoft.com/office/drawing/2016/5/12/chartex" xmlns:cx7="http://schemas.microsoft.com/office/drawing/2016/5/13/chartex" xmlns:cx8="http://schemas.microsoft.com/office/drawing/2016/5/14/chartex" xmlns:mc="http://schemas.openxmlformats.org/markup-compatibility/2006" xmlns:aink="http://schemas.microsoft.com/office/drawing/2016/ink" xmlns:am3d="http://schemas.microsoft.com/office/drawing/2017/model3d" xmlns:o="urn:schemas-microsoft-com:office:office" xmlns:oel="http://schemas.microsoft.com/office/2019/extlst" xmlns:r="http://schemas.openxmlformats.org/officeDocument/2006/relationships" xmlns:m="http://schemas.openxmlformats.org/officeDocument/2006/math" xmlns:v="urn:schemas-microsoft-com:vml" xmlns:wp14="http://schemas.microsoft.com/office/word/2010/wordprocessingDrawing" xmlns:wp="http://schemas.openxmlformats.org/drawingml/2006/wordprocessingDrawing" xmlns:w10="urn:schemas-microsoft-com:office:word" xmlns:w="http://schemas.openxmlformats.org/wordprocessingml/2006/main" xmlns:w14="http://schemas.microsoft.com/office/word/2010/wordml" xmlns:w15="http://schemas.microsoft.com/office/word/2012/wordml" xmlns:w16cex="http://schemas.microsoft.com/office/word/2018/wordml/cex" xmlns:w16cid="http://schemas.microsoft.com/office/word/2016/wordml/cid" xmlns:w16="http://schemas.microsoft.com/office/word/2018/wordml" xmlns:w16du="http://schemas.microsoft.com/office/word/2023/wordml/word16du" xmlns:w16sdtdh="http://schemas.microsoft.com/office/word/2020/wordml/sdtdatahash" xmlns:w16se="http://schemas.microsoft.com/office/word/2015/wordml/symex" xmlns:wpg="http://schemas.microsoft.com/office/word/2010/wordprocessingGroup" xmlns:wpi="http://schemas.microsoft.com/office/word/2010/wordprocessingInk" xmlns:wne="http://schemas.microsoft.com/office/word/2006/wordml" xmlns:wps="http://schemas.microsoft.com/office/word/2010/wordprocessingShape" mc:Ignorable="w14 w15 w16se w16cid w16 w16cex w16sdtdh wp14">
+<w:hdr xmlns:wpc="http://schemas.microsoft.com/office/word/2010/wordprocessingCanvas" xmlns:cx="http://schemas.microsoft.com/office/drawing/2014/chartex" xmlns:cx1="http://schemas.microsoft.com/office/drawing/2015/9/8/chartex" xmlns:cx2="http://schemas.microsoft.com/office/drawing/2015/10/21/chartex" xmlns:cx3="http://schemas.microsoft.com/office/drawing/2016/5/9/chartex" xmlns:cx4="http://schemas.microsoft.com/office/drawing/2016/5/10/chartex" xmlns:cx5="http://schemas.microsoft.com/office/drawing/2016/5/11/chartex" xmlns:cx6="http://schemas.microsoft.com/office/drawing/2016/5/12/chartex" xmlns:cx7="http://schemas.microsoft.com/office/drawing/2016/5/13/chartex" xmlns:cx8="http://schemas.microsoft.com/office/drawing/2016/5/14/chartex" xmlns:mc="http://schemas.openxmlformats.org/markup-compatibility/2006" xmlns:aink="http://schemas.microsoft.com/office/drawing/2016/ink" xmlns:am3d="http://schemas.microsoft.com/office/drawing/2017/model3d" xmlns:o="urn:schemas-microsoft-com:office:office" xmlns:oel="http://schemas.microsoft.com/office/2019/extlst" xmlns:r="http://schemas.openxmlformats.org/officeDocument/2006/relationships" xmlns:m="http://schemas.openxmlformats.org/officeDocument/2006/math" xmlns:v="urn:schemas-microsoft-com:vml" xmlns:wp14="http://schemas.microsoft.com/office/word/2010/wordprocessingDrawing" xmlns:wp="http://schemas.openxmlformats.org/drawingml/2006/wordprocessingDrawing" xmlns:w10="urn:schemas-microsoft-com:office:word" xmlns:w="http://schemas.openxmlformats.org/wordprocessingml/2006/main" xmlns:w14="http://schemas.microsoft.com/office/word/2010/wordml" xmlns:w15="http://schemas.microsoft.com/office/word/2012/wordml" xmlns:w16cex="http://schemas.microsoft.com/office/word/2018/wordml/cex" xmlns:w16cid="http://schemas.microsoft.com/office/word/2016/wordml/cid" xmlns:w16="http://schemas.microsoft.com/office/word/2018/wordml" xmlns:w16du="http://schemas.microsoft.com/office/word/2023/wordml/word16du" xmlns:w16sdtdh="http://schemas.microsoft.com/office/word/2020/wordml/sdtdatahash" xmlns:w16sdtfl="http://schemas.microsoft.com/office/word/2024/wordml/sdtformatlock" xmlns:w16se="http://schemas.microsoft.com/office/word/2015/wordml/symex" xmlns:wpg="http://schemas.microsoft.com/office/word/2010/wordprocessingGroup" xmlns:wpi="http://schemas.microsoft.com/office/word/2010/wordprocessingInk" xmlns:wne="http://schemas.microsoft.com/office/word/2006/wordml" xmlns:wps="http://schemas.microsoft.com/office/word/2010/wordprocessingShape" mc:Ignorable="w14 w15 w16se w16cid w16 w16cex w16sdtdh w16sdtfl w16du wp14">
   <w:p>
     <w:pPr>
       <w:pStyle w:val="Header"/>
@@ -9994,7 +10508,7 @@
 </file>
 
 <file path=word/header3.xml><?xml version="1.0" encoding="utf-8"?>
-<w:hdr xmlns:wpc="http://schemas.microsoft.com/office/word/2010/wordprocessingCanvas" xmlns:cx="http://schemas.microsoft.com/office/drawing/2014/chartex" xmlns:cx1="http://schemas.microsoft.com/office/drawing/2015/9/8/chartex" xmlns:cx2="http://schemas.microsoft.com/office/drawing/2015/10/21/chartex" xmlns:cx3="http://schemas.microsoft.com/office/drawing/2016/5/9/chartex" xmlns:cx4="http://schemas.microsoft.com/office/drawing/2016/5/10/chartex" xmlns:cx5="http://schemas.microsoft.com/office/drawing/2016/5/11/chartex" xmlns:cx6="http://schemas.microsoft.com/office/drawing/2016/5/12/chartex" xmlns:cx7="http://schemas.microsoft.com/office/drawing/2016/5/13/chartex" xmlns:cx8="http://schemas.microsoft.com/office/drawing/2016/5/14/chartex" xmlns:mc="http://schemas.openxmlformats.org/markup-compatibility/2006" xmlns:aink="http://schemas.microsoft.com/office/drawing/2016/ink" xmlns:am3d="http://schemas.microsoft.com/office/drawing/2017/model3d" xmlns:o="urn:schemas-microsoft-com:office:office" xmlns:oel="http://schemas.microsoft.com/office/2019/extlst" xmlns:r="http://schemas.openxmlformats.org/officeDocument/2006/relationships" xmlns:m="http://schemas.openxmlformats.org/officeDocument/2006/math" xmlns:v="urn:schemas-microsoft-com:vml" xmlns:wp14="http://schemas.microsoft.com/office/word/2010/wordprocessingDrawing" xmlns:wp="http://schemas.openxmlformats.org/drawingml/2006/wordprocessingDrawing" xmlns:w10="urn:schemas-microsoft-com:office:word" xmlns:w="http://schemas.openxmlformats.org/wordprocessingml/2006/main" xmlns:w14="http://schemas.microsoft.com/office/word/2010/wordml" xmlns:w15="http://schemas.microsoft.com/office/word/2012/wordml" xmlns:w16cex="http://schemas.microsoft.com/office/word/2018/wordml/cex" xmlns:w16cid="http://schemas.microsoft.com/office/word/2016/wordml/cid" xmlns:w16="http://schemas.microsoft.com/office/word/2018/wordml" xmlns:w16du="http://schemas.microsoft.com/office/word/2023/wordml/word16du" xmlns:w16sdtdh="http://schemas.microsoft.com/office/word/2020/wordml/sdtdatahash" xmlns:w16se="http://schemas.microsoft.com/office/word/2015/wordml/symex" xmlns:wpg="http://schemas.microsoft.com/office/word/2010/wordprocessingGroup" xmlns:wpi="http://schemas.microsoft.com/office/word/2010/wordprocessingInk" xmlns:wne="http://schemas.microsoft.com/office/word/2006/wordml" xmlns:wps="http://schemas.microsoft.com/office/word/2010/wordprocessingShape" mc:Ignorable="w14 w15 w16se w16cid w16 w16cex w16sdtdh wp14">
+<w:hdr xmlns:wpc="http://schemas.microsoft.com/office/word/2010/wordprocessingCanvas" xmlns:cx="http://schemas.microsoft.com/office/drawing/2014/chartex" xmlns:cx1="http://schemas.microsoft.com/office/drawing/2015/9/8/chartex" xmlns:cx2="http://schemas.microsoft.com/office/drawing/2015/10/21/chartex" xmlns:cx3="http://schemas.microsoft.com/office/drawing/2016/5/9/chartex" xmlns:cx4="http://schemas.microsoft.com/office/drawing/2016/5/10/chartex" xmlns:cx5="http://schemas.microsoft.com/office/drawing/2016/5/11/chartex" xmlns:cx6="http://schemas.microsoft.com/office/drawing/2016/5/12/chartex" xmlns:cx7="http://schemas.microsoft.com/office/drawing/2016/5/13/chartex" xmlns:cx8="http://schemas.microsoft.com/office/drawing/2016/5/14/chartex" xmlns:mc="http://schemas.openxmlformats.org/markup-compatibility/2006" xmlns:aink="http://schemas.microsoft.com/office/drawing/2016/ink" xmlns:am3d="http://schemas.microsoft.com/office/drawing/2017/model3d" xmlns:o="urn:schemas-microsoft-com:office:office" xmlns:oel="http://schemas.microsoft.com/office/2019/extlst" xmlns:r="http://schemas.openxmlformats.org/officeDocument/2006/relationships" xmlns:m="http://schemas.openxmlformats.org/officeDocument/2006/math" xmlns:v="urn:schemas-microsoft-com:vml" xmlns:wp14="http://schemas.microsoft.com/office/word/2010/wordprocessingDrawing" xmlns:wp="http://schemas.openxmlformats.org/drawingml/2006/wordprocessingDrawing" xmlns:w10="urn:schemas-microsoft-com:office:word" xmlns:w="http://schemas.openxmlformats.org/wordprocessingml/2006/main" xmlns:w14="http://schemas.microsoft.com/office/word/2010/wordml" xmlns:w15="http://schemas.microsoft.com/office/word/2012/wordml" xmlns:w16cex="http://schemas.microsoft.com/office/word/2018/wordml/cex" xmlns:w16cid="http://schemas.microsoft.com/office/word/2016/wordml/cid" xmlns:w16="http://schemas.microsoft.com/office/word/2018/wordml" xmlns:w16du="http://schemas.microsoft.com/office/word/2023/wordml/word16du" xmlns:w16sdtdh="http://schemas.microsoft.com/office/word/2020/wordml/sdtdatahash" xmlns:w16sdtfl="http://schemas.microsoft.com/office/word/2024/wordml/sdtformatlock" xmlns:w16se="http://schemas.microsoft.com/office/word/2015/wordml/symex" xmlns:wpg="http://schemas.microsoft.com/office/word/2010/wordprocessingGroup" xmlns:wpi="http://schemas.microsoft.com/office/word/2010/wordprocessingInk" xmlns:wne="http://schemas.microsoft.com/office/word/2006/wordml" xmlns:wps="http://schemas.microsoft.com/office/word/2010/wordprocessingShape" mc:Ignorable="w14 w15 w16se w16cid w16 w16cex w16sdtdh w16sdtfl w16du wp14">
   <w:p>
     <w:pPr>
       <w:pStyle w:val="Header"/>
@@ -10004,7 +10518,7 @@
 </file>
 
 <file path=word/numbering.xml><?xml version="1.0" encoding="utf-8"?>
-<w:numbering xmlns:wpc="http://schemas.microsoft.com/office/word/2010/wordprocessingCanvas" xmlns:cx="http://schemas.microsoft.com/office/drawing/2014/chartex" xmlns:cx1="http://schemas.microsoft.com/office/drawing/2015/9/8/chartex" xmlns:cx2="http://schemas.microsoft.com/office/drawing/2015/10/21/chartex" xmlns:cx3="http://schemas.microsoft.com/office/drawing/2016/5/9/chartex" xmlns:cx4="http://schemas.microsoft.com/office/drawing/2016/5/10/chartex" xmlns:cx5="http://schemas.microsoft.com/office/drawing/2016/5/11/chartex" xmlns:cx6="http://schemas.microsoft.com/office/drawing/2016/5/12/chartex" xmlns:cx7="http://schemas.microsoft.com/office/drawing/2016/5/13/chartex" xmlns:cx8="http://schemas.microsoft.com/office/drawing/2016/5/14/chartex" xmlns:mc="http://schemas.openxmlformats.org/markup-compatibility/2006" xmlns:aink="http://schemas.microsoft.com/office/drawing/2016/ink" xmlns:am3d="http://schemas.microsoft.com/office/drawing/2017/model3d" xmlns:o="urn:schemas-microsoft-com:office:office" xmlns:oel="http://schemas.microsoft.com/office/2019/extlst" xmlns:r="http://schemas.openxmlformats.org/officeDocument/2006/relationships" xmlns:m="http://schemas.openxmlformats.org/officeDocument/2006/math" xmlns:v="urn:schemas-microsoft-com:vml" xmlns:wp14="http://schemas.microsoft.com/office/word/2010/wordprocessingDrawing" xmlns:wp="http://schemas.openxmlformats.org/drawingml/2006/wordprocessingDrawing" xmlns:w10="urn:schemas-microsoft-com:office:word" xmlns:w="http://schemas.openxmlformats.org/wordprocessingml/2006/main" xmlns:w14="http://schemas.microsoft.com/office/word/2010/wordml" xmlns:w15="http://schemas.microsoft.com/office/word/2012/wordml" xmlns:w16cex="http://schemas.microsoft.com/office/word/2018/wordml/cex" xmlns:w16cid="http://schemas.microsoft.com/office/word/2016/wordml/cid" xmlns:w16="http://schemas.microsoft.com/office/word/2018/wordml" xmlns:w16du="http://schemas.microsoft.com/office/word/2023/wordml/word16du" xmlns:w16sdtdh="http://schemas.microsoft.com/office/word/2020/wordml/sdtdatahash" xmlns:w16se="http://schemas.microsoft.com/office/word/2015/wordml/symex" xmlns:wpg="http://schemas.microsoft.com/office/word/2010/wordprocessingGroup" xmlns:wpi="http://schemas.microsoft.com/office/word/2010/wordprocessingInk" xmlns:wne="http://schemas.microsoft.com/office/word/2006/wordml" xmlns:wps="http://schemas.microsoft.com/office/word/2010/wordprocessingShape" mc:Ignorable="w14 w15 w16se w16cid w16 w16cex w16sdtdh wp14">
+<w:numbering xmlns:wpc="http://schemas.microsoft.com/office/word/2010/wordprocessingCanvas" xmlns:cx="http://schemas.microsoft.com/office/drawing/2014/chartex" xmlns:cx1="http://schemas.microsoft.com/office/drawing/2015/9/8/chartex" xmlns:cx2="http://schemas.microsoft.com/office/drawing/2015/10/21/chartex" xmlns:cx3="http://schemas.microsoft.com/office/drawing/2016/5/9/chartex" xmlns:cx4="http://schemas.microsoft.com/office/drawing/2016/5/10/chartex" xmlns:cx5="http://schemas.microsoft.com/office/drawing/2016/5/11/chartex" xmlns:cx6="http://schemas.microsoft.com/office/drawing/2016/5/12/chartex" xmlns:cx7="http://schemas.microsoft.com/office/drawing/2016/5/13/chartex" xmlns:cx8="http://schemas.microsoft.com/office/drawing/2016/5/14/chartex" xmlns:mc="http://schemas.openxmlformats.org/markup-compatibility/2006" xmlns:aink="http://schemas.microsoft.com/office/drawing/2016/ink" xmlns:am3d="http://schemas.microsoft.com/office/drawing/2017/model3d" xmlns:o="urn:schemas-microsoft-com:office:office" xmlns:oel="http://schemas.microsoft.com/office/2019/extlst" xmlns:r="http://schemas.openxmlformats.org/officeDocument/2006/relationships" xmlns:m="http://schemas.openxmlformats.org/officeDocument/2006/math" xmlns:v="urn:schemas-microsoft-com:vml" xmlns:wp14="http://schemas.microsoft.com/office/word/2010/wordprocessingDrawing" xmlns:wp="http://schemas.openxmlformats.org/drawingml/2006/wordprocessingDrawing" xmlns:w10="urn:schemas-microsoft-com:office:word" xmlns:w="http://schemas.openxmlformats.org/wordprocessingml/2006/main" xmlns:w14="http://schemas.microsoft.com/office/word/2010/wordml" xmlns:w15="http://schemas.microsoft.com/office/word/2012/wordml" xmlns:w16cex="http://schemas.microsoft.com/office/word/2018/wordml/cex" xmlns:w16cid="http://schemas.microsoft.com/office/word/2016/wordml/cid" xmlns:w16="http://schemas.microsoft.com/office/word/2018/wordml" xmlns:w16du="http://schemas.microsoft.com/office/word/2023/wordml/word16du" xmlns:w16sdtdh="http://schemas.microsoft.com/office/word/2020/wordml/sdtdatahash" xmlns:w16sdtfl="http://schemas.microsoft.com/office/word/2024/wordml/sdtformatlock" xmlns:w16se="http://schemas.microsoft.com/office/word/2015/wordml/symex" xmlns:wpg="http://schemas.microsoft.com/office/word/2010/wordprocessingGroup" xmlns:wpi="http://schemas.microsoft.com/office/word/2010/wordprocessingInk" xmlns:wne="http://schemas.microsoft.com/office/word/2006/wordml" xmlns:wps="http://schemas.microsoft.com/office/word/2010/wordprocessingShape" mc:Ignorable="w14 w15 w16se w16cid w16 w16cex w16sdtdh w16sdtfl w16du wp14">
   <w:abstractNum w:abstractNumId="0" w15:restartNumberingAfterBreak="0">
     <w:nsid w:val="01A42758"/>
     <w:multiLevelType w:val="hybridMultilevel"/>
@@ -13559,125 +14073,125 @@
       </w:pPr>
     </w:lvl>
   </w:abstractNum>
-  <w:num w:numId="1" w16cid:durableId="1385906093">
+  <w:num w:numId="1" w16cid:durableId="51999883">
     <w:abstractNumId w:val="3"/>
   </w:num>
-  <w:num w:numId="2" w16cid:durableId="1710568313">
+  <w:num w:numId="2" w16cid:durableId="55394314">
     <w:abstractNumId w:val="23"/>
   </w:num>
-  <w:num w:numId="3" w16cid:durableId="628702404">
+  <w:num w:numId="3" w16cid:durableId="90785836">
     <w:abstractNumId w:val="35"/>
   </w:num>
-  <w:num w:numId="4" w16cid:durableId="948703897">
+  <w:num w:numId="4" w16cid:durableId="586308444">
     <w:abstractNumId w:val="35"/>
     <w:lvlOverride w:ilvl="0">
       <w:startOverride w:val="1"/>
     </w:lvlOverride>
   </w:num>
-  <w:num w:numId="5" w16cid:durableId="1806965259">
+  <w:num w:numId="5" w16cid:durableId="463693401">
     <w:abstractNumId w:val="16"/>
   </w:num>
-  <w:num w:numId="6" w16cid:durableId="1400712163">
+  <w:num w:numId="6" w16cid:durableId="685909570">
     <w:abstractNumId w:val="2"/>
   </w:num>
-  <w:num w:numId="7" w16cid:durableId="1040671780">
+  <w:num w:numId="7" w16cid:durableId="1239099480">
     <w:abstractNumId w:val="26"/>
   </w:num>
-  <w:num w:numId="8" w16cid:durableId="1285769138">
+  <w:num w:numId="8" w16cid:durableId="1275208766">
     <w:abstractNumId w:val="1"/>
   </w:num>
-  <w:num w:numId="9" w16cid:durableId="462423766">
+  <w:num w:numId="9" w16cid:durableId="221334083">
     <w:abstractNumId w:val="15"/>
   </w:num>
-  <w:num w:numId="10" w16cid:durableId="300502014">
+  <w:num w:numId="10" w16cid:durableId="793907668">
     <w:abstractNumId w:val="31"/>
   </w:num>
-  <w:num w:numId="11" w16cid:durableId="1128936761">
+  <w:num w:numId="11" w16cid:durableId="160506790">
     <w:abstractNumId w:val="18"/>
   </w:num>
-  <w:num w:numId="12" w16cid:durableId="88358652">
+  <w:num w:numId="12" w16cid:durableId="1900551395">
     <w:abstractNumId w:val="32"/>
   </w:num>
-  <w:num w:numId="13" w16cid:durableId="1272930539">
+  <w:num w:numId="13" w16cid:durableId="2038579923">
     <w:abstractNumId w:val="19"/>
   </w:num>
-  <w:num w:numId="14" w16cid:durableId="1708988320">
+  <w:num w:numId="14" w16cid:durableId="2076001652">
     <w:abstractNumId w:val="30"/>
   </w:num>
-  <w:num w:numId="15" w16cid:durableId="1155489741">
+  <w:num w:numId="15" w16cid:durableId="894896267">
     <w:abstractNumId w:val="29"/>
   </w:num>
-  <w:num w:numId="16" w16cid:durableId="1971544765">
+  <w:num w:numId="16" w16cid:durableId="1191799769">
     <w:abstractNumId w:val="13"/>
   </w:num>
-  <w:num w:numId="17" w16cid:durableId="2005157879">
+  <w:num w:numId="17" w16cid:durableId="638612097">
     <w:abstractNumId w:val="5"/>
   </w:num>
-  <w:num w:numId="18" w16cid:durableId="632948065">
+  <w:num w:numId="18" w16cid:durableId="1133250592">
     <w:abstractNumId w:val="11"/>
   </w:num>
-  <w:num w:numId="19" w16cid:durableId="535964728">
+  <w:num w:numId="19" w16cid:durableId="1057050237">
     <w:abstractNumId w:val="0"/>
   </w:num>
-  <w:num w:numId="20" w16cid:durableId="139930343">
+  <w:num w:numId="20" w16cid:durableId="660232174">
     <w:abstractNumId w:val="10"/>
   </w:num>
-  <w:num w:numId="21" w16cid:durableId="2051147400">
+  <w:num w:numId="21" w16cid:durableId="374812082">
     <w:abstractNumId w:val="8"/>
   </w:num>
-  <w:num w:numId="22" w16cid:durableId="1605383436">
+  <w:num w:numId="22" w16cid:durableId="1926187336">
     <w:abstractNumId w:val="14"/>
   </w:num>
-  <w:num w:numId="23" w16cid:durableId="1973359910">
+  <w:num w:numId="23" w16cid:durableId="870731419">
     <w:abstractNumId w:val="25"/>
   </w:num>
-  <w:num w:numId="24" w16cid:durableId="1912038170">
+  <w:num w:numId="24" w16cid:durableId="1231650302">
     <w:abstractNumId w:val="27"/>
   </w:num>
-  <w:num w:numId="25" w16cid:durableId="1284652687">
+  <w:num w:numId="25" w16cid:durableId="1388989405">
     <w:abstractNumId w:val="9"/>
   </w:num>
-  <w:num w:numId="26" w16cid:durableId="1702778545">
+  <w:num w:numId="26" w16cid:durableId="1860895948">
     <w:abstractNumId w:val="28"/>
   </w:num>
-  <w:num w:numId="27" w16cid:durableId="332877840">
+  <w:num w:numId="27" w16cid:durableId="199710687">
     <w:abstractNumId w:val="22"/>
   </w:num>
-  <w:num w:numId="28" w16cid:durableId="1614048767">
+  <w:num w:numId="28" w16cid:durableId="2018999197">
     <w:abstractNumId w:val="34"/>
   </w:num>
-  <w:num w:numId="29" w16cid:durableId="1867407329">
+  <w:num w:numId="29" w16cid:durableId="1859081859">
     <w:abstractNumId w:val="21"/>
   </w:num>
-  <w:num w:numId="30" w16cid:durableId="1944069562">
+  <w:num w:numId="30" w16cid:durableId="918444490">
     <w:abstractNumId w:val="17"/>
   </w:num>
-  <w:num w:numId="31" w16cid:durableId="207860">
+  <w:num w:numId="31" w16cid:durableId="223952204">
     <w:abstractNumId w:val="6"/>
   </w:num>
-  <w:num w:numId="32" w16cid:durableId="679936530">
+  <w:num w:numId="32" w16cid:durableId="340545592">
     <w:abstractNumId w:val="7"/>
   </w:num>
-  <w:num w:numId="33" w16cid:durableId="1406487448">
+  <w:num w:numId="33" w16cid:durableId="363214058">
     <w:abstractNumId w:val="12"/>
   </w:num>
-  <w:num w:numId="34" w16cid:durableId="1539313375">
+  <w:num w:numId="34" w16cid:durableId="240989691">
     <w:abstractNumId w:val="33"/>
   </w:num>
-  <w:num w:numId="35" w16cid:durableId="1251082425">
+  <w:num w:numId="35" w16cid:durableId="155531939">
     <w:abstractNumId w:val="20"/>
   </w:num>
-  <w:num w:numId="36" w16cid:durableId="1432362220">
+  <w:num w:numId="36" w16cid:durableId="758723033">
     <w:abstractNumId w:val="4"/>
   </w:num>
-  <w:num w:numId="37" w16cid:durableId="457991718">
+  <w:num w:numId="37" w16cid:durableId="238097395">
     <w:abstractNumId w:val="24"/>
   </w:num>
 </w:numbering>
 </file>
 
 <file path=word/styles.xml><?xml version="1.0" encoding="utf-8"?>
-<w:styles xmlns:mc="http://schemas.openxmlformats.org/markup-compatibility/2006" xmlns:r="http://schemas.openxmlformats.org/officeDocument/2006/relationships" xmlns:w="http://schemas.openxmlformats.org/wordprocessingml/2006/main" xmlns:w14="http://schemas.microsoft.com/office/word/2010/wordml" xmlns:w15="http://schemas.microsoft.com/office/word/2012/wordml" xmlns:w16cex="http://schemas.microsoft.com/office/word/2018/wordml/cex" xmlns:w16cid="http://schemas.microsoft.com/office/word/2016/wordml/cid" xmlns:w16="http://schemas.microsoft.com/office/word/2018/wordml" xmlns:w16sdtdh="http://schemas.microsoft.com/office/word/2020/wordml/sdtdatahash" xmlns:w16se="http://schemas.microsoft.com/office/word/2015/wordml/symex" mc:Ignorable="w14 w15 w16se w16cid w16 w16cex w16sdtdh">
+<w:styles xmlns:mc="http://schemas.openxmlformats.org/markup-compatibility/2006" xmlns:r="http://schemas.openxmlformats.org/officeDocument/2006/relationships" xmlns:w="http://schemas.openxmlformats.org/wordprocessingml/2006/main" xmlns:w14="http://schemas.microsoft.com/office/word/2010/wordml" xmlns:w15="http://schemas.microsoft.com/office/word/2012/wordml" xmlns:w16cex="http://schemas.microsoft.com/office/word/2018/wordml/cex" xmlns:w16cid="http://schemas.microsoft.com/office/word/2016/wordml/cid" xmlns:w16="http://schemas.microsoft.com/office/word/2018/wordml" xmlns:w16du="http://schemas.microsoft.com/office/word/2023/wordml/word16du" xmlns:w16sdtdh="http://schemas.microsoft.com/office/word/2020/wordml/sdtdatahash" xmlns:w16sdtfl="http://schemas.microsoft.com/office/word/2024/wordml/sdtformatlock" xmlns:w16se="http://schemas.microsoft.com/office/word/2015/wordml/symex" mc:Ignorable="w14 w15 w16se w16cid w16 w16cex w16sdtdh w16sdtfl w16du">
   <w:docDefaults>
     <w:rPrDefault>
       <w:rPr>
@@ -15031,6 +15545,16 @@
       </w:tcPr>
     </w:tblStylePr>
   </w:style>
+  <w:style w:type="character" w:styleId="PlaceholderText">
+    <w:name w:val="Placeholder Text"/>
+    <w:basedOn w:val="DefaultParagraphFont"/>
+    <w:uiPriority w:val="99"/>
+    <w:semiHidden/>
+    <w:rsid w:val="00853EFC"/>
+    <w:rPr>
+      <w:color w:val="808080"/>
+    </w:rPr>
+  </w:style>
 </w:styles>
 </file>
 
@@ -15330,10 +15854,6 @@
 </file>
 
 <file path=customXml/item1.xml><?xml version="1.0" encoding="utf-8"?>
-<b:Sources xmlns:b="http://schemas.openxmlformats.org/officeDocument/2006/bibliography" xmlns="http://schemas.openxmlformats.org/officeDocument/2006/bibliography" SelectedStyle="\APASixthEditionOfficeOnline.xsl" StyleName="APA" Version="6"/>
-</file>
-
-<file path=customXml/item2.xml><?xml version="1.0" encoding="utf-8"?>
 <?mso-contentType ?>
 <FormTemplates xmlns="http://schemas.microsoft.com/sharepoint/v3/contenttype/forms">
   <Display>DocumentLibraryForm</Display>
@@ -15342,62 +15862,24 @@
 </FormTemplates>
 </file>
 
-<file path=customXml/item3.xml><?xml version="1.0" encoding="utf-8"?>
-<?mso-contentType ?>
-<spe:Receivers xmlns:spe="http://schemas.microsoft.com/sharepoint/events">
-  <Receiver>
-    <Name>Document ID Generator</Name>
-    <Synchronization>Synchronous</Synchronization>
-    <Type>10001</Type>
-    <SequenceNumber>1000</SequenceNumber>
-    <Url/>
-    <Assembly>Microsoft.Office.DocumentManagement, Version=16.0.0.0, Culture=neutral, PublicKeyToken=71e9bce111e9429c</Assembly>
-    <Class>Microsoft.Office.DocumentManagement.Internal.DocIdHandler</Class>
-    <Data/>
-    <Filter/>
-  </Receiver>
-  <Receiver>
-    <Name>Document ID Generator</Name>
-    <Synchronization>Synchronous</Synchronization>
-    <Type>10002</Type>
-    <SequenceNumber>1001</SequenceNumber>
-    <Url/>
-    <Assembly>Microsoft.Office.DocumentManagement, Version=16.0.0.0, Culture=neutral, PublicKeyToken=71e9bce111e9429c</Assembly>
-    <Class>Microsoft.Office.DocumentManagement.Internal.DocIdHandler</Class>
-    <Data/>
-    <Filter/>
-  </Receiver>
-  <Receiver>
-    <Name>Document ID Generator</Name>
-    <Synchronization>Synchronous</Synchronization>
-    <Type>10004</Type>
-    <SequenceNumber>1002</SequenceNumber>
-    <Url/>
-    <Assembly>Microsoft.Office.DocumentManagement, Version=16.0.0.0, Culture=neutral, PublicKeyToken=71e9bce111e9429c</Assembly>
-    <Class>Microsoft.Office.DocumentManagement.Internal.DocIdHandler</Class>
-    <Data/>
-    <Filter/>
-  </Receiver>
-  <Receiver>
-    <Name>Document ID Generator</Name>
-    <Synchronization>Synchronous</Synchronization>
-    <Type>10006</Type>
-    <SequenceNumber>1003</SequenceNumber>
-    <Url/>
-    <Assembly>Microsoft.Office.DocumentManagement, Version=16.0.0.0, Culture=neutral, PublicKeyToken=71e9bce111e9429c</Assembly>
-    <Class>Microsoft.Office.DocumentManagement.Internal.DocIdHandler</Class>
-    <Data/>
-    <Filter/>
-  </Receiver>
-</spe:Receivers>
+<file path=customXml/item2.xml><?xml version="1.0" encoding="utf-8"?>
+<p:properties xmlns:p="http://schemas.microsoft.com/office/2006/metadata/properties" xmlns:xsi="http://www.w3.org/2001/XMLSchema-instance" xmlns:pc="http://schemas.microsoft.com/office/infopath/2007/PartnerControls">
+  <documentManagement>
+    <Complete_x003f_ xmlns="62716bce-2e5b-4137-9339-0c56d67fb532">false</Complete_x003f_>
+    <_dlc_DocId xmlns="066b1fa1-e673-41bd-87ba-8687893fe173">2VSTCW3YR7TP-1413294526-11047</_dlc_DocId>
+    <_dlc_DocIdUrl xmlns="066b1fa1-e673-41bd-87ba-8687893fe173">
+      <Url>https://armh.sharepoint.com/sites/TS-ArmEducationNew/ConTech/_layouts/15/DocIdRedir.aspx?ID=2VSTCW3YR7TP-1413294526-11047</Url>
+      <Description>2VSTCW3YR7TP-1413294526-11047</Description>
+    </_dlc_DocIdUrl>
+  </documentManagement>
+</p:properties>
 </file>
 
-<file path=customXml/item4.xml><?xml version="1.0" encoding="utf-8"?>
-<ct:contentTypeSchema xmlns:ct="http://schemas.microsoft.com/office/2006/metadata/contentType" xmlns:ma="http://schemas.microsoft.com/office/2006/metadata/properties/metaAttributes" ct:_="" ma:_="" ma:contentTypeName="Document" ma:contentTypeID="0x01010050DA06D914BDE34CBFBF32CE2E7912F8" ma:contentTypeVersion="19" ma:contentTypeDescription="Create a new document." ma:contentTypeScope="" ma:versionID="76675610a4b07ba32dc99688af23a91c">
-  <xsd:schema xmlns:xsd="http://www.w3.org/2001/XMLSchema" xmlns:xs="http://www.w3.org/2001/XMLSchema" xmlns:p="http://schemas.microsoft.com/office/2006/metadata/properties" xmlns:ns2="066b1fa1-e673-41bd-87ba-8687893fe173" xmlns:ns3="62716bce-2e5b-4137-9339-0c56d67fb532" xmlns:ns4="73088aa1-bb70-4e27-95fc-187c5437fa54" targetNamespace="http://schemas.microsoft.com/office/2006/metadata/properties" ma:root="true" ma:fieldsID="e4945c22c07b70bfc9f0e7af6a4e344b" ns2:_="" ns3:_="" ns4:_="">
+<file path=customXml/item3.xml><?xml version="1.0" encoding="utf-8"?>
+<ct:contentTypeSchema xmlns:ct="http://schemas.microsoft.com/office/2006/metadata/contentType" xmlns:ma="http://schemas.microsoft.com/office/2006/metadata/properties/metaAttributes" ct:_="" ma:_="" ma:contentTypeName="Document" ma:contentTypeID="0x01010050DA06D914BDE34CBFBF32CE2E7912F8" ma:contentTypeVersion="14" ma:contentTypeDescription="Create a new document." ma:contentTypeScope="" ma:versionID="b618f742d6e177fc5b6975c676c03623">
+  <xsd:schema xmlns:xsd="http://www.w3.org/2001/XMLSchema" xmlns:xs="http://www.w3.org/2001/XMLSchema" xmlns:p="http://schemas.microsoft.com/office/2006/metadata/properties" xmlns:ns2="066b1fa1-e673-41bd-87ba-8687893fe173" xmlns:ns3="62716bce-2e5b-4137-9339-0c56d67fb532" targetNamespace="http://schemas.microsoft.com/office/2006/metadata/properties" ma:root="true" ma:fieldsID="d5bce55925777f3b4884316d1d3fa24e" ns2:_="" ns3:_="">
     <xsd:import namespace="066b1fa1-e673-41bd-87ba-8687893fe173"/>
     <xsd:import namespace="62716bce-2e5b-4137-9339-0c56d67fb532"/>
-    <xsd:import namespace="73088aa1-bb70-4e27-95fc-187c5437fa54"/>
     <xsd:element name="properties">
       <xsd:complexType>
         <xsd:sequence>
@@ -15421,8 +15903,6 @@
                 <xsd:element ref="ns3:Complete_x003f_" minOccurs="0"/>
                 <xsd:element ref="ns3:MediaServiceLocation" minOccurs="0"/>
                 <xsd:element ref="ns3:MediaLengthInSeconds" minOccurs="0"/>
-                <xsd:element ref="ns4:TaxCatchAll" minOccurs="0"/>
-                <xsd:element ref="ns3:lcf76f155ced4ddcb4097134ff3c332f" minOccurs="0"/>
               </xsd:all>
             </xsd:complexType>
           </xsd:element>
@@ -15549,28 +16029,6 @@
         <xsd:restriction base="dms:Unknown"/>
       </xsd:simpleType>
     </xsd:element>
-    <xsd:element name="lcf76f155ced4ddcb4097134ff3c332f" ma:index="27" nillable="true" ma:taxonomy="true" ma:internalName="lcf76f155ced4ddcb4097134ff3c332f" ma:taxonomyFieldName="MediaServiceImageTags" ma:displayName="Image Tags" ma:readOnly="false" ma:fieldId="{5cf76f15-5ced-4ddc-b409-7134ff3c332f}" ma:taxonomyMulti="true" ma:sspId="f61796df-71c9-4044-bd3e-1edca60bec75" ma:termSetId="09814cd3-568e-fe90-9814-8d621ff8fb84" ma:anchorId="fba54fb3-c3e1-fe81-a776-ca4b69148c4d" ma:open="true" ma:isKeyword="false">
-      <xsd:complexType>
-        <xsd:sequence>
-          <xsd:element ref="pc:Terms" minOccurs="0" maxOccurs="1"/>
-        </xsd:sequence>
-      </xsd:complexType>
-    </xsd:element>
-  </xsd:schema>
-  <xsd:schema xmlns:xsd="http://www.w3.org/2001/XMLSchema" xmlns:xs="http://www.w3.org/2001/XMLSchema" xmlns:dms="http://schemas.microsoft.com/office/2006/documentManagement/types" xmlns:pc="http://schemas.microsoft.com/office/infopath/2007/PartnerControls" targetNamespace="73088aa1-bb70-4e27-95fc-187c5437fa54" elementFormDefault="qualified">
-    <xsd:import namespace="http://schemas.microsoft.com/office/2006/documentManagement/types"/>
-    <xsd:import namespace="http://schemas.microsoft.com/office/infopath/2007/PartnerControls"/>
-    <xsd:element name="TaxCatchAll" ma:index="25" nillable="true" ma:displayName="Taxonomy Catch All Column" ma:hidden="true" ma:list="{bdbb7f30-1cba-46b0-9c32-e3bc1cc23d13}" ma:internalName="TaxCatchAll" ma:showField="CatchAllData" ma:web="066b1fa1-e673-41bd-87ba-8687893fe173">
-      <xsd:complexType>
-        <xsd:complexContent>
-          <xsd:extension base="dms:MultiChoiceLookup">
-            <xsd:sequence>
-              <xsd:element name="Value" type="dms:Lookup" maxOccurs="unbounded" minOccurs="0" nillable="true"/>
-            </xsd:sequence>
-          </xsd:extension>
-        </xsd:complexContent>
-      </xsd:complexType>
-    </xsd:element>
   </xsd:schema>
   <xsd:schema xmlns="http://schemas.openxmlformats.org/package/2006/metadata/core-properties" xmlns:xsd="http://www.w3.org/2001/XMLSchema" xmlns:xsi="http://www.w3.org/2001/XMLSchema-instance" xmlns:dc="http://purl.org/dc/elements/1.1/" xmlns:dcterms="http://purl.org/dc/terms/" xmlns:odoc="http://schemas.microsoft.com/internal/obd" targetNamespace="http://schemas.openxmlformats.org/package/2006/metadata/core-properties" elementFormDefault="qualified" attributeFormDefault="unqualified" blockDefault="#all">
     <xsd:import namespace="http://purl.org/dc/elements/1.1/" schemaLocation="http://dublincore.org/schemas/xmls/qdc/2003/04/02/dc.xsd"/>
@@ -15671,49 +16129,81 @@
 </ct:contentTypeSchema>
 </file>
 
+<file path=customXml/item4.xml><?xml version="1.0" encoding="utf-8"?>
+<b:Sources xmlns:b="http://schemas.openxmlformats.org/officeDocument/2006/bibliography" xmlns="http://schemas.openxmlformats.org/officeDocument/2006/bibliography" SelectedStyle="\APASixthEditionOfficeOnline.xsl" StyleName="APA" Version="6"/>
+</file>
+
 <file path=customXml/item5.xml><?xml version="1.0" encoding="utf-8"?>
-<p:properties xmlns:p="http://schemas.microsoft.com/office/2006/metadata/properties" xmlns:xsi="http://www.w3.org/2001/XMLSchema-instance" xmlns:pc="http://schemas.microsoft.com/office/infopath/2007/PartnerControls">
-  <documentManagement>
-    <Complete_x003f_ xmlns="62716bce-2e5b-4137-9339-0c56d67fb532">false</Complete_x003f_>
-    <_dlc_DocId xmlns="066b1fa1-e673-41bd-87ba-8687893fe173">2VSTCW3YR7TP-1413294526-11003</_dlc_DocId>
-    <_dlc_DocIdUrl xmlns="066b1fa1-e673-41bd-87ba-8687893fe173">
-      <Url>https://armh.sharepoint.com/sites/TS-ArmEducationNew/ConTech/_layouts/15/DocIdRedir.aspx?ID=2VSTCW3YR7TP-1413294526-11003</Url>
-      <Description>2VSTCW3YR7TP-1413294526-11003</Description>
-    </_dlc_DocIdUrl>
-    <TaxCatchAll xmlns="73088aa1-bb70-4e27-95fc-187c5437fa54" xsi:nil="true"/>
-    <lcf76f155ced4ddcb4097134ff3c332f xmlns="62716bce-2e5b-4137-9339-0c56d67fb532">
-      <Terms xmlns="http://schemas.microsoft.com/office/infopath/2007/PartnerControls"/>
-    </lcf76f155ced4ddcb4097134ff3c332f>
-  </documentManagement>
-</p:properties>
+<?mso-contentType ?>
+<spe:Receivers xmlns:spe="http://schemas.microsoft.com/sharepoint/events">
+  <Receiver>
+    <Name>Document ID Generator</Name>
+    <Synchronization>Synchronous</Synchronization>
+    <Type>10001</Type>
+    <SequenceNumber>1000</SequenceNumber>
+    <Url/>
+    <Assembly>Microsoft.Office.DocumentManagement, Version=16.0.0.0, Culture=neutral, PublicKeyToken=71e9bce111e9429c</Assembly>
+    <Class>Microsoft.Office.DocumentManagement.Internal.DocIdHandler</Class>
+    <Data/>
+    <Filter/>
+  </Receiver>
+  <Receiver>
+    <Name>Document ID Generator</Name>
+    <Synchronization>Synchronous</Synchronization>
+    <Type>10002</Type>
+    <SequenceNumber>1001</SequenceNumber>
+    <Url/>
+    <Assembly>Microsoft.Office.DocumentManagement, Version=16.0.0.0, Culture=neutral, PublicKeyToken=71e9bce111e9429c</Assembly>
+    <Class>Microsoft.Office.DocumentManagement.Internal.DocIdHandler</Class>
+    <Data/>
+    <Filter/>
+  </Receiver>
+  <Receiver>
+    <Name>Document ID Generator</Name>
+    <Synchronization>Synchronous</Synchronization>
+    <Type>10004</Type>
+    <SequenceNumber>1002</SequenceNumber>
+    <Url/>
+    <Assembly>Microsoft.Office.DocumentManagement, Version=16.0.0.0, Culture=neutral, PublicKeyToken=71e9bce111e9429c</Assembly>
+    <Class>Microsoft.Office.DocumentManagement.Internal.DocIdHandler</Class>
+    <Data/>
+    <Filter/>
+  </Receiver>
+  <Receiver>
+    <Name>Document ID Generator</Name>
+    <Synchronization>Synchronous</Synchronization>
+    <Type>10006</Type>
+    <SequenceNumber>1003</SequenceNumber>
+    <Url/>
+    <Assembly>Microsoft.Office.DocumentManagement, Version=16.0.0.0, Culture=neutral, PublicKeyToken=71e9bce111e9429c</Assembly>
+    <Class>Microsoft.Office.DocumentManagement.Internal.DocIdHandler</Class>
+    <Data/>
+    <Filter/>
+  </Receiver>
+</spe:Receivers>
 </file>
 
 <file path=customXml/itemProps1.xml><?xml version="1.0" encoding="utf-8"?>
-<ds:datastoreItem xmlns:ds="http://schemas.openxmlformats.org/officeDocument/2006/customXml" ds:itemID="{C01FBB9F-6691-49F7-AE72-1DEE1705C629}">
-  <ds:schemaRefs>
-    <ds:schemaRef ds:uri="http://schemas.openxmlformats.org/officeDocument/2006/bibliography"/>
-  </ds:schemaRefs>
-</ds:datastoreItem>
-</file>
-
-<file path=customXml/itemProps2.xml><?xml version="1.0" encoding="utf-8"?>
-<ds:datastoreItem xmlns:ds="http://schemas.openxmlformats.org/officeDocument/2006/customXml" ds:itemID="{9D858061-F660-497C-8E69-35663455D2D0}">
+<ds:datastoreItem xmlns:ds="http://schemas.openxmlformats.org/officeDocument/2006/customXml" ds:itemID="{295ADED0-4D02-477B-8577-734F72B82FA2}">
   <ds:schemaRefs>
     <ds:schemaRef ds:uri="http://schemas.microsoft.com/sharepoint/v3/contenttype/forms"/>
   </ds:schemaRefs>
 </ds:datastoreItem>
 </file>
 
-<file path=customXml/itemProps3.xml><?xml version="1.0" encoding="utf-8"?>
-<ds:datastoreItem xmlns:ds="http://schemas.openxmlformats.org/officeDocument/2006/customXml" ds:itemID="{DBD766BC-F310-4434-A89D-1BB13861B877}">
+<file path=customXml/itemProps2.xml><?xml version="1.0" encoding="utf-8"?>
+<ds:datastoreItem xmlns:ds="http://schemas.openxmlformats.org/officeDocument/2006/customXml" ds:itemID="{B67AA877-6EAD-42F3-8B29-B24FDFD255E8}">
   <ds:schemaRefs>
-    <ds:schemaRef ds:uri="http://schemas.microsoft.com/sharepoint/events"/>
+    <ds:schemaRef ds:uri="http://schemas.microsoft.com/office/2006/metadata/properties"/>
+    <ds:schemaRef ds:uri="http://schemas.microsoft.com/office/infopath/2007/PartnerControls"/>
+    <ds:schemaRef ds:uri="62716bce-2e5b-4137-9339-0c56d67fb532"/>
+    <ds:schemaRef ds:uri="066b1fa1-e673-41bd-87ba-8687893fe173"/>
   </ds:schemaRefs>
 </ds:datastoreItem>
 </file>
 
-<file path=customXml/itemProps4.xml><?xml version="1.0" encoding="utf-8"?>
-<ds:datastoreItem xmlns:ds="http://schemas.openxmlformats.org/officeDocument/2006/customXml" ds:itemID="{D31344D1-82FB-4AF2-B2C8-6435A2C3E06A}">
+<file path=customXml/itemProps3.xml><?xml version="1.0" encoding="utf-8"?>
+<ds:datastoreItem xmlns:ds="http://schemas.openxmlformats.org/officeDocument/2006/customXml" ds:itemID="{C4ED4725-5F2A-4C2D-B16B-FBF66BC5F52F}">
   <ds:schemaRefs>
     <ds:schemaRef ds:uri="http://schemas.microsoft.com/office/2006/metadata/contentType"/>
     <ds:schemaRef ds:uri="http://schemas.microsoft.com/office/2006/metadata/properties/metaAttributes"/>
@@ -15721,7 +16211,6 @@
     <ds:schemaRef ds:uri="http://schemas.microsoft.com/office/2006/metadata/properties"/>
     <ds:schemaRef ds:uri="066b1fa1-e673-41bd-87ba-8687893fe173"/>
     <ds:schemaRef ds:uri="62716bce-2e5b-4137-9339-0c56d67fb532"/>
-    <ds:schemaRef ds:uri="73088aa1-bb70-4e27-95fc-187c5437fa54"/>
     <ds:schemaRef ds:uri="http://schemas.microsoft.com/office/2006/documentManagement/types"/>
     <ds:schemaRef ds:uri="http://schemas.microsoft.com/office/infopath/2007/PartnerControls"/>
     <ds:schemaRef ds:uri="http://schemas.openxmlformats.org/package/2006/metadata/core-properties"/>
@@ -15732,14 +16221,18 @@
 </ds:datastoreItem>
 </file>
 
+<file path=customXml/itemProps4.xml><?xml version="1.0" encoding="utf-8"?>
+<ds:datastoreItem xmlns:ds="http://schemas.openxmlformats.org/officeDocument/2006/customXml" ds:itemID="{FD2AF673-88BA-4FDE-85D8-0BFECBC32E17}">
+  <ds:schemaRefs>
+    <ds:schemaRef ds:uri="http://schemas.openxmlformats.org/officeDocument/2006/bibliography"/>
+  </ds:schemaRefs>
+</ds:datastoreItem>
+</file>
+
 <file path=customXml/itemProps5.xml><?xml version="1.0" encoding="utf-8"?>
-<ds:datastoreItem xmlns:ds="http://schemas.openxmlformats.org/officeDocument/2006/customXml" ds:itemID="{80A7F94D-59E5-48BB-80A3-41FCF430643E}">
+<ds:datastoreItem xmlns:ds="http://schemas.openxmlformats.org/officeDocument/2006/customXml" ds:itemID="{D98C37F1-5302-4A20-812A-D9C6C7567025}">
   <ds:schemaRefs>
-    <ds:schemaRef ds:uri="http://schemas.microsoft.com/office/2006/metadata/properties"/>
-    <ds:schemaRef ds:uri="http://schemas.microsoft.com/office/infopath/2007/PartnerControls"/>
-    <ds:schemaRef ds:uri="62716bce-2e5b-4137-9339-0c56d67fb532"/>
-    <ds:schemaRef ds:uri="066b1fa1-e673-41bd-87ba-8687893fe173"/>
-    <ds:schemaRef ds:uri="73088aa1-bb70-4e27-95fc-187c5437fa54"/>
+    <ds:schemaRef ds:uri="http://schemas.microsoft.com/sharepoint/events"/>
   </ds:schemaRefs>
 </ds:datastoreItem>
 </file>